--- a/TS Jatai Ghanam Project/TS 2.5/TS 2.5 Jatai Sanskrit Corrections.docx
+++ b/TS Jatai Ghanam Project/TS 2.5/TS 2.5 Jatai Sanskrit Corrections.docx
@@ -1,7 +1,799 @@
 
 <file path=word/document.xml><?xml version="1.0" encoding="utf-8"?>
-<w:document xmlns:wpc="http://schemas.microsoft.com/office/word/2010/wordprocessingCanvas" xmlns:cx="http://schemas.microsoft.com/office/drawing/2014/chartex" xmlns:cx1="http://schemas.microsoft.com/office/drawing/2015/9/8/chartex" xmlns:cx2="http://schemas.microsoft.com/office/drawing/2015/10/21/chartex" xmlns:cx3="http://schemas.microsoft.com/office/drawing/2016/5/9/chartex" xmlns:cx4="http://schemas.microsoft.com/office/drawing/2016/5/10/chartex" xmlns:cx5="http://schemas.microsoft.com/office/drawing/2016/5/11/chartex" xmlns:cx6="http://schemas.microsoft.com/office/drawing/2016/5/12/chartex" xmlns:cx7="http://schemas.microsoft.com/office/drawing/2016/5/13/chartex" xmlns:cx8="http://schemas.microsoft.com/office/drawing/2016/5/14/chartex" xmlns:mc="http://schemas.openxmlformats.org/markup-compatibility/2006" xmlns:aink="http://schemas.microsoft.com/office/drawing/2016/ink" xmlns:am3d="http://schemas.microsoft.com/office/drawing/2017/model3d" xmlns:o="urn:schemas-microsoft-com:office:office" xmlns:oel="http://schemas.microsoft.com/office/2019/extlst" xmlns:r="http://schemas.openxmlformats.org/officeDocument/2006/relationships" xmlns:m="http://schemas.openxmlformats.org/officeDocument/2006/math" xmlns:v="urn:schemas-microsoft-com:vml" xmlns:wp14="http://schemas.microsoft.com/office/word/2010/wordprocessingDrawing" xmlns:wp="http://schemas.openxmlformats.org/drawingml/2006/wordprocessingDrawing" xmlns:w10="urn:schemas-microsoft-com:office:word" xmlns:w="http://schemas.openxmlformats.org/wordprocessingml/2006/main" xmlns:w14="http://schemas.microsoft.com/office/word/2010/wordml" xmlns:w15="http://schemas.microsoft.com/office/word/2012/wordml" xmlns:w16cex="http://schemas.microsoft.com/office/word/2018/wordml/cex" xmlns:w16cid="http://schemas.microsoft.com/office/word/2016/wordml/cid" xmlns:w16="http://schemas.microsoft.com/office/word/2018/wordml" xmlns:w16sdtdh="http://schemas.microsoft.com/office/word/2020/wordml/sdtdatahash" xmlns:w16se="http://schemas.microsoft.com/office/word/2015/wordml/symex" xmlns:wpg="http://schemas.microsoft.com/office/word/2010/wordprocessingGroup" xmlns:wpi="http://schemas.microsoft.com/office/word/2010/wordprocessingInk" xmlns:wne="http://schemas.microsoft.com/office/word/2006/wordml" xmlns:wps="http://schemas.microsoft.com/office/word/2010/wordprocessingShape" mc:Ignorable="w14 w15 w16se w16cid w16 w16cex w16sdtdh wp14">
+<w:document xmlns:wpc="http://schemas.microsoft.com/office/word/2010/wordprocessingCanvas" xmlns:cx="http://schemas.microsoft.com/office/drawing/2014/chartex" xmlns:cx1="http://schemas.microsoft.com/office/drawing/2015/9/8/chartex" xmlns:cx2="http://schemas.microsoft.com/office/drawing/2015/10/21/chartex" xmlns:cx3="http://schemas.microsoft.com/office/drawing/2016/5/9/chartex" xmlns:cx4="http://schemas.microsoft.com/office/drawing/2016/5/10/chartex" xmlns:cx5="http://schemas.microsoft.com/office/drawing/2016/5/11/chartex" xmlns:cx6="http://schemas.microsoft.com/office/drawing/2016/5/12/chartex" xmlns:cx7="http://schemas.microsoft.com/office/drawing/2016/5/13/chartex" xmlns:cx8="http://schemas.microsoft.com/office/drawing/2016/5/14/chartex" xmlns:mc="http://schemas.openxmlformats.org/markup-compatibility/2006" xmlns:aink="http://schemas.microsoft.com/office/drawing/2016/ink" xmlns:am3d="http://schemas.microsoft.com/office/drawing/2017/model3d" xmlns:o="urn:schemas-microsoft-com:office:office" xmlns:oel="http://schemas.microsoft.com/office/2019/extlst" xmlns:r="http://schemas.openxmlformats.org/officeDocument/2006/relationships" xmlns:m="http://schemas.openxmlformats.org/officeDocument/2006/math" xmlns:v="urn:schemas-microsoft-com:vml" xmlns:wp14="http://schemas.microsoft.com/office/word/2010/wordprocessingDrawing" xmlns:wp="http://schemas.openxmlformats.org/drawingml/2006/wordprocessingDrawing" xmlns:w10="urn:schemas-microsoft-com:office:word" xmlns:w="http://schemas.openxmlformats.org/wordprocessingml/2006/main" xmlns:w14="http://schemas.microsoft.com/office/word/2010/wordml" xmlns:w15="http://schemas.microsoft.com/office/word/2012/wordml" xmlns:w16cex="http://schemas.microsoft.com/office/word/2018/wordml/cex" xmlns:w16cid="http://schemas.microsoft.com/office/word/2016/wordml/cid" xmlns:w16="http://schemas.microsoft.com/office/word/2018/wordml" xmlns:w16du="http://schemas.microsoft.com/office/word/2023/wordml/word16du" xmlns:w16sdtdh="http://schemas.microsoft.com/office/word/2020/wordml/sdtdatahash" xmlns:w16sdtfl="http://schemas.microsoft.com/office/word/2024/wordml/sdtformatlock" xmlns:w16se="http://schemas.microsoft.com/office/word/2015/wordml/symex" xmlns:wpg="http://schemas.microsoft.com/office/word/2010/wordprocessingGroup" xmlns:wpi="http://schemas.microsoft.com/office/word/2010/wordprocessingInk" xmlns:wne="http://schemas.microsoft.com/office/word/2006/wordml" xmlns:wps="http://schemas.microsoft.com/office/word/2010/wordprocessingShape" mc:Ignorable="w14 w15 w16se w16cid w16 w16cex w16sdtdh w16sdtfl w16du wp14">
   <w:body>
+    <w:p>
+      <w:pPr>
+        <w:spacing w:before="0" w:line="240" w:lineRule="auto"/>
+        <w:jc w:val="center"/>
+        <w:rPr>
+          <w:b/>
+          <w:bCs/>
+          <w:sz w:val="32"/>
+          <w:szCs w:val="32"/>
+          <w:u w:val="single"/>
+        </w:rPr>
+      </w:pPr>
+      <w:r>
+        <w:rPr>
+          <w:b/>
+          <w:bCs/>
+          <w:sz w:val="32"/>
+          <w:szCs w:val="32"/>
+          <w:u w:val="single"/>
+        </w:rPr>
+        <w:t>TS Jatai – TS 2.</w:t>
+      </w:r>
+      <w:r>
+        <w:rPr>
+          <w:b/>
+          <w:bCs/>
+          <w:sz w:val="32"/>
+          <w:szCs w:val="32"/>
+          <w:u w:val="single"/>
+        </w:rPr>
+        <w:t>5</w:t>
+      </w:r>
+      <w:r>
+        <w:rPr>
+          <w:b/>
+          <w:bCs/>
+          <w:sz w:val="32"/>
+          <w:szCs w:val="32"/>
+          <w:u w:val="single"/>
+        </w:rPr>
+        <w:t xml:space="preserve"> </w:t>
+      </w:r>
+      <w:r>
+        <w:rPr>
+          <w:b/>
+          <w:bCs/>
+          <w:sz w:val="32"/>
+          <w:szCs w:val="32"/>
+          <w:u w:val="single"/>
+        </w:rPr>
+        <w:t>Sanskrit</w:t>
+      </w:r>
+      <w:r>
+        <w:rPr>
+          <w:b/>
+          <w:bCs/>
+          <w:sz w:val="32"/>
+          <w:szCs w:val="32"/>
+          <w:u w:val="single"/>
+        </w:rPr>
+        <w:t xml:space="preserve"> Corrections – Observed till </w:t>
+      </w:r>
+      <w:r>
+        <w:rPr>
+          <w:b/>
+          <w:bCs/>
+          <w:sz w:val="32"/>
+          <w:szCs w:val="32"/>
+          <w:highlight w:val="red"/>
+          <w:u w:val="single"/>
+        </w:rPr>
+        <w:t>??????</w:t>
+      </w:r>
+    </w:p>
+    <w:p>
+      <w:pPr>
+        <w:spacing w:before="0" w:line="240" w:lineRule="auto"/>
+        <w:jc w:val="center"/>
+        <w:rPr>
+          <w:b/>
+          <w:bCs/>
+          <w:sz w:val="28"/>
+          <w:szCs w:val="32"/>
+        </w:rPr>
+      </w:pPr>
+      <w:r>
+        <w:rPr>
+          <w:b/>
+          <w:bCs/>
+          <w:sz w:val="28"/>
+          <w:szCs w:val="32"/>
+        </w:rPr>
+        <w:t>(ignore those which are already incorporated in your book’s version and date)</w:t>
+      </w:r>
+    </w:p>
+    <w:tbl>
+      <w:tblPr>
+        <w:tblW w:w="14885" w:type="dxa"/>
+        <w:tblInd w:w="-856" w:type="dxa"/>
+        <w:tblBorders>
+          <w:top w:val="single" w:sz="4" w:space="0" w:color="000000"/>
+          <w:left w:val="single" w:sz="4" w:space="0" w:color="000000"/>
+          <w:bottom w:val="single" w:sz="4" w:space="0" w:color="000000"/>
+          <w:right w:val="single" w:sz="4" w:space="0" w:color="000000"/>
+          <w:insideH w:val="single" w:sz="4" w:space="0" w:color="000000"/>
+          <w:insideV w:val="single" w:sz="4" w:space="0" w:color="000000"/>
+        </w:tblBorders>
+        <w:tblLook w:val="04A0" w:firstRow="1" w:lastRow="0" w:firstColumn="1" w:lastColumn="0" w:noHBand="0" w:noVBand="1"/>
+      </w:tblPr>
+      <w:tblGrid>
+        <w:gridCol w:w="7514"/>
+        <w:gridCol w:w="7371"/>
+      </w:tblGrid>
+      <w:tr>
+        <w:tc>
+          <w:tcPr>
+            <w:tcW w:w="7514" w:type="dxa"/>
+          </w:tcPr>
+          <w:p>
+            <w:pPr>
+              <w:spacing w:before="0" w:line="240" w:lineRule="auto"/>
+              <w:jc w:val="center"/>
+              <w:rPr>
+                <w:b/>
+                <w:sz w:val="32"/>
+                <w:szCs w:val="32"/>
+              </w:rPr>
+            </w:pPr>
+            <w:r>
+              <w:rPr>
+                <w:b/>
+                <w:sz w:val="32"/>
+                <w:szCs w:val="32"/>
+              </w:rPr>
+              <w:t>As Printed</w:t>
+            </w:r>
+          </w:p>
+        </w:tc>
+        <w:tc>
+          <w:tcPr>
+            <w:tcW w:w="7371" w:type="dxa"/>
+          </w:tcPr>
+          <w:p>
+            <w:pPr>
+              <w:spacing w:before="0" w:line="240" w:lineRule="auto"/>
+              <w:ind w:right="-18"/>
+              <w:jc w:val="center"/>
+              <w:rPr>
+                <w:b/>
+                <w:sz w:val="32"/>
+                <w:szCs w:val="32"/>
+              </w:rPr>
+            </w:pPr>
+            <w:r>
+              <w:rPr>
+                <w:b/>
+                <w:sz w:val="32"/>
+                <w:szCs w:val="32"/>
+              </w:rPr>
+              <w:t>To be read as or corrected as</w:t>
+            </w:r>
+            <w:r>
+              <w:rPr>
+                <w:b/>
+                <w:sz w:val="32"/>
+                <w:szCs w:val="32"/>
+              </w:rPr>
+              <w:t xml:space="preserve"> </w:t>
+            </w:r>
+          </w:p>
+        </w:tc>
+      </w:tr>
+      <w:tr>
+        <w:trPr>
+          <w:trHeight w:val="1338"/>
+        </w:trPr>
+        <w:tc>
+          <w:tcPr>
+            <w:tcW w:w="7514" w:type="dxa"/>
+          </w:tcPr>
+          <w:p>
+            <w:pPr>
+              <w:widowControl w:val="0"/>
+              <w:autoSpaceDE w:val="0"/>
+              <w:autoSpaceDN w:val="0"/>
+              <w:adjustRightInd w:val="0"/>
+              <w:spacing w:before="0" w:line="240" w:lineRule="auto"/>
+              <w:rPr>
+                <w:rFonts w:ascii="BRH Devanagari Extra" w:hAnsi="BRH Devanagari Extra" w:cs="BRH Devanagari Extra"/>
+                <w:color w:val="000000"/>
+                <w:sz w:val="32"/>
+                <w:szCs w:val="40"/>
+              </w:rPr>
+            </w:pPr>
+            <w:r>
+              <w:rPr>
+                <w:rFonts w:cs="BRH Devanagari Extra"/>
+                <w:color w:val="000000"/>
+                <w:szCs w:val="40"/>
+              </w:rPr>
+              <w:t>32</w:t>
+            </w:r>
+            <w:r>
+              <w:rPr>
+                <w:rFonts w:ascii="BRH Devanagari Extra" w:hAnsi="BRH Devanagari Extra" w:cs="BRH Devanagari Extra"/>
+                <w:color w:val="000000"/>
+                <w:sz w:val="32"/>
+                <w:szCs w:val="40"/>
+              </w:rPr>
+              <w:t>)</w:t>
+            </w:r>
+            <w:r>
+              <w:rPr>
+                <w:rFonts w:ascii="BRH Devanagari Extra" w:hAnsi="BRH Devanagari Extra" w:cs="BRH Devanagari Extra"/>
+                <w:color w:val="000000"/>
+                <w:sz w:val="32"/>
+                <w:szCs w:val="40"/>
+              </w:rPr>
+              <w:tab/>
+            </w:r>
+            <w:r>
+              <w:rPr>
+                <w:rFonts w:cs="BRH Devanagari Extra"/>
+                <w:color w:val="000000"/>
+                <w:szCs w:val="40"/>
+              </w:rPr>
+              <w:t>2</w:t>
+            </w:r>
+            <w:r>
+              <w:rPr>
+                <w:rFonts w:ascii="BRH Devanagari Extra" w:hAnsi="BRH Devanagari Extra" w:cs="BRH Devanagari Extra"/>
+                <w:color w:val="000000"/>
+                <w:sz w:val="32"/>
+                <w:szCs w:val="40"/>
+              </w:rPr>
+              <w:t>.</w:t>
+            </w:r>
+            <w:r>
+              <w:rPr>
+                <w:rFonts w:cs="BRH Devanagari Extra"/>
+                <w:color w:val="000000"/>
+                <w:szCs w:val="40"/>
+              </w:rPr>
+              <w:t>5</w:t>
+            </w:r>
+            <w:r>
+              <w:rPr>
+                <w:rFonts w:ascii="BRH Devanagari Extra" w:hAnsi="BRH Devanagari Extra" w:cs="BRH Devanagari Extra"/>
+                <w:color w:val="000000"/>
+                <w:sz w:val="32"/>
+                <w:szCs w:val="40"/>
+              </w:rPr>
+              <w:t>.</w:t>
+            </w:r>
+            <w:r>
+              <w:rPr>
+                <w:rFonts w:cs="BRH Devanagari Extra"/>
+                <w:color w:val="000000"/>
+                <w:szCs w:val="40"/>
+              </w:rPr>
+              <w:t>8</w:t>
+            </w:r>
+            <w:r>
+              <w:rPr>
+                <w:rFonts w:ascii="BRH Devanagari Extra" w:hAnsi="BRH Devanagari Extra" w:cs="BRH Devanagari Extra"/>
+                <w:color w:val="000000"/>
+                <w:sz w:val="32"/>
+                <w:szCs w:val="40"/>
+              </w:rPr>
+              <w:t>.</w:t>
+            </w:r>
+            <w:r>
+              <w:rPr>
+                <w:rFonts w:cs="BRH Devanagari Extra"/>
+                <w:color w:val="000000"/>
+                <w:szCs w:val="40"/>
+              </w:rPr>
+              <w:t>7</w:t>
+            </w:r>
+            <w:r>
+              <w:rPr>
+                <w:rFonts w:ascii="BRH Devanagari Extra" w:hAnsi="BRH Devanagari Extra" w:cs="BRH Devanagari Extra"/>
+                <w:color w:val="000000"/>
+                <w:sz w:val="32"/>
+                <w:szCs w:val="40"/>
+              </w:rPr>
+              <w:t>(</w:t>
+            </w:r>
+            <w:r>
+              <w:rPr>
+                <w:rFonts w:cs="BRH Devanagari Extra"/>
+                <w:color w:val="000000"/>
+                <w:szCs w:val="40"/>
+              </w:rPr>
+              <w:t>29</w:t>
+            </w:r>
+            <w:r>
+              <w:rPr>
+                <w:rFonts w:ascii="BRH Devanagari Extra" w:hAnsi="BRH Devanagari Extra" w:cs="BRH Devanagari Extra"/>
+                <w:color w:val="000000"/>
+                <w:sz w:val="32"/>
+                <w:szCs w:val="40"/>
+              </w:rPr>
+              <w:t>)-  ÌmÉ</w:t>
+            </w:r>
+            <w:r>
+              <w:rPr>
+                <w:rFonts w:ascii="BRH Malayalam Extra" w:hAnsi="BRH Malayalam Extra" w:cs="BRH Devanagari Extra"/>
+                <w:color w:val="000000"/>
+                <w:szCs w:val="40"/>
+              </w:rPr>
+              <w:t>–</w:t>
+            </w:r>
+            <w:r>
+              <w:rPr>
+                <w:rFonts w:ascii="BRH Devanagari Extra" w:hAnsi="BRH Devanagari Extra" w:cs="BRH Devanagari Extra"/>
+                <w:color w:val="000000"/>
+                <w:sz w:val="32"/>
+                <w:szCs w:val="40"/>
+              </w:rPr>
+              <w:t>mÉ</w:t>
+            </w:r>
+            <w:r>
+              <w:rPr>
+                <w:rFonts w:ascii="BRH Malayalam Extra" w:hAnsi="BRH Malayalam Extra" w:cs="BRH Devanagari Extra"/>
+                <w:color w:val="000000"/>
+                <w:szCs w:val="40"/>
+              </w:rPr>
+              <w:t>–</w:t>
+            </w:r>
+            <w:r>
+              <w:rPr>
+                <w:rFonts w:ascii="BRH Devanagari Extra" w:hAnsi="BRH Devanagari Extra" w:cs="BRH Devanagari Extra"/>
+                <w:color w:val="000000"/>
+                <w:sz w:val="32"/>
+                <w:szCs w:val="40"/>
+              </w:rPr>
+              <w:t>iÉå</w:t>
+            </w:r>
+            <w:r>
+              <w:rPr>
+                <w:rFonts w:ascii="BRH Malayalam Extra" w:hAnsi="BRH Malayalam Extra" w:cs="BRH Devanagari Extra"/>
+                <w:color w:val="000000"/>
+                <w:szCs w:val="40"/>
+              </w:rPr>
+              <w:t>–</w:t>
+            </w:r>
+            <w:r>
+              <w:rPr>
+                <w:rFonts w:ascii="BRH Devanagari Extra" w:hAnsi="BRH Devanagari Extra" w:cs="BRH Devanagari Extra"/>
+                <w:color w:val="000000"/>
+                <w:sz w:val="32"/>
+                <w:szCs w:val="40"/>
+              </w:rPr>
+              <w:t xml:space="preserve"> || </w:t>
+            </w:r>
+          </w:p>
+          <w:p>
+            <w:pPr>
+              <w:widowControl w:val="0"/>
+              <w:autoSpaceDE w:val="0"/>
+              <w:autoSpaceDN w:val="0"/>
+              <w:adjustRightInd w:val="0"/>
+              <w:spacing w:before="0" w:line="240" w:lineRule="auto"/>
+              <w:rPr>
+                <w:rFonts w:cs="BRH Malayalam Extra"/>
+                <w:color w:val="000000"/>
+                <w:szCs w:val="40"/>
+              </w:rPr>
+            </w:pPr>
+            <w:r>
+              <w:rPr>
+                <w:rFonts w:ascii="BRH Devanagari Extra" w:hAnsi="BRH Devanagari Extra" w:cs="BRH Devanagari Extra"/>
+                <w:color w:val="000000"/>
+                <w:sz w:val="32"/>
+                <w:szCs w:val="40"/>
+              </w:rPr>
+              <w:t>ÌmÉ</w:t>
+            </w:r>
+            <w:r>
+              <w:rPr>
+                <w:rFonts w:ascii="BRH Malayalam Extra" w:hAnsi="BRH Malayalam Extra" w:cs="BRH Devanagari Extra"/>
+                <w:color w:val="000000"/>
+                <w:szCs w:val="40"/>
+              </w:rPr>
+              <w:t>–</w:t>
+            </w:r>
+            <w:r>
+              <w:rPr>
+                <w:rFonts w:ascii="BRH Devanagari Extra" w:hAnsi="BRH Devanagari Extra" w:cs="BRH Devanagari Extra"/>
+                <w:color w:val="000000"/>
+                <w:sz w:val="32"/>
+                <w:szCs w:val="40"/>
+              </w:rPr>
+              <w:t>mÉ</w:t>
+            </w:r>
+            <w:r>
+              <w:rPr>
+                <w:rFonts w:ascii="BRH Malayalam Extra" w:hAnsi="BRH Malayalam Extra" w:cs="BRH Devanagari Extra"/>
+                <w:color w:val="000000"/>
+                <w:szCs w:val="40"/>
+              </w:rPr>
+              <w:t>–</w:t>
+            </w:r>
+            <w:r>
+              <w:rPr>
+                <w:rFonts w:ascii="BRH Devanagari Extra" w:hAnsi="BRH Devanagari Extra" w:cs="BRH Devanagari Extra"/>
+                <w:color w:val="000000"/>
+                <w:sz w:val="32"/>
+                <w:szCs w:val="40"/>
+                <w:highlight w:val="yellow"/>
+              </w:rPr>
+              <w:t>iÉ</w:t>
+            </w:r>
+            <w:r>
+              <w:rPr>
+                <w:rFonts w:ascii="BRH Devanagari Extra" w:hAnsi="BRH Devanagari Extra" w:cs="BRH Devanagari Extra"/>
+                <w:color w:val="000000"/>
+                <w:sz w:val="32"/>
+                <w:szCs w:val="40"/>
+              </w:rPr>
+              <w:t xml:space="preserve"> CÌiÉþ ÌmÉmÉiÉå | </w:t>
+            </w:r>
+          </w:p>
+        </w:tc>
+        <w:tc>
+          <w:tcPr>
+            <w:tcW w:w="7371" w:type="dxa"/>
+          </w:tcPr>
+          <w:p>
+            <w:pPr>
+              <w:widowControl w:val="0"/>
+              <w:autoSpaceDE w:val="0"/>
+              <w:autoSpaceDN w:val="0"/>
+              <w:adjustRightInd w:val="0"/>
+              <w:spacing w:before="0" w:line="240" w:lineRule="auto"/>
+              <w:rPr>
+                <w:rFonts w:ascii="BRH Devanagari Extra" w:hAnsi="BRH Devanagari Extra" w:cs="BRH Devanagari Extra"/>
+                <w:color w:val="000000"/>
+                <w:sz w:val="32"/>
+                <w:szCs w:val="40"/>
+              </w:rPr>
+            </w:pPr>
+            <w:r>
+              <w:rPr>
+                <w:rFonts w:cs="BRH Devanagari Extra"/>
+                <w:color w:val="000000"/>
+                <w:szCs w:val="40"/>
+              </w:rPr>
+              <w:t>32</w:t>
+            </w:r>
+            <w:r>
+              <w:rPr>
+                <w:rFonts w:ascii="BRH Devanagari Extra" w:hAnsi="BRH Devanagari Extra" w:cs="BRH Devanagari Extra"/>
+                <w:color w:val="000000"/>
+                <w:sz w:val="32"/>
+                <w:szCs w:val="40"/>
+              </w:rPr>
+              <w:t>)</w:t>
+            </w:r>
+            <w:r>
+              <w:rPr>
+                <w:rFonts w:ascii="BRH Devanagari Extra" w:hAnsi="BRH Devanagari Extra" w:cs="BRH Devanagari Extra"/>
+                <w:color w:val="000000"/>
+                <w:sz w:val="32"/>
+                <w:szCs w:val="40"/>
+              </w:rPr>
+              <w:tab/>
+            </w:r>
+            <w:r>
+              <w:rPr>
+                <w:rFonts w:cs="BRH Devanagari Extra"/>
+                <w:color w:val="000000"/>
+                <w:szCs w:val="40"/>
+              </w:rPr>
+              <w:t>2</w:t>
+            </w:r>
+            <w:r>
+              <w:rPr>
+                <w:rFonts w:ascii="BRH Devanagari Extra" w:hAnsi="BRH Devanagari Extra" w:cs="BRH Devanagari Extra"/>
+                <w:color w:val="000000"/>
+                <w:sz w:val="32"/>
+                <w:szCs w:val="40"/>
+              </w:rPr>
+              <w:t>.</w:t>
+            </w:r>
+            <w:r>
+              <w:rPr>
+                <w:rFonts w:cs="BRH Devanagari Extra"/>
+                <w:color w:val="000000"/>
+                <w:szCs w:val="40"/>
+              </w:rPr>
+              <w:t>5</w:t>
+            </w:r>
+            <w:r>
+              <w:rPr>
+                <w:rFonts w:ascii="BRH Devanagari Extra" w:hAnsi="BRH Devanagari Extra" w:cs="BRH Devanagari Extra"/>
+                <w:color w:val="000000"/>
+                <w:sz w:val="32"/>
+                <w:szCs w:val="40"/>
+              </w:rPr>
+              <w:t>.</w:t>
+            </w:r>
+            <w:r>
+              <w:rPr>
+                <w:rFonts w:cs="BRH Devanagari Extra"/>
+                <w:color w:val="000000"/>
+                <w:szCs w:val="40"/>
+              </w:rPr>
+              <w:t>8</w:t>
+            </w:r>
+            <w:r>
+              <w:rPr>
+                <w:rFonts w:ascii="BRH Devanagari Extra" w:hAnsi="BRH Devanagari Extra" w:cs="BRH Devanagari Extra"/>
+                <w:color w:val="000000"/>
+                <w:sz w:val="32"/>
+                <w:szCs w:val="40"/>
+              </w:rPr>
+              <w:t>.</w:t>
+            </w:r>
+            <w:r>
+              <w:rPr>
+                <w:rFonts w:cs="BRH Devanagari Extra"/>
+                <w:color w:val="000000"/>
+                <w:szCs w:val="40"/>
+              </w:rPr>
+              <w:t>7</w:t>
+            </w:r>
+            <w:r>
+              <w:rPr>
+                <w:rFonts w:ascii="BRH Devanagari Extra" w:hAnsi="BRH Devanagari Extra" w:cs="BRH Devanagari Extra"/>
+                <w:color w:val="000000"/>
+                <w:sz w:val="32"/>
+                <w:szCs w:val="40"/>
+              </w:rPr>
+              <w:t>(</w:t>
+            </w:r>
+            <w:r>
+              <w:rPr>
+                <w:rFonts w:cs="BRH Devanagari Extra"/>
+                <w:color w:val="000000"/>
+                <w:szCs w:val="40"/>
+              </w:rPr>
+              <w:t>29</w:t>
+            </w:r>
+            <w:r>
+              <w:rPr>
+                <w:rFonts w:ascii="BRH Devanagari Extra" w:hAnsi="BRH Devanagari Extra" w:cs="BRH Devanagari Extra"/>
+                <w:color w:val="000000"/>
+                <w:sz w:val="32"/>
+                <w:szCs w:val="40"/>
+              </w:rPr>
+              <w:t>)-  ÌmÉ</w:t>
+            </w:r>
+            <w:r>
+              <w:rPr>
+                <w:rFonts w:ascii="BRH Malayalam Extra" w:hAnsi="BRH Malayalam Extra" w:cs="BRH Devanagari Extra"/>
+                <w:color w:val="000000"/>
+                <w:szCs w:val="40"/>
+              </w:rPr>
+              <w:t>–</w:t>
+            </w:r>
+            <w:r>
+              <w:rPr>
+                <w:rFonts w:ascii="BRH Devanagari Extra" w:hAnsi="BRH Devanagari Extra" w:cs="BRH Devanagari Extra"/>
+                <w:color w:val="000000"/>
+                <w:sz w:val="32"/>
+                <w:szCs w:val="40"/>
+              </w:rPr>
+              <w:t>mÉ</w:t>
+            </w:r>
+            <w:r>
+              <w:rPr>
+                <w:rFonts w:ascii="BRH Malayalam Extra" w:hAnsi="BRH Malayalam Extra" w:cs="BRH Devanagari Extra"/>
+                <w:color w:val="000000"/>
+                <w:szCs w:val="40"/>
+              </w:rPr>
+              <w:t>–</w:t>
+            </w:r>
+            <w:r>
+              <w:rPr>
+                <w:rFonts w:ascii="BRH Devanagari Extra" w:hAnsi="BRH Devanagari Extra" w:cs="BRH Devanagari Extra"/>
+                <w:color w:val="000000"/>
+                <w:sz w:val="32"/>
+                <w:szCs w:val="40"/>
+              </w:rPr>
+              <w:t>iÉå</w:t>
+            </w:r>
+            <w:r>
+              <w:rPr>
+                <w:rFonts w:ascii="BRH Malayalam Extra" w:hAnsi="BRH Malayalam Extra" w:cs="BRH Devanagari Extra"/>
+                <w:color w:val="000000"/>
+                <w:szCs w:val="40"/>
+              </w:rPr>
+              <w:t>–</w:t>
+            </w:r>
+            <w:r>
+              <w:rPr>
+                <w:rFonts w:ascii="BRH Devanagari Extra" w:hAnsi="BRH Devanagari Extra" w:cs="BRH Devanagari Extra"/>
+                <w:color w:val="000000"/>
+                <w:sz w:val="32"/>
+                <w:szCs w:val="40"/>
+              </w:rPr>
+              <w:t xml:space="preserve"> || </w:t>
+            </w:r>
+          </w:p>
+          <w:p>
+            <w:pPr>
+              <w:widowControl w:val="0"/>
+              <w:autoSpaceDE w:val="0"/>
+              <w:autoSpaceDN w:val="0"/>
+              <w:adjustRightInd w:val="0"/>
+              <w:spacing w:before="0" w:line="240" w:lineRule="auto"/>
+              <w:rPr>
+                <w:rFonts w:cs="BRH Malayalam Extra"/>
+                <w:color w:val="000000"/>
+                <w:szCs w:val="40"/>
+              </w:rPr>
+            </w:pPr>
+            <w:r>
+              <w:rPr>
+                <w:rFonts w:ascii="BRH Devanagari Extra" w:hAnsi="BRH Devanagari Extra" w:cs="BRH Devanagari Extra"/>
+                <w:color w:val="000000"/>
+                <w:sz w:val="32"/>
+                <w:szCs w:val="40"/>
+              </w:rPr>
+              <w:t>ÌmÉ</w:t>
+            </w:r>
+            <w:r>
+              <w:rPr>
+                <w:rFonts w:ascii="BRH Malayalam Extra" w:hAnsi="BRH Malayalam Extra" w:cs="BRH Devanagari Extra"/>
+                <w:color w:val="000000"/>
+                <w:szCs w:val="40"/>
+              </w:rPr>
+              <w:t>–</w:t>
+            </w:r>
+            <w:r>
+              <w:rPr>
+                <w:rFonts w:ascii="BRH Devanagari Extra" w:hAnsi="BRH Devanagari Extra" w:cs="BRH Devanagari Extra"/>
+                <w:color w:val="000000"/>
+                <w:sz w:val="32"/>
+                <w:szCs w:val="40"/>
+              </w:rPr>
+              <w:t>mÉ</w:t>
+            </w:r>
+            <w:r>
+              <w:rPr>
+                <w:rFonts w:ascii="BRH Malayalam Extra" w:hAnsi="BRH Malayalam Extra" w:cs="BRH Devanagari Extra"/>
+                <w:color w:val="000000"/>
+                <w:szCs w:val="40"/>
+              </w:rPr>
+              <w:t>–</w:t>
+            </w:r>
+            <w:r>
+              <w:rPr>
+                <w:rFonts w:ascii="BRH Devanagari Extra" w:hAnsi="BRH Devanagari Extra" w:cs="BRH Devanagari Extra"/>
+                <w:color w:val="000000"/>
+                <w:sz w:val="32"/>
+                <w:szCs w:val="40"/>
+                <w:highlight w:val="green"/>
+              </w:rPr>
+              <w:t>iÉ</w:t>
+            </w:r>
+            <w:r>
+              <w:rPr>
+                <w:rFonts w:ascii="BRH Malayalam Extra" w:hAnsi="BRH Malayalam Extra" w:cs="BRH Devanagari Extra"/>
+                <w:color w:val="000000"/>
+                <w:szCs w:val="40"/>
+                <w:highlight w:val="green"/>
+              </w:rPr>
+              <w:t>–</w:t>
+            </w:r>
+            <w:r>
+              <w:rPr>
+                <w:rFonts w:ascii="BRH Devanagari Extra" w:hAnsi="BRH Devanagari Extra" w:cs="BRH Devanagari Extra"/>
+                <w:color w:val="000000"/>
+                <w:sz w:val="32"/>
+                <w:szCs w:val="40"/>
+              </w:rPr>
+              <w:t xml:space="preserve"> CÌiÉþ ÌmÉmÉiÉå | </w:t>
+            </w:r>
+          </w:p>
+        </w:tc>
+      </w:tr>
+      <w:tr>
+        <w:trPr>
+          <w:trHeight w:val="1121"/>
+        </w:trPr>
+        <w:tc>
+          <w:tcPr>
+            <w:tcW w:w="7514" w:type="dxa"/>
+            <w:tcBorders>
+              <w:top w:val="single" w:sz="4" w:space="0" w:color="000000"/>
+              <w:left w:val="single" w:sz="4" w:space="0" w:color="000000"/>
+              <w:bottom w:val="single" w:sz="4" w:space="0" w:color="000000"/>
+              <w:right w:val="single" w:sz="4" w:space="0" w:color="000000"/>
+            </w:tcBorders>
+          </w:tcPr>
+          <w:p>
+            <w:pPr>
+              <w:widowControl w:val="0"/>
+              <w:autoSpaceDE w:val="0"/>
+              <w:autoSpaceDN w:val="0"/>
+              <w:adjustRightInd w:val="0"/>
+              <w:spacing w:before="0" w:line="240" w:lineRule="auto"/>
+              <w:rPr>
+                <w:rFonts w:cs="BRH Malayalam Extra"/>
+                <w:color w:val="000000"/>
+                <w:szCs w:val="40"/>
+              </w:rPr>
+            </w:pPr>
+          </w:p>
+        </w:tc>
+        <w:tc>
+          <w:tcPr>
+            <w:tcW w:w="7371" w:type="dxa"/>
+            <w:tcBorders>
+              <w:top w:val="single" w:sz="4" w:space="0" w:color="000000"/>
+              <w:left w:val="single" w:sz="4" w:space="0" w:color="000000"/>
+              <w:bottom w:val="single" w:sz="4" w:space="0" w:color="000000"/>
+              <w:right w:val="single" w:sz="4" w:space="0" w:color="000000"/>
+            </w:tcBorders>
+          </w:tcPr>
+          <w:p>
+            <w:pPr>
+              <w:widowControl w:val="0"/>
+              <w:autoSpaceDE w:val="0"/>
+              <w:autoSpaceDN w:val="0"/>
+              <w:adjustRightInd w:val="0"/>
+              <w:spacing w:before="0" w:line="240" w:lineRule="auto"/>
+              <w:rPr>
+                <w:rFonts w:cs="BRH Malayalam Extra"/>
+                <w:color w:val="000000"/>
+                <w:szCs w:val="40"/>
+              </w:rPr>
+            </w:pPr>
+          </w:p>
+        </w:tc>
+      </w:tr>
+    </w:tbl>
+    <w:p>
+      <w:pPr>
+        <w:spacing w:before="0" w:line="240" w:lineRule="auto"/>
+        <w:jc w:val="center"/>
+        <w:rPr>
+          <w:b/>
+          <w:bCs/>
+          <w:sz w:val="32"/>
+          <w:szCs w:val="32"/>
+          <w:u w:val="single"/>
+        </w:rPr>
+      </w:pPr>
+    </w:p>
+    <w:p>
+      <w:pPr>
+        <w:spacing w:before="0" w:line="240" w:lineRule="auto"/>
+        <w:jc w:val="center"/>
+        <w:rPr>
+          <w:b/>
+          <w:bCs/>
+          <w:sz w:val="32"/>
+          <w:szCs w:val="32"/>
+          <w:u w:val="single"/>
+        </w:rPr>
+      </w:pPr>
+    </w:p>
+    <w:p>
+      <w:pPr>
+        <w:spacing w:before="0" w:line="240" w:lineRule="auto"/>
+        <w:jc w:val="center"/>
+        <w:rPr>
+          <w:b/>
+          <w:bCs/>
+          <w:sz w:val="32"/>
+          <w:szCs w:val="32"/>
+          <w:u w:val="single"/>
+        </w:rPr>
+      </w:pPr>
+    </w:p>
+    <w:p>
+      <w:pPr>
+        <w:spacing w:before="0" w:line="240" w:lineRule="auto"/>
+        <w:jc w:val="center"/>
+        <w:rPr>
+          <w:b/>
+          <w:bCs/>
+          <w:sz w:val="32"/>
+          <w:szCs w:val="32"/>
+          <w:u w:val="single"/>
+        </w:rPr>
+      </w:pPr>
+    </w:p>
     <w:p>
       <w:pPr>
         <w:spacing w:before="0" w:line="240" w:lineRule="auto"/>
@@ -124,27 +916,7 @@
           <w:sz w:val="28"/>
           <w:szCs w:val="32"/>
         </w:rPr>
-        <w:t>(</w:t>
-      </w:r>
-      <w:proofErr w:type="gramStart"/>
-      <w:r>
-        <w:rPr>
-          <w:b/>
-          <w:bCs/>
-          <w:sz w:val="28"/>
-          <w:szCs w:val="32"/>
-        </w:rPr>
-        <w:t>ignore</w:t>
-      </w:r>
-      <w:proofErr w:type="gramEnd"/>
-      <w:r>
-        <w:rPr>
-          <w:b/>
-          <w:bCs/>
-          <w:sz w:val="28"/>
-          <w:szCs w:val="32"/>
-        </w:rPr>
-        <w:t xml:space="preserve"> those which are already incorporated in your book’s version and date)</w:t>
+        <w:t>(ignore those which are already incorporated in your book’s version and date)</w:t>
       </w:r>
     </w:p>
     <w:tbl>
@@ -355,19 +1127,8 @@
                 <w:sz w:val="32"/>
                 <w:szCs w:val="40"/>
               </w:rPr>
-              <w:t>)</w:t>
-            </w:r>
-            <w:proofErr w:type="gramStart"/>
-            <w:r>
-              <w:rPr>
-                <w:rFonts w:ascii="BRH Devanagari Extra" w:hAnsi="BRH Devanagari Extra" w:cs="BRH Devanagari Extra"/>
-                <w:color w:val="000000"/>
-                <w:sz w:val="32"/>
-                <w:szCs w:val="40"/>
-              </w:rPr>
-              <w:t>-  L</w:t>
-            </w:r>
-            <w:proofErr w:type="gramEnd"/>
+              <w:t>)-  L</w:t>
+            </w:r>
             <w:r>
               <w:rPr>
                 <w:rFonts w:ascii="BRH Malayalam Extra" w:hAnsi="BRH Malayalam Extra" w:cs="BRH Devanagari Extra"/>
@@ -711,19 +1472,8 @@
                 <w:sz w:val="32"/>
                 <w:szCs w:val="40"/>
               </w:rPr>
-              <w:t>)</w:t>
-            </w:r>
-            <w:proofErr w:type="gramStart"/>
-            <w:r>
-              <w:rPr>
-                <w:rFonts w:ascii="BRH Devanagari Extra" w:hAnsi="BRH Devanagari Extra" w:cs="BRH Devanagari Extra"/>
-                <w:color w:val="000000"/>
-                <w:sz w:val="32"/>
-                <w:szCs w:val="40"/>
-              </w:rPr>
-              <w:t>-  L</w:t>
-            </w:r>
-            <w:proofErr w:type="gramEnd"/>
+              <w:t>)-  L</w:t>
+            </w:r>
             <w:r>
               <w:rPr>
                 <w:rFonts w:ascii="BRH Malayalam Extra" w:hAnsi="BRH Malayalam Extra" w:cs="BRH Devanagari Extra"/>
@@ -1078,19 +1828,8 @@
                 <w:sz w:val="32"/>
                 <w:szCs w:val="40"/>
               </w:rPr>
-              <w:t>)</w:t>
-            </w:r>
-            <w:proofErr w:type="gramStart"/>
-            <w:r>
-              <w:rPr>
-                <w:rFonts w:ascii="BRH Devanagari Extra" w:hAnsi="BRH Devanagari Extra" w:cs="BRH Devanagari Extra"/>
-                <w:color w:val="000000"/>
-                <w:sz w:val="32"/>
-                <w:szCs w:val="40"/>
-              </w:rPr>
-              <w:t>-  mÉëÉ</w:t>
-            </w:r>
-            <w:proofErr w:type="gramEnd"/>
+              <w:t>)-  mÉëÉ</w:t>
+            </w:r>
             <w:r>
               <w:rPr>
                 <w:rFonts w:ascii="BRH Malayalam Extra" w:hAnsi="BRH Malayalam Extra" w:cs="BRH Devanagari Extra"/>
@@ -1387,19 +2126,8 @@
                 <w:sz w:val="32"/>
                 <w:szCs w:val="40"/>
               </w:rPr>
-              <w:t>)</w:t>
-            </w:r>
-            <w:proofErr w:type="gramStart"/>
-            <w:r>
-              <w:rPr>
-                <w:rFonts w:ascii="BRH Devanagari Extra" w:hAnsi="BRH Devanagari Extra" w:cs="BRH Devanagari Extra"/>
-                <w:color w:val="000000"/>
-                <w:sz w:val="32"/>
-                <w:szCs w:val="40"/>
-              </w:rPr>
-              <w:t>-  mÉëÉ</w:t>
-            </w:r>
-            <w:proofErr w:type="gramEnd"/>
+              <w:t>)-  mÉëÉ</w:t>
+            </w:r>
             <w:r>
               <w:rPr>
                 <w:rFonts w:ascii="BRH Malayalam Extra" w:hAnsi="BRH Malayalam Extra" w:cs="BRH Devanagari Extra"/>
@@ -1598,6 +2326,7 @@
                 <w:color w:val="000000"/>
                 <w:szCs w:val="40"/>
               </w:rPr>
+              <w:lastRenderedPageBreak/>
               <w:t>37</w:t>
             </w:r>
             <w:r>
@@ -1701,27 +2430,7 @@
                 <w:sz w:val="32"/>
                 <w:szCs w:val="40"/>
               </w:rPr>
-              <w:t>)</w:t>
-            </w:r>
-            <w:proofErr w:type="gramStart"/>
-            <w:r>
-              <w:rPr>
-                <w:rFonts w:ascii="BRH Devanagari Extra" w:hAnsi="BRH Devanagari Extra" w:cs="BRH Devanagari Extra"/>
-                <w:color w:val="000000"/>
-                <w:sz w:val="32"/>
-                <w:szCs w:val="40"/>
-              </w:rPr>
-              <w:t>-  YuÉþsÉæÈ</w:t>
-            </w:r>
-            <w:proofErr w:type="gramEnd"/>
-            <w:r>
-              <w:rPr>
-                <w:rFonts w:ascii="BRH Devanagari Extra" w:hAnsi="BRH Devanagari Extra" w:cs="BRH Devanagari Extra"/>
-                <w:color w:val="000000"/>
-                <w:sz w:val="32"/>
-                <w:szCs w:val="40"/>
-              </w:rPr>
-              <w:t xml:space="preserve"> | UÉ</w:t>
+              <w:t>)-  YuÉþsÉæÈ | UÉ</w:t>
             </w:r>
             <w:r>
               <w:rPr>
@@ -2040,27 +2749,7 @@
                 <w:sz w:val="32"/>
                 <w:szCs w:val="40"/>
               </w:rPr>
-              <w:t>)</w:t>
-            </w:r>
-            <w:proofErr w:type="gramStart"/>
-            <w:r>
-              <w:rPr>
-                <w:rFonts w:ascii="BRH Devanagari Extra" w:hAnsi="BRH Devanagari Extra" w:cs="BRH Devanagari Extra"/>
-                <w:color w:val="000000"/>
-                <w:sz w:val="32"/>
-                <w:szCs w:val="40"/>
-              </w:rPr>
-              <w:t>-  YuÉþsÉæÈ</w:t>
-            </w:r>
-            <w:proofErr w:type="gramEnd"/>
-            <w:r>
-              <w:rPr>
-                <w:rFonts w:ascii="BRH Devanagari Extra" w:hAnsi="BRH Devanagari Extra" w:cs="BRH Devanagari Extra"/>
-                <w:color w:val="000000"/>
-                <w:sz w:val="32"/>
-                <w:szCs w:val="40"/>
-              </w:rPr>
-              <w:t xml:space="preserve"> | UÉ</w:t>
+              <w:t>)-  YuÉþsÉæÈ | UÉ</w:t>
             </w:r>
             <w:r>
               <w:rPr>
@@ -2367,19 +3056,8 @@
                 <w:sz w:val="32"/>
                 <w:szCs w:val="40"/>
               </w:rPr>
-              <w:t>)</w:t>
-            </w:r>
-            <w:proofErr w:type="gramStart"/>
-            <w:r>
-              <w:rPr>
-                <w:rFonts w:ascii="BRH Devanagari Extra" w:hAnsi="BRH Devanagari Extra" w:cs="BRH Devanagari Extra"/>
-                <w:color w:val="000000"/>
-                <w:sz w:val="32"/>
-                <w:szCs w:val="40"/>
-              </w:rPr>
-              <w:t>-  rÉ</w:t>
-            </w:r>
-            <w:proofErr w:type="gramEnd"/>
+              <w:t>)-  rÉ</w:t>
+            </w:r>
             <w:r>
               <w:rPr>
                 <w:rFonts w:ascii="BRH Malayalam Extra" w:hAnsi="BRH Malayalam Extra" w:cs="BRH Devanagari Extra"/>
@@ -2742,27 +3420,7 @@
                 <w:sz w:val="32"/>
                 <w:szCs w:val="40"/>
               </w:rPr>
-              <w:t>)</w:t>
-            </w:r>
-            <w:proofErr w:type="gramStart"/>
-            <w:r>
-              <w:rPr>
-                <w:rFonts w:ascii="BRH Devanagari Extra" w:hAnsi="BRH Devanagari Extra" w:cs="BRH Devanagari Extra"/>
-                <w:color w:val="000000"/>
-                <w:sz w:val="32"/>
-                <w:szCs w:val="40"/>
-              </w:rPr>
-              <w:t>-  µ</w:t>
-            </w:r>
-            <w:proofErr w:type="gramEnd"/>
-            <w:r>
-              <w:rPr>
-                <w:rFonts w:ascii="BRH Devanagari Extra" w:hAnsi="BRH Devanagari Extra" w:cs="BRH Devanagari Extra"/>
-                <w:color w:val="000000"/>
-                <w:sz w:val="32"/>
-                <w:szCs w:val="40"/>
-              </w:rPr>
-              <w:t>ÉÈ</w:t>
+              <w:t>)-  µÉÈ</w:t>
             </w:r>
             <w:r>
               <w:rPr>
@@ -3001,27 +3659,7 @@
                 <w:sz w:val="32"/>
                 <w:szCs w:val="40"/>
               </w:rPr>
-              <w:t>)</w:t>
-            </w:r>
-            <w:proofErr w:type="gramStart"/>
-            <w:r>
-              <w:rPr>
-                <w:rFonts w:ascii="BRH Devanagari" w:hAnsi="BRH Devanagari" w:cs="BRH Devanagari"/>
-                <w:color w:val="000000"/>
-                <w:sz w:val="32"/>
-                <w:szCs w:val="40"/>
-              </w:rPr>
-              <w:t>-  µ</w:t>
-            </w:r>
-            <w:proofErr w:type="gramEnd"/>
-            <w:r>
-              <w:rPr>
-                <w:rFonts w:ascii="BRH Devanagari" w:hAnsi="BRH Devanagari" w:cs="BRH Devanagari"/>
-                <w:color w:val="000000"/>
-                <w:sz w:val="32"/>
-                <w:szCs w:val="40"/>
-              </w:rPr>
-              <w:t>ÉÈ</w:t>
+              <w:t>)-  µÉÈ</w:t>
             </w:r>
             <w:r>
               <w:rPr>
@@ -3251,19 +3889,8 @@
                 <w:sz w:val="32"/>
                 <w:szCs w:val="40"/>
               </w:rPr>
-              <w:t>)</w:t>
-            </w:r>
-            <w:proofErr w:type="gramStart"/>
-            <w:r>
-              <w:rPr>
-                <w:rFonts w:ascii="BRH Devanagari Extra" w:hAnsi="BRH Devanagari Extra" w:cs="BRH Devanagari Extra"/>
-                <w:color w:val="000000"/>
-                <w:sz w:val="32"/>
-                <w:szCs w:val="40"/>
-              </w:rPr>
-              <w:t>-  rÉ</w:t>
-            </w:r>
-            <w:proofErr w:type="gramEnd"/>
+              <w:t>)-  rÉ</w:t>
+            </w:r>
             <w:r>
               <w:rPr>
                 <w:rFonts w:ascii="BRH Malayalam Extra" w:hAnsi="BRH Malayalam Extra" w:cs="BRH Devanagari Extra"/>
@@ -3643,27 +4270,7 @@
                 <w:sz w:val="32"/>
                 <w:szCs w:val="40"/>
               </w:rPr>
-              <w:t>)</w:t>
-            </w:r>
-            <w:proofErr w:type="gramStart"/>
-            <w:r>
-              <w:rPr>
-                <w:rFonts w:ascii="BRH Devanagari Extra" w:hAnsi="BRH Devanagari Extra" w:cs="BRH Devanagari Extra"/>
-                <w:color w:val="000000"/>
-                <w:sz w:val="32"/>
-                <w:szCs w:val="40"/>
-              </w:rPr>
-              <w:t>-  µ</w:t>
-            </w:r>
-            <w:proofErr w:type="gramEnd"/>
-            <w:r>
-              <w:rPr>
-                <w:rFonts w:ascii="BRH Devanagari Extra" w:hAnsi="BRH Devanagari Extra" w:cs="BRH Devanagari Extra"/>
-                <w:color w:val="000000"/>
-                <w:sz w:val="32"/>
-                <w:szCs w:val="40"/>
-              </w:rPr>
-              <w:t>ÉÈ</w:t>
+              <w:t>)-  µÉÈ</w:t>
             </w:r>
             <w:r>
               <w:rPr>
@@ -3921,27 +4528,7 @@
                 <w:sz w:val="32"/>
                 <w:szCs w:val="40"/>
               </w:rPr>
-              <w:t>)</w:t>
-            </w:r>
-            <w:proofErr w:type="gramStart"/>
-            <w:r>
-              <w:rPr>
-                <w:rFonts w:ascii="BRH Devanagari" w:hAnsi="BRH Devanagari" w:cs="BRH Devanagari"/>
-                <w:color w:val="000000"/>
-                <w:sz w:val="32"/>
-                <w:szCs w:val="40"/>
-              </w:rPr>
-              <w:t>-  µ</w:t>
-            </w:r>
-            <w:proofErr w:type="gramEnd"/>
-            <w:r>
-              <w:rPr>
-                <w:rFonts w:ascii="BRH Devanagari" w:hAnsi="BRH Devanagari" w:cs="BRH Devanagari"/>
-                <w:color w:val="000000"/>
-                <w:sz w:val="32"/>
-                <w:szCs w:val="40"/>
-              </w:rPr>
-              <w:t>ÉÈ</w:t>
+              <w:t>)-  µÉÈ</w:t>
             </w:r>
             <w:r>
               <w:rPr>
@@ -4090,7 +4677,6 @@
                 <w:color w:val="000000"/>
                 <w:szCs w:val="40"/>
               </w:rPr>
-              <w:lastRenderedPageBreak/>
               <w:t>16</w:t>
             </w:r>
             <w:r>
@@ -4194,19 +4780,8 @@
                 <w:sz w:val="32"/>
                 <w:szCs w:val="40"/>
               </w:rPr>
-              <w:t>)</w:t>
-            </w:r>
-            <w:proofErr w:type="gramStart"/>
-            <w:r>
-              <w:rPr>
-                <w:rFonts w:ascii="BRH Devanagari Extra" w:hAnsi="BRH Devanagari Extra" w:cs="BRH Devanagari Extra"/>
-                <w:color w:val="000000"/>
-                <w:sz w:val="32"/>
-                <w:szCs w:val="40"/>
-              </w:rPr>
-              <w:t>-  mrÉÉ</w:t>
-            </w:r>
-            <w:proofErr w:type="gramEnd"/>
+              <w:t>)-  mrÉÉ</w:t>
+            </w:r>
             <w:r>
               <w:rPr>
                 <w:rFonts w:ascii="BRH Malayalam Extra" w:hAnsi="BRH Malayalam Extra" w:cs="BRH Devanagari Extra"/>
@@ -4843,19 +5418,8 @@
                 <w:sz w:val="32"/>
                 <w:szCs w:val="40"/>
               </w:rPr>
-              <w:t>)</w:t>
-            </w:r>
-            <w:proofErr w:type="gramStart"/>
-            <w:r>
-              <w:rPr>
-                <w:rFonts w:ascii="BRH Devanagari Extra" w:hAnsi="BRH Devanagari Extra" w:cs="BRH Devanagari Extra"/>
-                <w:color w:val="000000"/>
-                <w:sz w:val="32"/>
-                <w:szCs w:val="40"/>
-              </w:rPr>
-              <w:t>-  xÉÉ</w:t>
-            </w:r>
-            <w:proofErr w:type="gramEnd"/>
+              <w:t>)-  xÉÉ</w:t>
+            </w:r>
             <w:r>
               <w:rPr>
                 <w:rFonts w:ascii="BRH Malayalam Extra" w:hAnsi="BRH Malayalam Extra" w:cs="BRH Devanagari Extra"/>
@@ -5305,6 +5869,7 @@
                 <w:color w:val="000000"/>
                 <w:szCs w:val="40"/>
               </w:rPr>
+              <w:lastRenderedPageBreak/>
               <w:t>18</w:t>
             </w:r>
             <w:r>
@@ -5408,19 +5973,8 @@
                 <w:sz w:val="32"/>
                 <w:szCs w:val="40"/>
               </w:rPr>
-              <w:t>)</w:t>
-            </w:r>
-            <w:proofErr w:type="gramStart"/>
-            <w:r>
-              <w:rPr>
-                <w:rFonts w:ascii="BRH Devanagari Extra" w:hAnsi="BRH Devanagari Extra" w:cs="BRH Devanagari Extra"/>
-                <w:color w:val="000000"/>
-                <w:sz w:val="32"/>
-                <w:szCs w:val="40"/>
-              </w:rPr>
-              <w:t>-  xÉÉ</w:t>
-            </w:r>
-            <w:proofErr w:type="gramEnd"/>
+              <w:t>)-  xÉÉ</w:t>
+            </w:r>
             <w:r>
               <w:rPr>
                 <w:rFonts w:ascii="BRH Malayalam Extra" w:hAnsi="BRH Malayalam Extra" w:cs="BRH Devanagari Extra"/>
@@ -5699,6 +6253,7 @@
                 <w:color w:val="000000"/>
                 <w:szCs w:val="40"/>
               </w:rPr>
+              <w:lastRenderedPageBreak/>
               <w:t>16</w:t>
             </w:r>
             <w:r>
@@ -5802,19 +6357,8 @@
                 <w:sz w:val="32"/>
                 <w:szCs w:val="40"/>
               </w:rPr>
-              <w:t>)</w:t>
-            </w:r>
-            <w:proofErr w:type="gramStart"/>
-            <w:r>
-              <w:rPr>
-                <w:rFonts w:ascii="BRH Devanagari Extra" w:hAnsi="BRH Devanagari Extra" w:cs="BRH Devanagari Extra"/>
-                <w:color w:val="000000"/>
-                <w:sz w:val="32"/>
-                <w:szCs w:val="40"/>
-              </w:rPr>
-              <w:t>-  mrÉÉ</w:t>
-            </w:r>
-            <w:proofErr w:type="gramEnd"/>
+              <w:t>)-  mrÉÉ</w:t>
+            </w:r>
             <w:r>
               <w:rPr>
                 <w:rFonts w:ascii="BRH Malayalam Extra" w:hAnsi="BRH Malayalam Extra" w:cs="BRH Devanagari Extra"/>
@@ -6383,19 +6927,8 @@
                 <w:sz w:val="32"/>
                 <w:szCs w:val="40"/>
               </w:rPr>
-              <w:t>)</w:t>
-            </w:r>
-            <w:proofErr w:type="gramStart"/>
-            <w:r>
-              <w:rPr>
-                <w:rFonts w:ascii="BRH Devanagari Extra" w:hAnsi="BRH Devanagari Extra" w:cs="BRH Devanagari Extra"/>
-                <w:color w:val="000000"/>
-                <w:sz w:val="32"/>
-                <w:szCs w:val="40"/>
-              </w:rPr>
-              <w:t>-  xÉÉ</w:t>
-            </w:r>
-            <w:proofErr w:type="gramEnd"/>
+              <w:t>)-  xÉÉ</w:t>
+            </w:r>
             <w:r>
               <w:rPr>
                 <w:rFonts w:ascii="BRH Malayalam Extra" w:hAnsi="BRH Malayalam Extra" w:cs="BRH Devanagari Extra"/>
@@ -6795,6 +7328,7 @@
                 <w:color w:val="000000"/>
                 <w:szCs w:val="40"/>
               </w:rPr>
+              <w:lastRenderedPageBreak/>
               <w:t>18</w:t>
             </w:r>
             <w:r>
@@ -6898,19 +7432,8 @@
                 <w:sz w:val="32"/>
                 <w:szCs w:val="40"/>
               </w:rPr>
-              <w:t>)</w:t>
-            </w:r>
-            <w:proofErr w:type="gramStart"/>
-            <w:r>
-              <w:rPr>
-                <w:rFonts w:ascii="BRH Devanagari Extra" w:hAnsi="BRH Devanagari Extra" w:cs="BRH Devanagari Extra"/>
-                <w:color w:val="000000"/>
-                <w:sz w:val="32"/>
-                <w:szCs w:val="40"/>
-              </w:rPr>
-              <w:t>-  xÉÉ</w:t>
-            </w:r>
-            <w:proofErr w:type="gramEnd"/>
+              <w:t>)-  xÉÉ</w:t>
+            </w:r>
             <w:r>
               <w:rPr>
                 <w:rFonts w:ascii="BRH Malayalam Extra" w:hAnsi="BRH Malayalam Extra" w:cs="BRH Devanagari Extra"/>
@@ -7189,6 +7712,7 @@
                 <w:color w:val="000000"/>
                 <w:szCs w:val="40"/>
               </w:rPr>
+              <w:lastRenderedPageBreak/>
               <w:t>59</w:t>
             </w:r>
             <w:r>
@@ -7292,27 +7816,7 @@
                 <w:sz w:val="32"/>
                 <w:szCs w:val="40"/>
               </w:rPr>
-              <w:t>)</w:t>
-            </w:r>
-            <w:proofErr w:type="gramStart"/>
-            <w:r>
-              <w:rPr>
-                <w:rFonts w:ascii="BRH Devanagari Extra" w:hAnsi="BRH Devanagari Extra" w:cs="BRH Devanagari Extra"/>
-                <w:color w:val="000000"/>
-                <w:sz w:val="32"/>
-                <w:szCs w:val="40"/>
-              </w:rPr>
-              <w:t>-  iÉåwÉÉÿqÉç</w:t>
-            </w:r>
-            <w:proofErr w:type="gramEnd"/>
-            <w:r>
-              <w:rPr>
-                <w:rFonts w:ascii="BRH Devanagari Extra" w:hAnsi="BRH Devanagari Extra" w:cs="BRH Devanagari Extra"/>
-                <w:color w:val="000000"/>
-                <w:sz w:val="32"/>
-                <w:szCs w:val="40"/>
-              </w:rPr>
-              <w:t xml:space="preserve"> | qÉæ</w:t>
+              <w:t>)-  iÉåwÉÉÿqÉç | qÉæ</w:t>
             </w:r>
             <w:r>
               <w:rPr>
@@ -7673,19 +8177,8 @@
                 <w:sz w:val="32"/>
                 <w:szCs w:val="40"/>
               </w:rPr>
-              <w:t>)</w:t>
-            </w:r>
-            <w:proofErr w:type="gramStart"/>
-            <w:r>
-              <w:rPr>
-                <w:rFonts w:ascii="BRH Devanagari Extra" w:hAnsi="BRH Devanagari Extra" w:cs="BRH Devanagari Extra"/>
-                <w:color w:val="000000"/>
-                <w:sz w:val="32"/>
-                <w:szCs w:val="40"/>
-              </w:rPr>
-              <w:t>-  qÉæ</w:t>
-            </w:r>
-            <w:proofErr w:type="gramEnd"/>
+              <w:t>)-  qÉæ</w:t>
+            </w:r>
             <w:r>
               <w:rPr>
                 <w:rFonts w:ascii="BRH Malayalam Extra" w:hAnsi="BRH Malayalam Extra" w:cs="BRH Devanagari Extra"/>
@@ -8024,7 +8517,6 @@
                 <w:color w:val="000000"/>
                 <w:szCs w:val="40"/>
               </w:rPr>
-              <w:lastRenderedPageBreak/>
               <w:t>61</w:t>
             </w:r>
             <w:r>
@@ -8128,19 +8620,8 @@
                 <w:sz w:val="32"/>
                 <w:szCs w:val="40"/>
               </w:rPr>
-              <w:t>)</w:t>
-            </w:r>
-            <w:proofErr w:type="gramStart"/>
-            <w:r>
-              <w:rPr>
-                <w:rFonts w:ascii="BRH Devanagari Extra" w:hAnsi="BRH Devanagari Extra" w:cs="BRH Devanagari Extra"/>
-                <w:color w:val="000000"/>
-                <w:sz w:val="32"/>
-                <w:szCs w:val="40"/>
-              </w:rPr>
-              <w:t>-  qÉæ</w:t>
-            </w:r>
-            <w:proofErr w:type="gramEnd"/>
+              <w:t>)-  qÉæ</w:t>
+            </w:r>
             <w:r>
               <w:rPr>
                 <w:rFonts w:ascii="BRH Malayalam Extra" w:hAnsi="BRH Malayalam Extra" w:cs="BRH Devanagari Extra"/>
@@ -8353,7 +8834,6 @@
                 <w:color w:val="000000"/>
                 <w:szCs w:val="40"/>
               </w:rPr>
-              <w:lastRenderedPageBreak/>
               <w:t>59</w:t>
             </w:r>
             <w:r>
@@ -8457,27 +8937,7 @@
                 <w:sz w:val="32"/>
                 <w:szCs w:val="40"/>
               </w:rPr>
-              <w:t>)</w:t>
-            </w:r>
-            <w:proofErr w:type="gramStart"/>
-            <w:r>
-              <w:rPr>
-                <w:rFonts w:ascii="BRH Devanagari Extra" w:hAnsi="BRH Devanagari Extra" w:cs="BRH Devanagari Extra"/>
-                <w:color w:val="000000"/>
-                <w:sz w:val="32"/>
-                <w:szCs w:val="40"/>
-              </w:rPr>
-              <w:t>-  iÉåwÉÉÿqÉç</w:t>
-            </w:r>
-            <w:proofErr w:type="gramEnd"/>
-            <w:r>
-              <w:rPr>
-                <w:rFonts w:ascii="BRH Devanagari Extra" w:hAnsi="BRH Devanagari Extra" w:cs="BRH Devanagari Extra"/>
-                <w:color w:val="000000"/>
-                <w:sz w:val="32"/>
-                <w:szCs w:val="40"/>
-              </w:rPr>
-              <w:t xml:space="preserve"> | qÉæ</w:t>
+              <w:t>)-  iÉåwÉÉÿqÉç | qÉæ</w:t>
             </w:r>
             <w:r>
               <w:rPr>
@@ -8822,19 +9282,8 @@
                 <w:sz w:val="32"/>
                 <w:szCs w:val="40"/>
               </w:rPr>
-              <w:t>)</w:t>
-            </w:r>
-            <w:proofErr w:type="gramStart"/>
-            <w:r>
-              <w:rPr>
-                <w:rFonts w:ascii="BRH Devanagari Extra" w:hAnsi="BRH Devanagari Extra" w:cs="BRH Devanagari Extra"/>
-                <w:color w:val="000000"/>
-                <w:sz w:val="32"/>
-                <w:szCs w:val="40"/>
-              </w:rPr>
-              <w:t>-  qÉæ</w:t>
-            </w:r>
-            <w:proofErr w:type="gramEnd"/>
+              <w:t>)-  qÉæ</w:t>
+            </w:r>
             <w:r>
               <w:rPr>
                 <w:rFonts w:ascii="BRH Malayalam Extra" w:hAnsi="BRH Malayalam Extra" w:cs="BRH Devanagari Extra"/>
@@ -9186,7 +9635,6 @@
                 <w:color w:val="000000"/>
                 <w:szCs w:val="40"/>
               </w:rPr>
-              <w:lastRenderedPageBreak/>
               <w:t>61</w:t>
             </w:r>
             <w:r>
@@ -9290,19 +9738,8 @@
                 <w:sz w:val="32"/>
                 <w:szCs w:val="40"/>
               </w:rPr>
-              <w:t>)</w:t>
-            </w:r>
-            <w:proofErr w:type="gramStart"/>
-            <w:r>
-              <w:rPr>
-                <w:rFonts w:ascii="BRH Devanagari Extra" w:hAnsi="BRH Devanagari Extra" w:cs="BRH Devanagari Extra"/>
-                <w:color w:val="000000"/>
-                <w:sz w:val="32"/>
-                <w:szCs w:val="40"/>
-              </w:rPr>
-              <w:t>-  qÉæ</w:t>
-            </w:r>
-            <w:proofErr w:type="gramEnd"/>
+              <w:t>)-  qÉæ</w:t>
+            </w:r>
             <w:r>
               <w:rPr>
                 <w:rFonts w:ascii="BRH Malayalam Extra" w:hAnsi="BRH Malayalam Extra" w:cs="BRH Devanagari Extra"/>
@@ -9537,7 +9974,6 @@
                 <w:color w:val="000000"/>
                 <w:szCs w:val="40"/>
               </w:rPr>
-              <w:lastRenderedPageBreak/>
               <w:t>36</w:t>
             </w:r>
             <w:r>
@@ -9641,19 +10077,8 @@
                 <w:sz w:val="32"/>
                 <w:szCs w:val="40"/>
               </w:rPr>
-              <w:t>)</w:t>
-            </w:r>
-            <w:proofErr w:type="gramStart"/>
-            <w:r>
-              <w:rPr>
-                <w:rFonts w:ascii="BRH Devanagari Extra" w:hAnsi="BRH Devanagari Extra" w:cs="BRH Devanagari Extra"/>
-                <w:color w:val="000000"/>
-                <w:sz w:val="32"/>
-                <w:szCs w:val="40"/>
-              </w:rPr>
-              <w:t>-  MÑü</w:t>
-            </w:r>
-            <w:proofErr w:type="gramEnd"/>
+              <w:t>)-  MÑü</w:t>
+            </w:r>
             <w:r>
               <w:rPr>
                 <w:rFonts w:ascii="BRH Malayalam Extra" w:hAnsi="BRH Malayalam Extra" w:cs="BRH Devanagari Extra"/>
@@ -10012,27 +10437,7 @@
                 <w:sz w:val="32"/>
                 <w:szCs w:val="40"/>
               </w:rPr>
-              <w:t>)</w:t>
-            </w:r>
-            <w:proofErr w:type="gramStart"/>
-            <w:r>
-              <w:rPr>
-                <w:rFonts w:ascii="BRH Devanagari Extra" w:hAnsi="BRH Devanagari Extra" w:cs="BRH Devanagari Extra"/>
-                <w:color w:val="000000"/>
-                <w:sz w:val="32"/>
-                <w:szCs w:val="40"/>
-              </w:rPr>
-              <w:t>-  GwÉåUçþ.GwÉåÈ</w:t>
-            </w:r>
-            <w:proofErr w:type="gramEnd"/>
-            <w:r>
-              <w:rPr>
-                <w:rFonts w:ascii="BRH Devanagari Extra" w:hAnsi="BRH Devanagari Extra" w:cs="BRH Devanagari Extra"/>
-                <w:color w:val="000000"/>
-                <w:sz w:val="32"/>
-                <w:szCs w:val="40"/>
-              </w:rPr>
-              <w:t xml:space="preserve"> | uÉæ |</w:t>
+              <w:t>)-  GwÉåUçþ.GwÉåÈ | uÉæ |</w:t>
             </w:r>
           </w:p>
           <w:p>
@@ -10942,6 +11347,7 @@
                 <w:szCs w:val="40"/>
                 <w:lang w:val="it-IT"/>
               </w:rPr>
+              <w:lastRenderedPageBreak/>
               <w:t>32</w:t>
             </w:r>
             <w:r>
@@ -13079,7 +13485,6 @@
                 <w:szCs w:val="40"/>
                 <w:lang w:val="it-IT"/>
               </w:rPr>
-              <w:lastRenderedPageBreak/>
               <w:t>26</w:t>
             </w:r>
             <w:r>
@@ -15957,6 +16362,7 @@
                 <w:szCs w:val="40"/>
                 <w:lang w:val="it-IT"/>
               </w:rPr>
+              <w:lastRenderedPageBreak/>
               <w:t>mÉËUþ aÉ×</w:t>
             </w:r>
             <w:r>
@@ -16456,6 +16862,7 @@
                 <w:szCs w:val="40"/>
                 <w:lang w:val="it-IT"/>
               </w:rPr>
+              <w:lastRenderedPageBreak/>
               <w:t>47</w:t>
             </w:r>
             <w:r>
@@ -16656,6 +17063,7 @@
                 <w:szCs w:val="40"/>
                 <w:lang w:val="it-IT"/>
               </w:rPr>
+              <w:lastRenderedPageBreak/>
               <w:t>mÉËUþ aÉ</w:t>
             </w:r>
             <w:r>
@@ -19703,6 +20111,7 @@
                 <w:szCs w:val="40"/>
                 <w:lang w:val="it-IT"/>
               </w:rPr>
+              <w:lastRenderedPageBreak/>
               <w:t>A</w:t>
             </w:r>
             <w:r>
@@ -19951,6 +20360,7 @@
                 <w:szCs w:val="40"/>
                 <w:lang w:val="it-IT"/>
               </w:rPr>
+              <w:lastRenderedPageBreak/>
               <w:t>26</w:t>
             </w:r>
             <w:r>
@@ -20547,6 +20957,7 @@
                 <w:szCs w:val="40"/>
                 <w:lang w:val="it-IT"/>
               </w:rPr>
+              <w:lastRenderedPageBreak/>
               <w:t>A</w:t>
             </w:r>
             <w:r>
@@ -23613,7 +24024,6 @@
           <w:szCs w:val="32"/>
           <w:u w:val="single"/>
         </w:rPr>
-        <w:lastRenderedPageBreak/>
         <w:t xml:space="preserve">TS </w:t>
       </w:r>
       <w:r>
@@ -23715,27 +24125,7 @@
           <w:sz w:val="28"/>
           <w:szCs w:val="32"/>
         </w:rPr>
-        <w:t>(</w:t>
-      </w:r>
-      <w:proofErr w:type="gramStart"/>
-      <w:r>
-        <w:rPr>
-          <w:b/>
-          <w:bCs/>
-          <w:sz w:val="28"/>
-          <w:szCs w:val="32"/>
-        </w:rPr>
-        <w:t>ignore</w:t>
-      </w:r>
-      <w:proofErr w:type="gramEnd"/>
-      <w:r>
-        <w:rPr>
-          <w:b/>
-          <w:bCs/>
-          <w:sz w:val="28"/>
-          <w:szCs w:val="32"/>
-        </w:rPr>
-        <w:t xml:space="preserve"> those which are already incorporated in your book’s version and date)</w:t>
+        <w:t>(ignore those which are already incorporated in your book’s version and date)</w:t>
       </w:r>
     </w:p>
     <w:tbl>
@@ -24019,7 +24409,7 @@
 </file>
 
 <file path=word/endnotes.xml><?xml version="1.0" encoding="utf-8"?>
-<w:endnotes xmlns:wpc="http://schemas.microsoft.com/office/word/2010/wordprocessingCanvas" xmlns:cx="http://schemas.microsoft.com/office/drawing/2014/chartex" xmlns:cx1="http://schemas.microsoft.com/office/drawing/2015/9/8/chartex" xmlns:cx2="http://schemas.microsoft.com/office/drawing/2015/10/21/chartex" xmlns:cx3="http://schemas.microsoft.com/office/drawing/2016/5/9/chartex" xmlns:cx4="http://schemas.microsoft.com/office/drawing/2016/5/10/chartex" xmlns:cx5="http://schemas.microsoft.com/office/drawing/2016/5/11/chartex" xmlns:cx6="http://schemas.microsoft.com/office/drawing/2016/5/12/chartex" xmlns:cx7="http://schemas.microsoft.com/office/drawing/2016/5/13/chartex" xmlns:cx8="http://schemas.microsoft.com/office/drawing/2016/5/14/chartex" xmlns:mc="http://schemas.openxmlformats.org/markup-compatibility/2006" xmlns:aink="http://schemas.microsoft.com/office/drawing/2016/ink" xmlns:am3d="http://schemas.microsoft.com/office/drawing/2017/model3d" xmlns:o="urn:schemas-microsoft-com:office:office" xmlns:oel="http://schemas.microsoft.com/office/2019/extlst" xmlns:r="http://schemas.openxmlformats.org/officeDocument/2006/relationships" xmlns:m="http://schemas.openxmlformats.org/officeDocument/2006/math" xmlns:v="urn:schemas-microsoft-com:vml" xmlns:wp14="http://schemas.microsoft.com/office/word/2010/wordprocessingDrawing" xmlns:wp="http://schemas.openxmlformats.org/drawingml/2006/wordprocessingDrawing" xmlns:w10="urn:schemas-microsoft-com:office:word" xmlns:w="http://schemas.openxmlformats.org/wordprocessingml/2006/main" xmlns:w14="http://schemas.microsoft.com/office/word/2010/wordml" xmlns:w15="http://schemas.microsoft.com/office/word/2012/wordml" xmlns:w16cex="http://schemas.microsoft.com/office/word/2018/wordml/cex" xmlns:w16cid="http://schemas.microsoft.com/office/word/2016/wordml/cid" xmlns:w16="http://schemas.microsoft.com/office/word/2018/wordml" xmlns:w16sdtdh="http://schemas.microsoft.com/office/word/2020/wordml/sdtdatahash" xmlns:w16se="http://schemas.microsoft.com/office/word/2015/wordml/symex" xmlns:wpg="http://schemas.microsoft.com/office/word/2010/wordprocessingGroup" xmlns:wpi="http://schemas.microsoft.com/office/word/2010/wordprocessingInk" xmlns:wne="http://schemas.microsoft.com/office/word/2006/wordml" xmlns:wps="http://schemas.microsoft.com/office/word/2010/wordprocessingShape" mc:Ignorable="w14 w15 w16se w16cid w16 w16cex w16sdtdh wp14">
+<w:endnotes xmlns:wpc="http://schemas.microsoft.com/office/word/2010/wordprocessingCanvas" xmlns:cx="http://schemas.microsoft.com/office/drawing/2014/chartex" xmlns:cx1="http://schemas.microsoft.com/office/drawing/2015/9/8/chartex" xmlns:cx2="http://schemas.microsoft.com/office/drawing/2015/10/21/chartex" xmlns:cx3="http://schemas.microsoft.com/office/drawing/2016/5/9/chartex" xmlns:cx4="http://schemas.microsoft.com/office/drawing/2016/5/10/chartex" xmlns:cx5="http://schemas.microsoft.com/office/drawing/2016/5/11/chartex" xmlns:cx6="http://schemas.microsoft.com/office/drawing/2016/5/12/chartex" xmlns:cx7="http://schemas.microsoft.com/office/drawing/2016/5/13/chartex" xmlns:cx8="http://schemas.microsoft.com/office/drawing/2016/5/14/chartex" xmlns:mc="http://schemas.openxmlformats.org/markup-compatibility/2006" xmlns:aink="http://schemas.microsoft.com/office/drawing/2016/ink" xmlns:am3d="http://schemas.microsoft.com/office/drawing/2017/model3d" xmlns:o="urn:schemas-microsoft-com:office:office" xmlns:oel="http://schemas.microsoft.com/office/2019/extlst" xmlns:r="http://schemas.openxmlformats.org/officeDocument/2006/relationships" xmlns:m="http://schemas.openxmlformats.org/officeDocument/2006/math" xmlns:v="urn:schemas-microsoft-com:vml" xmlns:wp14="http://schemas.microsoft.com/office/word/2010/wordprocessingDrawing" xmlns:wp="http://schemas.openxmlformats.org/drawingml/2006/wordprocessingDrawing" xmlns:w10="urn:schemas-microsoft-com:office:word" xmlns:w="http://schemas.openxmlformats.org/wordprocessingml/2006/main" xmlns:w14="http://schemas.microsoft.com/office/word/2010/wordml" xmlns:w15="http://schemas.microsoft.com/office/word/2012/wordml" xmlns:w16cex="http://schemas.microsoft.com/office/word/2018/wordml/cex" xmlns:w16cid="http://schemas.microsoft.com/office/word/2016/wordml/cid" xmlns:w16="http://schemas.microsoft.com/office/word/2018/wordml" xmlns:w16du="http://schemas.microsoft.com/office/word/2023/wordml/word16du" xmlns:w16sdtdh="http://schemas.microsoft.com/office/word/2020/wordml/sdtdatahash" xmlns:w16sdtfl="http://schemas.microsoft.com/office/word/2024/wordml/sdtformatlock" xmlns:w16se="http://schemas.microsoft.com/office/word/2015/wordml/symex" xmlns:wpg="http://schemas.microsoft.com/office/word/2010/wordprocessingGroup" xmlns:wpi="http://schemas.microsoft.com/office/word/2010/wordprocessingInk" xmlns:wne="http://schemas.microsoft.com/office/word/2006/wordml" xmlns:wps="http://schemas.microsoft.com/office/word/2010/wordprocessingShape" mc:Ignorable="w14 w15 w16se w16cid w16 w16cex w16sdtdh w16sdtfl w16du wp14">
   <w:endnote w:type="separator" w:id="-1">
     <w:p>
       <w:pPr>
@@ -24044,7 +24434,7 @@
 </file>
 
 <file path=word/footer1.xml><?xml version="1.0" encoding="utf-8"?>
-<w:ftr xmlns:wpc="http://schemas.microsoft.com/office/word/2010/wordprocessingCanvas" xmlns:cx="http://schemas.microsoft.com/office/drawing/2014/chartex" xmlns:cx1="http://schemas.microsoft.com/office/drawing/2015/9/8/chartex" xmlns:cx2="http://schemas.microsoft.com/office/drawing/2015/10/21/chartex" xmlns:cx3="http://schemas.microsoft.com/office/drawing/2016/5/9/chartex" xmlns:cx4="http://schemas.microsoft.com/office/drawing/2016/5/10/chartex" xmlns:cx5="http://schemas.microsoft.com/office/drawing/2016/5/11/chartex" xmlns:cx6="http://schemas.microsoft.com/office/drawing/2016/5/12/chartex" xmlns:cx7="http://schemas.microsoft.com/office/drawing/2016/5/13/chartex" xmlns:cx8="http://schemas.microsoft.com/office/drawing/2016/5/14/chartex" xmlns:mc="http://schemas.openxmlformats.org/markup-compatibility/2006" xmlns:aink="http://schemas.microsoft.com/office/drawing/2016/ink" xmlns:am3d="http://schemas.microsoft.com/office/drawing/2017/model3d" xmlns:o="urn:schemas-microsoft-com:office:office" xmlns:oel="http://schemas.microsoft.com/office/2019/extlst" xmlns:r="http://schemas.openxmlformats.org/officeDocument/2006/relationships" xmlns:m="http://schemas.openxmlformats.org/officeDocument/2006/math" xmlns:v="urn:schemas-microsoft-com:vml" xmlns:wp14="http://schemas.microsoft.com/office/word/2010/wordprocessingDrawing" xmlns:wp="http://schemas.openxmlformats.org/drawingml/2006/wordprocessingDrawing" xmlns:w10="urn:schemas-microsoft-com:office:word" xmlns:w="http://schemas.openxmlformats.org/wordprocessingml/2006/main" xmlns:w14="http://schemas.microsoft.com/office/word/2010/wordml" xmlns:w15="http://schemas.microsoft.com/office/word/2012/wordml" xmlns:w16cex="http://schemas.microsoft.com/office/word/2018/wordml/cex" xmlns:w16cid="http://schemas.microsoft.com/office/word/2016/wordml/cid" xmlns:w16="http://schemas.microsoft.com/office/word/2018/wordml" xmlns:w16sdtdh="http://schemas.microsoft.com/office/word/2020/wordml/sdtdatahash" xmlns:w16se="http://schemas.microsoft.com/office/word/2015/wordml/symex" xmlns:wpg="http://schemas.microsoft.com/office/word/2010/wordprocessingGroup" xmlns:wpi="http://schemas.microsoft.com/office/word/2010/wordprocessingInk" xmlns:wne="http://schemas.microsoft.com/office/word/2006/wordml" xmlns:wps="http://schemas.microsoft.com/office/word/2010/wordprocessingShape" mc:Ignorable="w14 w15 w16se w16cid w16 w16cex w16sdtdh wp14">
+<w:ftr xmlns:wpc="http://schemas.microsoft.com/office/word/2010/wordprocessingCanvas" xmlns:cx="http://schemas.microsoft.com/office/drawing/2014/chartex" xmlns:cx1="http://schemas.microsoft.com/office/drawing/2015/9/8/chartex" xmlns:cx2="http://schemas.microsoft.com/office/drawing/2015/10/21/chartex" xmlns:cx3="http://schemas.microsoft.com/office/drawing/2016/5/9/chartex" xmlns:cx4="http://schemas.microsoft.com/office/drawing/2016/5/10/chartex" xmlns:cx5="http://schemas.microsoft.com/office/drawing/2016/5/11/chartex" xmlns:cx6="http://schemas.microsoft.com/office/drawing/2016/5/12/chartex" xmlns:cx7="http://schemas.microsoft.com/office/drawing/2016/5/13/chartex" xmlns:cx8="http://schemas.microsoft.com/office/drawing/2016/5/14/chartex" xmlns:mc="http://schemas.openxmlformats.org/markup-compatibility/2006" xmlns:aink="http://schemas.microsoft.com/office/drawing/2016/ink" xmlns:am3d="http://schemas.microsoft.com/office/drawing/2017/model3d" xmlns:o="urn:schemas-microsoft-com:office:office" xmlns:oel="http://schemas.microsoft.com/office/2019/extlst" xmlns:r="http://schemas.openxmlformats.org/officeDocument/2006/relationships" xmlns:m="http://schemas.openxmlformats.org/officeDocument/2006/math" xmlns:v="urn:schemas-microsoft-com:vml" xmlns:wp14="http://schemas.microsoft.com/office/word/2010/wordprocessingDrawing" xmlns:wp="http://schemas.openxmlformats.org/drawingml/2006/wordprocessingDrawing" xmlns:w10="urn:schemas-microsoft-com:office:word" xmlns:w="http://schemas.openxmlformats.org/wordprocessingml/2006/main" xmlns:w14="http://schemas.microsoft.com/office/word/2010/wordml" xmlns:w15="http://schemas.microsoft.com/office/word/2012/wordml" xmlns:w16cex="http://schemas.microsoft.com/office/word/2018/wordml/cex" xmlns:w16cid="http://schemas.microsoft.com/office/word/2016/wordml/cid" xmlns:w16="http://schemas.microsoft.com/office/word/2018/wordml" xmlns:w16du="http://schemas.microsoft.com/office/word/2023/wordml/word16du" xmlns:w16sdtdh="http://schemas.microsoft.com/office/word/2020/wordml/sdtdatahash" xmlns:w16sdtfl="http://schemas.microsoft.com/office/word/2024/wordml/sdtformatlock" xmlns:w16se="http://schemas.microsoft.com/office/word/2015/wordml/symex" xmlns:wpg="http://schemas.microsoft.com/office/word/2010/wordprocessingGroup" xmlns:wpi="http://schemas.microsoft.com/office/word/2010/wordprocessingInk" xmlns:wne="http://schemas.microsoft.com/office/word/2006/wordml" xmlns:wps="http://schemas.microsoft.com/office/word/2010/wordprocessingShape" mc:Ignorable="w14 w15 w16se w16cid w16 w16cex w16sdtdh w16sdtfl w16du wp14">
   <w:p>
     <w:pPr>
       <w:pBdr>
@@ -24226,7 +24616,7 @@
 </file>
 
 <file path=word/footer2.xml><?xml version="1.0" encoding="utf-8"?>
-<w:ftr xmlns:wpc="http://schemas.microsoft.com/office/word/2010/wordprocessingCanvas" xmlns:cx="http://schemas.microsoft.com/office/drawing/2014/chartex" xmlns:cx1="http://schemas.microsoft.com/office/drawing/2015/9/8/chartex" xmlns:cx2="http://schemas.microsoft.com/office/drawing/2015/10/21/chartex" xmlns:cx3="http://schemas.microsoft.com/office/drawing/2016/5/9/chartex" xmlns:cx4="http://schemas.microsoft.com/office/drawing/2016/5/10/chartex" xmlns:cx5="http://schemas.microsoft.com/office/drawing/2016/5/11/chartex" xmlns:cx6="http://schemas.microsoft.com/office/drawing/2016/5/12/chartex" xmlns:cx7="http://schemas.microsoft.com/office/drawing/2016/5/13/chartex" xmlns:cx8="http://schemas.microsoft.com/office/drawing/2016/5/14/chartex" xmlns:mc="http://schemas.openxmlformats.org/markup-compatibility/2006" xmlns:aink="http://schemas.microsoft.com/office/drawing/2016/ink" xmlns:am3d="http://schemas.microsoft.com/office/drawing/2017/model3d" xmlns:o="urn:schemas-microsoft-com:office:office" xmlns:oel="http://schemas.microsoft.com/office/2019/extlst" xmlns:r="http://schemas.openxmlformats.org/officeDocument/2006/relationships" xmlns:m="http://schemas.openxmlformats.org/officeDocument/2006/math" xmlns:v="urn:schemas-microsoft-com:vml" xmlns:wp14="http://schemas.microsoft.com/office/word/2010/wordprocessingDrawing" xmlns:wp="http://schemas.openxmlformats.org/drawingml/2006/wordprocessingDrawing" xmlns:w10="urn:schemas-microsoft-com:office:word" xmlns:w="http://schemas.openxmlformats.org/wordprocessingml/2006/main" xmlns:w14="http://schemas.microsoft.com/office/word/2010/wordml" xmlns:w15="http://schemas.microsoft.com/office/word/2012/wordml" xmlns:w16cex="http://schemas.microsoft.com/office/word/2018/wordml/cex" xmlns:w16cid="http://schemas.microsoft.com/office/word/2016/wordml/cid" xmlns:w16="http://schemas.microsoft.com/office/word/2018/wordml" xmlns:w16sdtdh="http://schemas.microsoft.com/office/word/2020/wordml/sdtdatahash" xmlns:w16se="http://schemas.microsoft.com/office/word/2015/wordml/symex" xmlns:wpg="http://schemas.microsoft.com/office/word/2010/wordprocessingGroup" xmlns:wpi="http://schemas.microsoft.com/office/word/2010/wordprocessingInk" xmlns:wne="http://schemas.microsoft.com/office/word/2006/wordml" xmlns:wps="http://schemas.microsoft.com/office/word/2010/wordprocessingShape" mc:Ignorable="w14 w15 w16se w16cid w16 w16cex w16sdtdh wp14">
+<w:ftr xmlns:wpc="http://schemas.microsoft.com/office/word/2010/wordprocessingCanvas" xmlns:cx="http://schemas.microsoft.com/office/drawing/2014/chartex" xmlns:cx1="http://schemas.microsoft.com/office/drawing/2015/9/8/chartex" xmlns:cx2="http://schemas.microsoft.com/office/drawing/2015/10/21/chartex" xmlns:cx3="http://schemas.microsoft.com/office/drawing/2016/5/9/chartex" xmlns:cx4="http://schemas.microsoft.com/office/drawing/2016/5/10/chartex" xmlns:cx5="http://schemas.microsoft.com/office/drawing/2016/5/11/chartex" xmlns:cx6="http://schemas.microsoft.com/office/drawing/2016/5/12/chartex" xmlns:cx7="http://schemas.microsoft.com/office/drawing/2016/5/13/chartex" xmlns:cx8="http://schemas.microsoft.com/office/drawing/2016/5/14/chartex" xmlns:mc="http://schemas.openxmlformats.org/markup-compatibility/2006" xmlns:aink="http://schemas.microsoft.com/office/drawing/2016/ink" xmlns:am3d="http://schemas.microsoft.com/office/drawing/2017/model3d" xmlns:o="urn:schemas-microsoft-com:office:office" xmlns:oel="http://schemas.microsoft.com/office/2019/extlst" xmlns:r="http://schemas.openxmlformats.org/officeDocument/2006/relationships" xmlns:m="http://schemas.openxmlformats.org/officeDocument/2006/math" xmlns:v="urn:schemas-microsoft-com:vml" xmlns:wp14="http://schemas.microsoft.com/office/word/2010/wordprocessingDrawing" xmlns:wp="http://schemas.openxmlformats.org/drawingml/2006/wordprocessingDrawing" xmlns:w10="urn:schemas-microsoft-com:office:word" xmlns:w="http://schemas.openxmlformats.org/wordprocessingml/2006/main" xmlns:w14="http://schemas.microsoft.com/office/word/2010/wordml" xmlns:w15="http://schemas.microsoft.com/office/word/2012/wordml" xmlns:w16cex="http://schemas.microsoft.com/office/word/2018/wordml/cex" xmlns:w16cid="http://schemas.microsoft.com/office/word/2016/wordml/cid" xmlns:w16="http://schemas.microsoft.com/office/word/2018/wordml" xmlns:w16du="http://schemas.microsoft.com/office/word/2023/wordml/word16du" xmlns:w16sdtdh="http://schemas.microsoft.com/office/word/2020/wordml/sdtdatahash" xmlns:w16sdtfl="http://schemas.microsoft.com/office/word/2024/wordml/sdtformatlock" xmlns:w16se="http://schemas.microsoft.com/office/word/2015/wordml/symex" xmlns:wpg="http://schemas.microsoft.com/office/word/2010/wordprocessingGroup" xmlns:wpi="http://schemas.microsoft.com/office/word/2010/wordprocessingInk" xmlns:wne="http://schemas.microsoft.com/office/word/2006/wordml" xmlns:wps="http://schemas.microsoft.com/office/word/2010/wordprocessingShape" mc:Ignorable="w14 w15 w16se w16cid w16 w16cex w16sdtdh w16sdtfl w16du wp14">
   <w:p>
     <w:pPr>
       <w:pBdr>
@@ -24432,7 +24822,7 @@
 </file>
 
 <file path=word/footnotes.xml><?xml version="1.0" encoding="utf-8"?>
-<w:footnotes xmlns:wpc="http://schemas.microsoft.com/office/word/2010/wordprocessingCanvas" xmlns:cx="http://schemas.microsoft.com/office/drawing/2014/chartex" xmlns:cx1="http://schemas.microsoft.com/office/drawing/2015/9/8/chartex" xmlns:cx2="http://schemas.microsoft.com/office/drawing/2015/10/21/chartex" xmlns:cx3="http://schemas.microsoft.com/office/drawing/2016/5/9/chartex" xmlns:cx4="http://schemas.microsoft.com/office/drawing/2016/5/10/chartex" xmlns:cx5="http://schemas.microsoft.com/office/drawing/2016/5/11/chartex" xmlns:cx6="http://schemas.microsoft.com/office/drawing/2016/5/12/chartex" xmlns:cx7="http://schemas.microsoft.com/office/drawing/2016/5/13/chartex" xmlns:cx8="http://schemas.microsoft.com/office/drawing/2016/5/14/chartex" xmlns:mc="http://schemas.openxmlformats.org/markup-compatibility/2006" xmlns:aink="http://schemas.microsoft.com/office/drawing/2016/ink" xmlns:am3d="http://schemas.microsoft.com/office/drawing/2017/model3d" xmlns:o="urn:schemas-microsoft-com:office:office" xmlns:oel="http://schemas.microsoft.com/office/2019/extlst" xmlns:r="http://schemas.openxmlformats.org/officeDocument/2006/relationships" xmlns:m="http://schemas.openxmlformats.org/officeDocument/2006/math" xmlns:v="urn:schemas-microsoft-com:vml" xmlns:wp14="http://schemas.microsoft.com/office/word/2010/wordprocessingDrawing" xmlns:wp="http://schemas.openxmlformats.org/drawingml/2006/wordprocessingDrawing" xmlns:w10="urn:schemas-microsoft-com:office:word" xmlns:w="http://schemas.openxmlformats.org/wordprocessingml/2006/main" xmlns:w14="http://schemas.microsoft.com/office/word/2010/wordml" xmlns:w15="http://schemas.microsoft.com/office/word/2012/wordml" xmlns:w16cex="http://schemas.microsoft.com/office/word/2018/wordml/cex" xmlns:w16cid="http://schemas.microsoft.com/office/word/2016/wordml/cid" xmlns:w16="http://schemas.microsoft.com/office/word/2018/wordml" xmlns:w16sdtdh="http://schemas.microsoft.com/office/word/2020/wordml/sdtdatahash" xmlns:w16se="http://schemas.microsoft.com/office/word/2015/wordml/symex" xmlns:wpg="http://schemas.microsoft.com/office/word/2010/wordprocessingGroup" xmlns:wpi="http://schemas.microsoft.com/office/word/2010/wordprocessingInk" xmlns:wne="http://schemas.microsoft.com/office/word/2006/wordml" xmlns:wps="http://schemas.microsoft.com/office/word/2010/wordprocessingShape" mc:Ignorable="w14 w15 w16se w16cid w16 w16cex w16sdtdh wp14">
+<w:footnotes xmlns:wpc="http://schemas.microsoft.com/office/word/2010/wordprocessingCanvas" xmlns:cx="http://schemas.microsoft.com/office/drawing/2014/chartex" xmlns:cx1="http://schemas.microsoft.com/office/drawing/2015/9/8/chartex" xmlns:cx2="http://schemas.microsoft.com/office/drawing/2015/10/21/chartex" xmlns:cx3="http://schemas.microsoft.com/office/drawing/2016/5/9/chartex" xmlns:cx4="http://schemas.microsoft.com/office/drawing/2016/5/10/chartex" xmlns:cx5="http://schemas.microsoft.com/office/drawing/2016/5/11/chartex" xmlns:cx6="http://schemas.microsoft.com/office/drawing/2016/5/12/chartex" xmlns:cx7="http://schemas.microsoft.com/office/drawing/2016/5/13/chartex" xmlns:cx8="http://schemas.microsoft.com/office/drawing/2016/5/14/chartex" xmlns:mc="http://schemas.openxmlformats.org/markup-compatibility/2006" xmlns:aink="http://schemas.microsoft.com/office/drawing/2016/ink" xmlns:am3d="http://schemas.microsoft.com/office/drawing/2017/model3d" xmlns:o="urn:schemas-microsoft-com:office:office" xmlns:oel="http://schemas.microsoft.com/office/2019/extlst" xmlns:r="http://schemas.openxmlformats.org/officeDocument/2006/relationships" xmlns:m="http://schemas.openxmlformats.org/officeDocument/2006/math" xmlns:v="urn:schemas-microsoft-com:vml" xmlns:wp14="http://schemas.microsoft.com/office/word/2010/wordprocessingDrawing" xmlns:wp="http://schemas.openxmlformats.org/drawingml/2006/wordprocessingDrawing" xmlns:w10="urn:schemas-microsoft-com:office:word" xmlns:w="http://schemas.openxmlformats.org/wordprocessingml/2006/main" xmlns:w14="http://schemas.microsoft.com/office/word/2010/wordml" xmlns:w15="http://schemas.microsoft.com/office/word/2012/wordml" xmlns:w16cex="http://schemas.microsoft.com/office/word/2018/wordml/cex" xmlns:w16cid="http://schemas.microsoft.com/office/word/2016/wordml/cid" xmlns:w16="http://schemas.microsoft.com/office/word/2018/wordml" xmlns:w16du="http://schemas.microsoft.com/office/word/2023/wordml/word16du" xmlns:w16sdtdh="http://schemas.microsoft.com/office/word/2020/wordml/sdtdatahash" xmlns:w16sdtfl="http://schemas.microsoft.com/office/word/2024/wordml/sdtformatlock" xmlns:w16se="http://schemas.microsoft.com/office/word/2015/wordml/symex" xmlns:wpg="http://schemas.microsoft.com/office/word/2010/wordprocessingGroup" xmlns:wpi="http://schemas.microsoft.com/office/word/2010/wordprocessingInk" xmlns:wne="http://schemas.microsoft.com/office/word/2006/wordml" xmlns:wps="http://schemas.microsoft.com/office/word/2010/wordprocessingShape" mc:Ignorable="w14 w15 w16se w16cid w16 w16cex w16sdtdh w16sdtfl w16du wp14">
   <w:footnote w:type="separator" w:id="-1">
     <w:p>
       <w:pPr>
@@ -24457,7 +24847,7 @@
 </file>
 
 <file path=word/header1.xml><?xml version="1.0" encoding="utf-8"?>
-<w:hdr xmlns:wpc="http://schemas.microsoft.com/office/word/2010/wordprocessingCanvas" xmlns:cx="http://schemas.microsoft.com/office/drawing/2014/chartex" xmlns:cx1="http://schemas.microsoft.com/office/drawing/2015/9/8/chartex" xmlns:cx2="http://schemas.microsoft.com/office/drawing/2015/10/21/chartex" xmlns:cx3="http://schemas.microsoft.com/office/drawing/2016/5/9/chartex" xmlns:cx4="http://schemas.microsoft.com/office/drawing/2016/5/10/chartex" xmlns:cx5="http://schemas.microsoft.com/office/drawing/2016/5/11/chartex" xmlns:cx6="http://schemas.microsoft.com/office/drawing/2016/5/12/chartex" xmlns:cx7="http://schemas.microsoft.com/office/drawing/2016/5/13/chartex" xmlns:cx8="http://schemas.microsoft.com/office/drawing/2016/5/14/chartex" xmlns:mc="http://schemas.openxmlformats.org/markup-compatibility/2006" xmlns:aink="http://schemas.microsoft.com/office/drawing/2016/ink" xmlns:am3d="http://schemas.microsoft.com/office/drawing/2017/model3d" xmlns:o="urn:schemas-microsoft-com:office:office" xmlns:oel="http://schemas.microsoft.com/office/2019/extlst" xmlns:r="http://schemas.openxmlformats.org/officeDocument/2006/relationships" xmlns:m="http://schemas.openxmlformats.org/officeDocument/2006/math" xmlns:v="urn:schemas-microsoft-com:vml" xmlns:wp14="http://schemas.microsoft.com/office/word/2010/wordprocessingDrawing" xmlns:wp="http://schemas.openxmlformats.org/drawingml/2006/wordprocessingDrawing" xmlns:w10="urn:schemas-microsoft-com:office:word" xmlns:w="http://schemas.openxmlformats.org/wordprocessingml/2006/main" xmlns:w14="http://schemas.microsoft.com/office/word/2010/wordml" xmlns:w15="http://schemas.microsoft.com/office/word/2012/wordml" xmlns:w16cex="http://schemas.microsoft.com/office/word/2018/wordml/cex" xmlns:w16cid="http://schemas.microsoft.com/office/word/2016/wordml/cid" xmlns:w16="http://schemas.microsoft.com/office/word/2018/wordml" xmlns:w16sdtdh="http://schemas.microsoft.com/office/word/2020/wordml/sdtdatahash" xmlns:w16se="http://schemas.microsoft.com/office/word/2015/wordml/symex" xmlns:wpg="http://schemas.microsoft.com/office/word/2010/wordprocessingGroup" xmlns:wpi="http://schemas.microsoft.com/office/word/2010/wordprocessingInk" xmlns:wne="http://schemas.microsoft.com/office/word/2006/wordml" xmlns:wps="http://schemas.microsoft.com/office/word/2010/wordprocessingShape" mc:Ignorable="w14 w15 w16se w16cid w16 w16cex w16sdtdh wp14">
+<w:hdr xmlns:wpc="http://schemas.microsoft.com/office/word/2010/wordprocessingCanvas" xmlns:cx="http://schemas.microsoft.com/office/drawing/2014/chartex" xmlns:cx1="http://schemas.microsoft.com/office/drawing/2015/9/8/chartex" xmlns:cx2="http://schemas.microsoft.com/office/drawing/2015/10/21/chartex" xmlns:cx3="http://schemas.microsoft.com/office/drawing/2016/5/9/chartex" xmlns:cx4="http://schemas.microsoft.com/office/drawing/2016/5/10/chartex" xmlns:cx5="http://schemas.microsoft.com/office/drawing/2016/5/11/chartex" xmlns:cx6="http://schemas.microsoft.com/office/drawing/2016/5/12/chartex" xmlns:cx7="http://schemas.microsoft.com/office/drawing/2016/5/13/chartex" xmlns:cx8="http://schemas.microsoft.com/office/drawing/2016/5/14/chartex" xmlns:mc="http://schemas.openxmlformats.org/markup-compatibility/2006" xmlns:aink="http://schemas.microsoft.com/office/drawing/2016/ink" xmlns:am3d="http://schemas.microsoft.com/office/drawing/2017/model3d" xmlns:o="urn:schemas-microsoft-com:office:office" xmlns:oel="http://schemas.microsoft.com/office/2019/extlst" xmlns:r="http://schemas.openxmlformats.org/officeDocument/2006/relationships" xmlns:m="http://schemas.openxmlformats.org/officeDocument/2006/math" xmlns:v="urn:schemas-microsoft-com:vml" xmlns:wp14="http://schemas.microsoft.com/office/word/2010/wordprocessingDrawing" xmlns:wp="http://schemas.openxmlformats.org/drawingml/2006/wordprocessingDrawing" xmlns:w10="urn:schemas-microsoft-com:office:word" xmlns:w="http://schemas.openxmlformats.org/wordprocessingml/2006/main" xmlns:w14="http://schemas.microsoft.com/office/word/2010/wordml" xmlns:w15="http://schemas.microsoft.com/office/word/2012/wordml" xmlns:w16cex="http://schemas.microsoft.com/office/word/2018/wordml/cex" xmlns:w16cid="http://schemas.microsoft.com/office/word/2016/wordml/cid" xmlns:w16="http://schemas.microsoft.com/office/word/2018/wordml" xmlns:w16du="http://schemas.microsoft.com/office/word/2023/wordml/word16du" xmlns:w16sdtdh="http://schemas.microsoft.com/office/word/2020/wordml/sdtdatahash" xmlns:w16sdtfl="http://schemas.microsoft.com/office/word/2024/wordml/sdtformatlock" xmlns:w16se="http://schemas.microsoft.com/office/word/2015/wordml/symex" xmlns:wpg="http://schemas.microsoft.com/office/word/2010/wordprocessingGroup" xmlns:wpi="http://schemas.microsoft.com/office/word/2010/wordprocessingInk" xmlns:wne="http://schemas.microsoft.com/office/word/2006/wordml" xmlns:wps="http://schemas.microsoft.com/office/word/2010/wordprocessingShape" mc:Ignorable="w14 w15 w16se w16cid w16 w16cex w16sdtdh w16sdtfl w16du wp14">
   <w:p>
     <w:pPr>
       <w:pStyle w:val="Header"/>
@@ -24478,7 +24868,7 @@
 </file>
 
 <file path=word/header2.xml><?xml version="1.0" encoding="utf-8"?>
-<w:hdr xmlns:wpc="http://schemas.microsoft.com/office/word/2010/wordprocessingCanvas" xmlns:cx="http://schemas.microsoft.com/office/drawing/2014/chartex" xmlns:cx1="http://schemas.microsoft.com/office/drawing/2015/9/8/chartex" xmlns:cx2="http://schemas.microsoft.com/office/drawing/2015/10/21/chartex" xmlns:cx3="http://schemas.microsoft.com/office/drawing/2016/5/9/chartex" xmlns:cx4="http://schemas.microsoft.com/office/drawing/2016/5/10/chartex" xmlns:cx5="http://schemas.microsoft.com/office/drawing/2016/5/11/chartex" xmlns:cx6="http://schemas.microsoft.com/office/drawing/2016/5/12/chartex" xmlns:cx7="http://schemas.microsoft.com/office/drawing/2016/5/13/chartex" xmlns:cx8="http://schemas.microsoft.com/office/drawing/2016/5/14/chartex" xmlns:mc="http://schemas.openxmlformats.org/markup-compatibility/2006" xmlns:aink="http://schemas.microsoft.com/office/drawing/2016/ink" xmlns:am3d="http://schemas.microsoft.com/office/drawing/2017/model3d" xmlns:o="urn:schemas-microsoft-com:office:office" xmlns:oel="http://schemas.microsoft.com/office/2019/extlst" xmlns:r="http://schemas.openxmlformats.org/officeDocument/2006/relationships" xmlns:m="http://schemas.openxmlformats.org/officeDocument/2006/math" xmlns:v="urn:schemas-microsoft-com:vml" xmlns:wp14="http://schemas.microsoft.com/office/word/2010/wordprocessingDrawing" xmlns:wp="http://schemas.openxmlformats.org/drawingml/2006/wordprocessingDrawing" xmlns:w10="urn:schemas-microsoft-com:office:word" xmlns:w="http://schemas.openxmlformats.org/wordprocessingml/2006/main" xmlns:w14="http://schemas.microsoft.com/office/word/2010/wordml" xmlns:w15="http://schemas.microsoft.com/office/word/2012/wordml" xmlns:w16cex="http://schemas.microsoft.com/office/word/2018/wordml/cex" xmlns:w16cid="http://schemas.microsoft.com/office/word/2016/wordml/cid" xmlns:w16="http://schemas.microsoft.com/office/word/2018/wordml" xmlns:w16sdtdh="http://schemas.microsoft.com/office/word/2020/wordml/sdtdatahash" xmlns:w16se="http://schemas.microsoft.com/office/word/2015/wordml/symex" xmlns:wpg="http://schemas.microsoft.com/office/word/2010/wordprocessingGroup" xmlns:wpi="http://schemas.microsoft.com/office/word/2010/wordprocessingInk" xmlns:wne="http://schemas.microsoft.com/office/word/2006/wordml" xmlns:wps="http://schemas.microsoft.com/office/word/2010/wordprocessingShape" mc:Ignorable="w14 w15 w16se w16cid w16 w16cex w16sdtdh wp14">
+<w:hdr xmlns:wpc="http://schemas.microsoft.com/office/word/2010/wordprocessingCanvas" xmlns:cx="http://schemas.microsoft.com/office/drawing/2014/chartex" xmlns:cx1="http://schemas.microsoft.com/office/drawing/2015/9/8/chartex" xmlns:cx2="http://schemas.microsoft.com/office/drawing/2015/10/21/chartex" xmlns:cx3="http://schemas.microsoft.com/office/drawing/2016/5/9/chartex" xmlns:cx4="http://schemas.microsoft.com/office/drawing/2016/5/10/chartex" xmlns:cx5="http://schemas.microsoft.com/office/drawing/2016/5/11/chartex" xmlns:cx6="http://schemas.microsoft.com/office/drawing/2016/5/12/chartex" xmlns:cx7="http://schemas.microsoft.com/office/drawing/2016/5/13/chartex" xmlns:cx8="http://schemas.microsoft.com/office/drawing/2016/5/14/chartex" xmlns:mc="http://schemas.openxmlformats.org/markup-compatibility/2006" xmlns:aink="http://schemas.microsoft.com/office/drawing/2016/ink" xmlns:am3d="http://schemas.microsoft.com/office/drawing/2017/model3d" xmlns:o="urn:schemas-microsoft-com:office:office" xmlns:oel="http://schemas.microsoft.com/office/2019/extlst" xmlns:r="http://schemas.openxmlformats.org/officeDocument/2006/relationships" xmlns:m="http://schemas.openxmlformats.org/officeDocument/2006/math" xmlns:v="urn:schemas-microsoft-com:vml" xmlns:wp14="http://schemas.microsoft.com/office/word/2010/wordprocessingDrawing" xmlns:wp="http://schemas.openxmlformats.org/drawingml/2006/wordprocessingDrawing" xmlns:w10="urn:schemas-microsoft-com:office:word" xmlns:w="http://schemas.openxmlformats.org/wordprocessingml/2006/main" xmlns:w14="http://schemas.microsoft.com/office/word/2010/wordml" xmlns:w15="http://schemas.microsoft.com/office/word/2012/wordml" xmlns:w16cex="http://schemas.microsoft.com/office/word/2018/wordml/cex" xmlns:w16cid="http://schemas.microsoft.com/office/word/2016/wordml/cid" xmlns:w16="http://schemas.microsoft.com/office/word/2018/wordml" xmlns:w16du="http://schemas.microsoft.com/office/word/2023/wordml/word16du" xmlns:w16sdtdh="http://schemas.microsoft.com/office/word/2020/wordml/sdtdatahash" xmlns:w16sdtfl="http://schemas.microsoft.com/office/word/2024/wordml/sdtformatlock" xmlns:w16se="http://schemas.microsoft.com/office/word/2015/wordml/symex" xmlns:wpg="http://schemas.microsoft.com/office/word/2010/wordprocessingGroup" xmlns:wpi="http://schemas.microsoft.com/office/word/2010/wordprocessingInk" xmlns:wne="http://schemas.microsoft.com/office/word/2006/wordml" xmlns:wps="http://schemas.microsoft.com/office/word/2010/wordprocessingShape" mc:Ignorable="w14 w15 w16se w16cid w16 w16cex w16sdtdh w16sdtfl w16du wp14">
   <w:p>
     <w:pPr>
       <w:pStyle w:val="Header"/>
@@ -24491,7 +24881,7 @@
 </file>
 
 <file path=word/styles.xml><?xml version="1.0" encoding="utf-8"?>
-<w:styles xmlns:mc="http://schemas.openxmlformats.org/markup-compatibility/2006" xmlns:r="http://schemas.openxmlformats.org/officeDocument/2006/relationships" xmlns:w="http://schemas.openxmlformats.org/wordprocessingml/2006/main" xmlns:w14="http://schemas.microsoft.com/office/word/2010/wordml" xmlns:w15="http://schemas.microsoft.com/office/word/2012/wordml" xmlns:w16cex="http://schemas.microsoft.com/office/word/2018/wordml/cex" xmlns:w16cid="http://schemas.microsoft.com/office/word/2016/wordml/cid" xmlns:w16="http://schemas.microsoft.com/office/word/2018/wordml" xmlns:w16sdtdh="http://schemas.microsoft.com/office/word/2020/wordml/sdtdatahash" xmlns:w16se="http://schemas.microsoft.com/office/word/2015/wordml/symex" mc:Ignorable="w14 w15 w16se w16cid w16 w16cex w16sdtdh">
+<w:styles xmlns:mc="http://schemas.openxmlformats.org/markup-compatibility/2006" xmlns:r="http://schemas.openxmlformats.org/officeDocument/2006/relationships" xmlns:w="http://schemas.openxmlformats.org/wordprocessingml/2006/main" xmlns:w14="http://schemas.microsoft.com/office/word/2010/wordml" xmlns:w15="http://schemas.microsoft.com/office/word/2012/wordml" xmlns:w16cex="http://schemas.microsoft.com/office/word/2018/wordml/cex" xmlns:w16cid="http://schemas.microsoft.com/office/word/2016/wordml/cid" xmlns:w16="http://schemas.microsoft.com/office/word/2018/wordml" xmlns:w16du="http://schemas.microsoft.com/office/word/2023/wordml/word16du" xmlns:w16sdtdh="http://schemas.microsoft.com/office/word/2020/wordml/sdtdatahash" xmlns:w16sdtfl="http://schemas.microsoft.com/office/word/2024/wordml/sdtformatlock" xmlns:w16se="http://schemas.microsoft.com/office/word/2015/wordml/symex" mc:Ignorable="w14 w15 w16se w16cid w16 w16cex w16sdtdh w16sdtfl w16du">
   <w:docDefaults>
     <w:rPrDefault>
       <w:rPr>

--- a/TS Jatai Ghanam Project/TS 2.5/TS 2.5 Jatai Sanskrit Corrections.docx
+++ b/TS Jatai Ghanam Project/TS 2.5/TS 2.5 Jatai Sanskrit Corrections.docx
@@ -1,6 +1,6 @@
 
 <file path=word/document.xml><?xml version="1.0" encoding="utf-8"?>
-<w:document xmlns:wpc="http://schemas.microsoft.com/office/word/2010/wordprocessingCanvas" xmlns:cx="http://schemas.microsoft.com/office/drawing/2014/chartex" xmlns:cx1="http://schemas.microsoft.com/office/drawing/2015/9/8/chartex" xmlns:cx2="http://schemas.microsoft.com/office/drawing/2015/10/21/chartex" xmlns:cx3="http://schemas.microsoft.com/office/drawing/2016/5/9/chartex" xmlns:cx4="http://schemas.microsoft.com/office/drawing/2016/5/10/chartex" xmlns:cx5="http://schemas.microsoft.com/office/drawing/2016/5/11/chartex" xmlns:cx6="http://schemas.microsoft.com/office/drawing/2016/5/12/chartex" xmlns:cx7="http://schemas.microsoft.com/office/drawing/2016/5/13/chartex" xmlns:cx8="http://schemas.microsoft.com/office/drawing/2016/5/14/chartex" xmlns:mc="http://schemas.openxmlformats.org/markup-compatibility/2006" xmlns:aink="http://schemas.microsoft.com/office/drawing/2016/ink" xmlns:am3d="http://schemas.microsoft.com/office/drawing/2017/model3d" xmlns:o="urn:schemas-microsoft-com:office:office" xmlns:oel="http://schemas.microsoft.com/office/2019/extlst" xmlns:r="http://schemas.openxmlformats.org/officeDocument/2006/relationships" xmlns:m="http://schemas.openxmlformats.org/officeDocument/2006/math" xmlns:v="urn:schemas-microsoft-com:vml" xmlns:wp14="http://schemas.microsoft.com/office/word/2010/wordprocessingDrawing" xmlns:wp="http://schemas.openxmlformats.org/drawingml/2006/wordprocessingDrawing" xmlns:w10="urn:schemas-microsoft-com:office:word" xmlns:w="http://schemas.openxmlformats.org/wordprocessingml/2006/main" xmlns:w14="http://schemas.microsoft.com/office/word/2010/wordml" xmlns:w15="http://schemas.microsoft.com/office/word/2012/wordml" xmlns:w16cex="http://schemas.microsoft.com/office/word/2018/wordml/cex" xmlns:w16cid="http://schemas.microsoft.com/office/word/2016/wordml/cid" xmlns:w16="http://schemas.microsoft.com/office/word/2018/wordml" xmlns:w16du="http://schemas.microsoft.com/office/word/2023/wordml/word16du" xmlns:w16sdtdh="http://schemas.microsoft.com/office/word/2020/wordml/sdtdatahash" xmlns:w16sdtfl="http://schemas.microsoft.com/office/word/2024/wordml/sdtformatlock" xmlns:w16se="http://schemas.microsoft.com/office/word/2015/wordml/symex" xmlns:wpg="http://schemas.microsoft.com/office/word/2010/wordprocessingGroup" xmlns:wpi="http://schemas.microsoft.com/office/word/2010/wordprocessingInk" xmlns:wne="http://schemas.microsoft.com/office/word/2006/wordml" xmlns:wps="http://schemas.microsoft.com/office/word/2010/wordprocessingShape" mc:Ignorable="w14 w15 w16se w16cid w16 w16cex w16sdtdh w16sdtfl w16du wp14">
+<w:document xmlns:wpc="http://schemas.microsoft.com/office/word/2010/wordprocessingCanvas" xmlns:cx="http://schemas.microsoft.com/office/drawing/2014/chartex" xmlns:cx1="http://schemas.microsoft.com/office/drawing/2015/9/8/chartex" xmlns:cx2="http://schemas.microsoft.com/office/drawing/2015/10/21/chartex" xmlns:cx3="http://schemas.microsoft.com/office/drawing/2016/5/9/chartex" xmlns:cx4="http://schemas.microsoft.com/office/drawing/2016/5/10/chartex" xmlns:cx5="http://schemas.microsoft.com/office/drawing/2016/5/11/chartex" xmlns:cx6="http://schemas.microsoft.com/office/drawing/2016/5/12/chartex" xmlns:cx7="http://schemas.microsoft.com/office/drawing/2016/5/13/chartex" xmlns:cx8="http://schemas.microsoft.com/office/drawing/2016/5/14/chartex" xmlns:mc="http://schemas.openxmlformats.org/markup-compatibility/2006" xmlns:aink="http://schemas.microsoft.com/office/drawing/2016/ink" xmlns:am3d="http://schemas.microsoft.com/office/drawing/2017/model3d" xmlns:o="urn:schemas-microsoft-com:office:office" xmlns:oel="http://schemas.microsoft.com/office/2019/extlst" xmlns:r="http://schemas.openxmlformats.org/officeDocument/2006/relationships" xmlns:m="http://schemas.openxmlformats.org/officeDocument/2006/math" xmlns:v="urn:schemas-microsoft-com:vml" xmlns:wp14="http://schemas.microsoft.com/office/word/2010/wordprocessingDrawing" xmlns:wp="http://schemas.openxmlformats.org/drawingml/2006/wordprocessingDrawing" xmlns:w10="urn:schemas-microsoft-com:office:word" xmlns:w="http://schemas.openxmlformats.org/wordprocessingml/2006/main" xmlns:w14="http://schemas.microsoft.com/office/word/2010/wordml" xmlns:w15="http://schemas.microsoft.com/office/word/2012/wordml" xmlns:w16cei="http://schemas.microsoft.com/office/word/2026/wordml/cei" xmlns:w16cex="http://schemas.microsoft.com/office/word/2018/wordml/cex" xmlns:w16cid="http://schemas.microsoft.com/office/word/2016/wordml/cid" xmlns:w16="http://schemas.microsoft.com/office/word/2018/wordml" xmlns:w16du="http://schemas.microsoft.com/office/word/2023/wordml/word16du" xmlns:w16sdtdh="http://schemas.microsoft.com/office/word/2020/wordml/sdtdatahash" xmlns:w16sdtfl="http://schemas.microsoft.com/office/word/2024/wordml/sdtformatlock" xmlns:w16se="http://schemas.microsoft.com/office/word/2015/wordml/symex" xmlns:wpg="http://schemas.microsoft.com/office/word/2010/wordprocessingGroup" xmlns:wpi="http://schemas.microsoft.com/office/word/2010/wordprocessingInk" xmlns:wne="http://schemas.microsoft.com/office/word/2006/wordml" xmlns:wps="http://schemas.microsoft.com/office/word/2010/wordprocessingShape" mc:Ignorable="w14 w15 w16se w16cid w16 w16cex w16sdtdh w16sdtfl w16du wp14">
   <w:body>
     <w:p>
       <w:pPr>
@@ -70,10 +70,9 @@
           <w:bCs/>
           <w:sz w:val="32"/>
           <w:szCs w:val="32"/>
-          <w:highlight w:val="red"/>
           <w:u w:val="single"/>
         </w:rPr>
-        <w:t>??????</w:t>
+        <w:t>31st July 2026</w:t>
       </w:r>
     </w:p>
     <w:p>
@@ -305,8 +304,19 @@
                 <w:sz w:val="32"/>
                 <w:szCs w:val="40"/>
               </w:rPr>
-              <w:t>)-  ÌmÉ</w:t>
-            </w:r>
+              <w:t>)</w:t>
+            </w:r>
+            <w:proofErr w:type="gramStart"/>
+            <w:r>
+              <w:rPr>
+                <w:rFonts w:ascii="BRH Devanagari Extra" w:hAnsi="BRH Devanagari Extra" w:cs="BRH Devanagari Extra"/>
+                <w:color w:val="000000"/>
+                <w:sz w:val="32"/>
+                <w:szCs w:val="40"/>
+              </w:rPr>
+              <w:t>-  ÌmÉ</w:t>
+            </w:r>
+            <w:proofErr w:type="gramEnd"/>
             <w:r>
               <w:rPr>
                 <w:rFonts w:ascii="BRH Malayalam Extra" w:hAnsi="BRH Malayalam Extra" w:cs="BRH Devanagari Extra"/>
@@ -554,8 +564,19 @@
                 <w:sz w:val="32"/>
                 <w:szCs w:val="40"/>
               </w:rPr>
-              <w:t>)-  ÌmÉ</w:t>
-            </w:r>
+              <w:t>)</w:t>
+            </w:r>
+            <w:proofErr w:type="gramStart"/>
+            <w:r>
+              <w:rPr>
+                <w:rFonts w:ascii="BRH Devanagari Extra" w:hAnsi="BRH Devanagari Extra" w:cs="BRH Devanagari Extra"/>
+                <w:color w:val="000000"/>
+                <w:sz w:val="32"/>
+                <w:szCs w:val="40"/>
+              </w:rPr>
+              <w:t>-  ÌmÉ</w:t>
+            </w:r>
+            <w:proofErr w:type="gramEnd"/>
             <w:r>
               <w:rPr>
                 <w:rFonts w:ascii="BRH Malayalam Extra" w:hAnsi="BRH Malayalam Extra" w:cs="BRH Devanagari Extra"/>
@@ -683,61 +704,6 @@
               </w:rPr>
               <w:t xml:space="preserve"> CÌiÉþ ÌmÉmÉiÉå | </w:t>
             </w:r>
-          </w:p>
-        </w:tc>
-      </w:tr>
-      <w:tr>
-        <w:trPr>
-          <w:trHeight w:val="1121"/>
-        </w:trPr>
-        <w:tc>
-          <w:tcPr>
-            <w:tcW w:w="7514" w:type="dxa"/>
-            <w:tcBorders>
-              <w:top w:val="single" w:sz="4" w:space="0" w:color="000000"/>
-              <w:left w:val="single" w:sz="4" w:space="0" w:color="000000"/>
-              <w:bottom w:val="single" w:sz="4" w:space="0" w:color="000000"/>
-              <w:right w:val="single" w:sz="4" w:space="0" w:color="000000"/>
-            </w:tcBorders>
-          </w:tcPr>
-          <w:p>
-            <w:pPr>
-              <w:widowControl w:val="0"/>
-              <w:autoSpaceDE w:val="0"/>
-              <w:autoSpaceDN w:val="0"/>
-              <w:adjustRightInd w:val="0"/>
-              <w:spacing w:before="0" w:line="240" w:lineRule="auto"/>
-              <w:rPr>
-                <w:rFonts w:cs="BRH Malayalam Extra"/>
-                <w:color w:val="000000"/>
-                <w:szCs w:val="40"/>
-              </w:rPr>
-            </w:pPr>
-          </w:p>
-        </w:tc>
-        <w:tc>
-          <w:tcPr>
-            <w:tcW w:w="7371" w:type="dxa"/>
-            <w:tcBorders>
-              <w:top w:val="single" w:sz="4" w:space="0" w:color="000000"/>
-              <w:left w:val="single" w:sz="4" w:space="0" w:color="000000"/>
-              <w:bottom w:val="single" w:sz="4" w:space="0" w:color="000000"/>
-              <w:right w:val="single" w:sz="4" w:space="0" w:color="000000"/>
-            </w:tcBorders>
-          </w:tcPr>
-          <w:p>
-            <w:pPr>
-              <w:widowControl w:val="0"/>
-              <w:autoSpaceDE w:val="0"/>
-              <w:autoSpaceDN w:val="0"/>
-              <w:adjustRightInd w:val="0"/>
-              <w:spacing w:before="0" w:line="240" w:lineRule="auto"/>
-              <w:rPr>
-                <w:rFonts w:cs="BRH Malayalam Extra"/>
-                <w:color w:val="000000"/>
-                <w:szCs w:val="40"/>
-              </w:rPr>
-            </w:pPr>
           </w:p>
         </w:tc>
       </w:tr>
@@ -754,11 +720,7 @@
           <w:u w:val="single"/>
         </w:rPr>
       </w:pPr>
-    </w:p>
-    <w:p>
-      <w:pPr>
-        <w:spacing w:before="0" w:line="240" w:lineRule="auto"/>
-        <w:jc w:val="center"/>
+      <w:r>
         <w:rPr>
           <w:b/>
           <w:bCs/>
@@ -766,7 +728,8 @@
           <w:szCs w:val="32"/>
           <w:u w:val="single"/>
         </w:rPr>
-      </w:pPr>
+        <w:t>============</w:t>
+      </w:r>
     </w:p>
     <w:p>
       <w:pPr>
@@ -1127,8 +1090,19 @@
                 <w:sz w:val="32"/>
                 <w:szCs w:val="40"/>
               </w:rPr>
-              <w:t>)-  L</w:t>
-            </w:r>
+              <w:t>)</w:t>
+            </w:r>
+            <w:proofErr w:type="gramStart"/>
+            <w:r>
+              <w:rPr>
+                <w:rFonts w:ascii="BRH Devanagari Extra" w:hAnsi="BRH Devanagari Extra" w:cs="BRH Devanagari Extra"/>
+                <w:color w:val="000000"/>
+                <w:sz w:val="32"/>
+                <w:szCs w:val="40"/>
+              </w:rPr>
+              <w:t>-  L</w:t>
+            </w:r>
+            <w:proofErr w:type="gramEnd"/>
             <w:r>
               <w:rPr>
                 <w:rFonts w:ascii="BRH Malayalam Extra" w:hAnsi="BRH Malayalam Extra" w:cs="BRH Devanagari Extra"/>
@@ -1472,8 +1446,19 @@
                 <w:sz w:val="32"/>
                 <w:szCs w:val="40"/>
               </w:rPr>
-              <w:t>)-  L</w:t>
-            </w:r>
+              <w:t>)</w:t>
+            </w:r>
+            <w:proofErr w:type="gramStart"/>
+            <w:r>
+              <w:rPr>
+                <w:rFonts w:ascii="BRH Devanagari Extra" w:hAnsi="BRH Devanagari Extra" w:cs="BRH Devanagari Extra"/>
+                <w:color w:val="000000"/>
+                <w:sz w:val="32"/>
+                <w:szCs w:val="40"/>
+              </w:rPr>
+              <w:t>-  L</w:t>
+            </w:r>
+            <w:proofErr w:type="gramEnd"/>
             <w:r>
               <w:rPr>
                 <w:rFonts w:ascii="BRH Malayalam Extra" w:hAnsi="BRH Malayalam Extra" w:cs="BRH Devanagari Extra"/>
@@ -1828,8 +1813,19 @@
                 <w:sz w:val="32"/>
                 <w:szCs w:val="40"/>
               </w:rPr>
-              <w:t>)-  mÉëÉ</w:t>
-            </w:r>
+              <w:t>)</w:t>
+            </w:r>
+            <w:proofErr w:type="gramStart"/>
+            <w:r>
+              <w:rPr>
+                <w:rFonts w:ascii="BRH Devanagari Extra" w:hAnsi="BRH Devanagari Extra" w:cs="BRH Devanagari Extra"/>
+                <w:color w:val="000000"/>
+                <w:sz w:val="32"/>
+                <w:szCs w:val="40"/>
+              </w:rPr>
+              <w:t>-  mÉëÉ</w:t>
+            </w:r>
+            <w:proofErr w:type="gramEnd"/>
             <w:r>
               <w:rPr>
                 <w:rFonts w:ascii="BRH Malayalam Extra" w:hAnsi="BRH Malayalam Extra" w:cs="BRH Devanagari Extra"/>
@@ -2126,8 +2122,19 @@
                 <w:sz w:val="32"/>
                 <w:szCs w:val="40"/>
               </w:rPr>
-              <w:t>)-  mÉëÉ</w:t>
-            </w:r>
+              <w:t>)</w:t>
+            </w:r>
+            <w:proofErr w:type="gramStart"/>
+            <w:r>
+              <w:rPr>
+                <w:rFonts w:ascii="BRH Devanagari Extra" w:hAnsi="BRH Devanagari Extra" w:cs="BRH Devanagari Extra"/>
+                <w:color w:val="000000"/>
+                <w:sz w:val="32"/>
+                <w:szCs w:val="40"/>
+              </w:rPr>
+              <w:t>-  mÉëÉ</w:t>
+            </w:r>
+            <w:proofErr w:type="gramEnd"/>
             <w:r>
               <w:rPr>
                 <w:rFonts w:ascii="BRH Malayalam Extra" w:hAnsi="BRH Malayalam Extra" w:cs="BRH Devanagari Extra"/>
@@ -2326,7 +2333,6 @@
                 <w:color w:val="000000"/>
                 <w:szCs w:val="40"/>
               </w:rPr>
-              <w:lastRenderedPageBreak/>
               <w:t>37</w:t>
             </w:r>
             <w:r>
@@ -2430,7 +2436,27 @@
                 <w:sz w:val="32"/>
                 <w:szCs w:val="40"/>
               </w:rPr>
-              <w:t>)-  YuÉþsÉæÈ | UÉ</w:t>
+              <w:t>)</w:t>
+            </w:r>
+            <w:proofErr w:type="gramStart"/>
+            <w:r>
+              <w:rPr>
+                <w:rFonts w:ascii="BRH Devanagari Extra" w:hAnsi="BRH Devanagari Extra" w:cs="BRH Devanagari Extra"/>
+                <w:color w:val="000000"/>
+                <w:sz w:val="32"/>
+                <w:szCs w:val="40"/>
+              </w:rPr>
+              <w:t>-  YuÉþsÉæÈ</w:t>
+            </w:r>
+            <w:proofErr w:type="gramEnd"/>
+            <w:r>
+              <w:rPr>
+                <w:rFonts w:ascii="BRH Devanagari Extra" w:hAnsi="BRH Devanagari Extra" w:cs="BRH Devanagari Extra"/>
+                <w:color w:val="000000"/>
+                <w:sz w:val="32"/>
+                <w:szCs w:val="40"/>
+              </w:rPr>
+              <w:t xml:space="preserve"> | UÉ</w:t>
             </w:r>
             <w:r>
               <w:rPr>
@@ -2749,7 +2775,27 @@
                 <w:sz w:val="32"/>
                 <w:szCs w:val="40"/>
               </w:rPr>
-              <w:t>)-  YuÉþsÉæÈ | UÉ</w:t>
+              <w:t>)</w:t>
+            </w:r>
+            <w:proofErr w:type="gramStart"/>
+            <w:r>
+              <w:rPr>
+                <w:rFonts w:ascii="BRH Devanagari Extra" w:hAnsi="BRH Devanagari Extra" w:cs="BRH Devanagari Extra"/>
+                <w:color w:val="000000"/>
+                <w:sz w:val="32"/>
+                <w:szCs w:val="40"/>
+              </w:rPr>
+              <w:t>-  YuÉþsÉæÈ</w:t>
+            </w:r>
+            <w:proofErr w:type="gramEnd"/>
+            <w:r>
+              <w:rPr>
+                <w:rFonts w:ascii="BRH Devanagari Extra" w:hAnsi="BRH Devanagari Extra" w:cs="BRH Devanagari Extra"/>
+                <w:color w:val="000000"/>
+                <w:sz w:val="32"/>
+                <w:szCs w:val="40"/>
+              </w:rPr>
+              <w:t xml:space="preserve"> | UÉ</w:t>
             </w:r>
             <w:r>
               <w:rPr>
@@ -2953,6 +2999,7 @@
                 <w:color w:val="000000"/>
                 <w:szCs w:val="40"/>
               </w:rPr>
+              <w:lastRenderedPageBreak/>
               <w:t>46</w:t>
             </w:r>
             <w:r>
@@ -3056,8 +3103,19 @@
                 <w:sz w:val="32"/>
                 <w:szCs w:val="40"/>
               </w:rPr>
-              <w:t>)-  rÉ</w:t>
-            </w:r>
+              <w:t>)</w:t>
+            </w:r>
+            <w:proofErr w:type="gramStart"/>
+            <w:r>
+              <w:rPr>
+                <w:rFonts w:ascii="BRH Devanagari Extra" w:hAnsi="BRH Devanagari Extra" w:cs="BRH Devanagari Extra"/>
+                <w:color w:val="000000"/>
+                <w:sz w:val="32"/>
+                <w:szCs w:val="40"/>
+              </w:rPr>
+              <w:t>-  rÉ</w:t>
+            </w:r>
+            <w:proofErr w:type="gramEnd"/>
             <w:r>
               <w:rPr>
                 <w:rFonts w:ascii="BRH Malayalam Extra" w:hAnsi="BRH Malayalam Extra" w:cs="BRH Devanagari Extra"/>
@@ -3420,7 +3478,27 @@
                 <w:sz w:val="32"/>
                 <w:szCs w:val="40"/>
               </w:rPr>
-              <w:t>)-  µÉÈ</w:t>
+              <w:t>)</w:t>
+            </w:r>
+            <w:proofErr w:type="gramStart"/>
+            <w:r>
+              <w:rPr>
+                <w:rFonts w:ascii="BRH Devanagari Extra" w:hAnsi="BRH Devanagari Extra" w:cs="BRH Devanagari Extra"/>
+                <w:color w:val="000000"/>
+                <w:sz w:val="32"/>
+                <w:szCs w:val="40"/>
+              </w:rPr>
+              <w:t>-  µ</w:t>
+            </w:r>
+            <w:proofErr w:type="gramEnd"/>
+            <w:r>
+              <w:rPr>
+                <w:rFonts w:ascii="BRH Devanagari Extra" w:hAnsi="BRH Devanagari Extra" w:cs="BRH Devanagari Extra"/>
+                <w:color w:val="000000"/>
+                <w:sz w:val="32"/>
+                <w:szCs w:val="40"/>
+              </w:rPr>
+              <w:t>ÉÈ</w:t>
             </w:r>
             <w:r>
               <w:rPr>
@@ -3659,7 +3737,27 @@
                 <w:sz w:val="32"/>
                 <w:szCs w:val="40"/>
               </w:rPr>
-              <w:t>)-  µÉÈ</w:t>
+              <w:t>)</w:t>
+            </w:r>
+            <w:proofErr w:type="gramStart"/>
+            <w:r>
+              <w:rPr>
+                <w:rFonts w:ascii="BRH Devanagari" w:hAnsi="BRH Devanagari" w:cs="BRH Devanagari"/>
+                <w:color w:val="000000"/>
+                <w:sz w:val="32"/>
+                <w:szCs w:val="40"/>
+              </w:rPr>
+              <w:t>-  µ</w:t>
+            </w:r>
+            <w:proofErr w:type="gramEnd"/>
+            <w:r>
+              <w:rPr>
+                <w:rFonts w:ascii="BRH Devanagari" w:hAnsi="BRH Devanagari" w:cs="BRH Devanagari"/>
+                <w:color w:val="000000"/>
+                <w:sz w:val="32"/>
+                <w:szCs w:val="40"/>
+              </w:rPr>
+              <w:t>ÉÈ</w:t>
             </w:r>
             <w:r>
               <w:rPr>
@@ -3889,8 +3987,19 @@
                 <w:sz w:val="32"/>
                 <w:szCs w:val="40"/>
               </w:rPr>
-              <w:t>)-  rÉ</w:t>
-            </w:r>
+              <w:t>)</w:t>
+            </w:r>
+            <w:proofErr w:type="gramStart"/>
+            <w:r>
+              <w:rPr>
+                <w:rFonts w:ascii="BRH Devanagari Extra" w:hAnsi="BRH Devanagari Extra" w:cs="BRH Devanagari Extra"/>
+                <w:color w:val="000000"/>
+                <w:sz w:val="32"/>
+                <w:szCs w:val="40"/>
+              </w:rPr>
+              <w:t>-  rÉ</w:t>
+            </w:r>
+            <w:proofErr w:type="gramEnd"/>
             <w:r>
               <w:rPr>
                 <w:rFonts w:ascii="BRH Malayalam Extra" w:hAnsi="BRH Malayalam Extra" w:cs="BRH Devanagari Extra"/>
@@ -4270,7 +4379,27 @@
                 <w:sz w:val="32"/>
                 <w:szCs w:val="40"/>
               </w:rPr>
-              <w:t>)-  µÉÈ</w:t>
+              <w:t>)</w:t>
+            </w:r>
+            <w:proofErr w:type="gramStart"/>
+            <w:r>
+              <w:rPr>
+                <w:rFonts w:ascii="BRH Devanagari Extra" w:hAnsi="BRH Devanagari Extra" w:cs="BRH Devanagari Extra"/>
+                <w:color w:val="000000"/>
+                <w:sz w:val="32"/>
+                <w:szCs w:val="40"/>
+              </w:rPr>
+              <w:t>-  µ</w:t>
+            </w:r>
+            <w:proofErr w:type="gramEnd"/>
+            <w:r>
+              <w:rPr>
+                <w:rFonts w:ascii="BRH Devanagari Extra" w:hAnsi="BRH Devanagari Extra" w:cs="BRH Devanagari Extra"/>
+                <w:color w:val="000000"/>
+                <w:sz w:val="32"/>
+                <w:szCs w:val="40"/>
+              </w:rPr>
+              <w:t>ÉÈ</w:t>
             </w:r>
             <w:r>
               <w:rPr>
@@ -4528,7 +4657,27 @@
                 <w:sz w:val="32"/>
                 <w:szCs w:val="40"/>
               </w:rPr>
-              <w:t>)-  µÉÈ</w:t>
+              <w:t>)</w:t>
+            </w:r>
+            <w:proofErr w:type="gramStart"/>
+            <w:r>
+              <w:rPr>
+                <w:rFonts w:ascii="BRH Devanagari" w:hAnsi="BRH Devanagari" w:cs="BRH Devanagari"/>
+                <w:color w:val="000000"/>
+                <w:sz w:val="32"/>
+                <w:szCs w:val="40"/>
+              </w:rPr>
+              <w:t>-  µ</w:t>
+            </w:r>
+            <w:proofErr w:type="gramEnd"/>
+            <w:r>
+              <w:rPr>
+                <w:rFonts w:ascii="BRH Devanagari" w:hAnsi="BRH Devanagari" w:cs="BRH Devanagari"/>
+                <w:color w:val="000000"/>
+                <w:sz w:val="32"/>
+                <w:szCs w:val="40"/>
+              </w:rPr>
+              <w:t>ÉÈ</w:t>
             </w:r>
             <w:r>
               <w:rPr>
@@ -4780,8 +4929,19 @@
                 <w:sz w:val="32"/>
                 <w:szCs w:val="40"/>
               </w:rPr>
-              <w:t>)-  mrÉÉ</w:t>
-            </w:r>
+              <w:t>)</w:t>
+            </w:r>
+            <w:proofErr w:type="gramStart"/>
+            <w:r>
+              <w:rPr>
+                <w:rFonts w:ascii="BRH Devanagari Extra" w:hAnsi="BRH Devanagari Extra" w:cs="BRH Devanagari Extra"/>
+                <w:color w:val="000000"/>
+                <w:sz w:val="32"/>
+                <w:szCs w:val="40"/>
+              </w:rPr>
+              <w:t>-  mrÉÉ</w:t>
+            </w:r>
+            <w:proofErr w:type="gramEnd"/>
             <w:r>
               <w:rPr>
                 <w:rFonts w:ascii="BRH Malayalam Extra" w:hAnsi="BRH Malayalam Extra" w:cs="BRH Devanagari Extra"/>
@@ -5418,8 +5578,19 @@
                 <w:sz w:val="32"/>
                 <w:szCs w:val="40"/>
               </w:rPr>
-              <w:t>)-  xÉÉ</w:t>
-            </w:r>
+              <w:t>)</w:t>
+            </w:r>
+            <w:proofErr w:type="gramStart"/>
+            <w:r>
+              <w:rPr>
+                <w:rFonts w:ascii="BRH Devanagari Extra" w:hAnsi="BRH Devanagari Extra" w:cs="BRH Devanagari Extra"/>
+                <w:color w:val="000000"/>
+                <w:sz w:val="32"/>
+                <w:szCs w:val="40"/>
+              </w:rPr>
+              <w:t>-  xÉÉ</w:t>
+            </w:r>
+            <w:proofErr w:type="gramEnd"/>
             <w:r>
               <w:rPr>
                 <w:rFonts w:ascii="BRH Malayalam Extra" w:hAnsi="BRH Malayalam Extra" w:cs="BRH Devanagari Extra"/>
@@ -5869,7 +6040,6 @@
                 <w:color w:val="000000"/>
                 <w:szCs w:val="40"/>
               </w:rPr>
-              <w:lastRenderedPageBreak/>
               <w:t>18</w:t>
             </w:r>
             <w:r>
@@ -5973,8 +6143,19 @@
                 <w:sz w:val="32"/>
                 <w:szCs w:val="40"/>
               </w:rPr>
-              <w:t>)-  xÉÉ</w:t>
-            </w:r>
+              <w:t>)</w:t>
+            </w:r>
+            <w:proofErr w:type="gramStart"/>
+            <w:r>
+              <w:rPr>
+                <w:rFonts w:ascii="BRH Devanagari Extra" w:hAnsi="BRH Devanagari Extra" w:cs="BRH Devanagari Extra"/>
+                <w:color w:val="000000"/>
+                <w:sz w:val="32"/>
+                <w:szCs w:val="40"/>
+              </w:rPr>
+              <w:t>-  xÉÉ</w:t>
+            </w:r>
+            <w:proofErr w:type="gramEnd"/>
             <w:r>
               <w:rPr>
                 <w:rFonts w:ascii="BRH Malayalam Extra" w:hAnsi="BRH Malayalam Extra" w:cs="BRH Devanagari Extra"/>
@@ -6253,7 +6434,6 @@
                 <w:color w:val="000000"/>
                 <w:szCs w:val="40"/>
               </w:rPr>
-              <w:lastRenderedPageBreak/>
               <w:t>16</w:t>
             </w:r>
             <w:r>
@@ -6357,8 +6537,19 @@
                 <w:sz w:val="32"/>
                 <w:szCs w:val="40"/>
               </w:rPr>
-              <w:t>)-  mrÉÉ</w:t>
-            </w:r>
+              <w:t>)</w:t>
+            </w:r>
+            <w:proofErr w:type="gramStart"/>
+            <w:r>
+              <w:rPr>
+                <w:rFonts w:ascii="BRH Devanagari Extra" w:hAnsi="BRH Devanagari Extra" w:cs="BRH Devanagari Extra"/>
+                <w:color w:val="000000"/>
+                <w:sz w:val="32"/>
+                <w:szCs w:val="40"/>
+              </w:rPr>
+              <w:t>-  mrÉÉ</w:t>
+            </w:r>
+            <w:proofErr w:type="gramEnd"/>
             <w:r>
               <w:rPr>
                 <w:rFonts w:ascii="BRH Malayalam Extra" w:hAnsi="BRH Malayalam Extra" w:cs="BRH Devanagari Extra"/>
@@ -6927,8 +7118,19 @@
                 <w:sz w:val="32"/>
                 <w:szCs w:val="40"/>
               </w:rPr>
-              <w:t>)-  xÉÉ</w:t>
-            </w:r>
+              <w:t>)</w:t>
+            </w:r>
+            <w:proofErr w:type="gramStart"/>
+            <w:r>
+              <w:rPr>
+                <w:rFonts w:ascii="BRH Devanagari Extra" w:hAnsi="BRH Devanagari Extra" w:cs="BRH Devanagari Extra"/>
+                <w:color w:val="000000"/>
+                <w:sz w:val="32"/>
+                <w:szCs w:val="40"/>
+              </w:rPr>
+              <w:t>-  xÉÉ</w:t>
+            </w:r>
+            <w:proofErr w:type="gramEnd"/>
             <w:r>
               <w:rPr>
                 <w:rFonts w:ascii="BRH Malayalam Extra" w:hAnsi="BRH Malayalam Extra" w:cs="BRH Devanagari Extra"/>
@@ -7328,7 +7530,6 @@
                 <w:color w:val="000000"/>
                 <w:szCs w:val="40"/>
               </w:rPr>
-              <w:lastRenderedPageBreak/>
               <w:t>18</w:t>
             </w:r>
             <w:r>
@@ -7432,8 +7633,19 @@
                 <w:sz w:val="32"/>
                 <w:szCs w:val="40"/>
               </w:rPr>
-              <w:t>)-  xÉÉ</w:t>
-            </w:r>
+              <w:t>)</w:t>
+            </w:r>
+            <w:proofErr w:type="gramStart"/>
+            <w:r>
+              <w:rPr>
+                <w:rFonts w:ascii="BRH Devanagari Extra" w:hAnsi="BRH Devanagari Extra" w:cs="BRH Devanagari Extra"/>
+                <w:color w:val="000000"/>
+                <w:sz w:val="32"/>
+                <w:szCs w:val="40"/>
+              </w:rPr>
+              <w:t>-  xÉÉ</w:t>
+            </w:r>
+            <w:proofErr w:type="gramEnd"/>
             <w:r>
               <w:rPr>
                 <w:rFonts w:ascii="BRH Malayalam Extra" w:hAnsi="BRH Malayalam Extra" w:cs="BRH Devanagari Extra"/>
@@ -7816,7 +8028,27 @@
                 <w:sz w:val="32"/>
                 <w:szCs w:val="40"/>
               </w:rPr>
-              <w:t>)-  iÉåwÉÉÿqÉç | qÉæ</w:t>
+              <w:t>)</w:t>
+            </w:r>
+            <w:proofErr w:type="gramStart"/>
+            <w:r>
+              <w:rPr>
+                <w:rFonts w:ascii="BRH Devanagari Extra" w:hAnsi="BRH Devanagari Extra" w:cs="BRH Devanagari Extra"/>
+                <w:color w:val="000000"/>
+                <w:sz w:val="32"/>
+                <w:szCs w:val="40"/>
+              </w:rPr>
+              <w:t>-  iÉåwÉÉÿqÉç</w:t>
+            </w:r>
+            <w:proofErr w:type="gramEnd"/>
+            <w:r>
+              <w:rPr>
+                <w:rFonts w:ascii="BRH Devanagari Extra" w:hAnsi="BRH Devanagari Extra" w:cs="BRH Devanagari Extra"/>
+                <w:color w:val="000000"/>
+                <w:sz w:val="32"/>
+                <w:szCs w:val="40"/>
+              </w:rPr>
+              <w:t xml:space="preserve"> | qÉæ</w:t>
             </w:r>
             <w:r>
               <w:rPr>
@@ -8177,8 +8409,19 @@
                 <w:sz w:val="32"/>
                 <w:szCs w:val="40"/>
               </w:rPr>
-              <w:t>)-  qÉæ</w:t>
-            </w:r>
+              <w:t>)</w:t>
+            </w:r>
+            <w:proofErr w:type="gramStart"/>
+            <w:r>
+              <w:rPr>
+                <w:rFonts w:ascii="BRH Devanagari Extra" w:hAnsi="BRH Devanagari Extra" w:cs="BRH Devanagari Extra"/>
+                <w:color w:val="000000"/>
+                <w:sz w:val="32"/>
+                <w:szCs w:val="40"/>
+              </w:rPr>
+              <w:t>-  qÉæ</w:t>
+            </w:r>
+            <w:proofErr w:type="gramEnd"/>
             <w:r>
               <w:rPr>
                 <w:rFonts w:ascii="BRH Malayalam Extra" w:hAnsi="BRH Malayalam Extra" w:cs="BRH Devanagari Extra"/>
@@ -8496,21 +8739,6 @@
                 <w:szCs w:val="40"/>
               </w:rPr>
             </w:pPr>
-          </w:p>
-          <w:p>
-            <w:pPr>
-              <w:widowControl w:val="0"/>
-              <w:autoSpaceDE w:val="0"/>
-              <w:autoSpaceDN w:val="0"/>
-              <w:adjustRightInd w:val="0"/>
-              <w:spacing w:before="0" w:line="240" w:lineRule="auto"/>
-              <w:rPr>
-                <w:rFonts w:ascii="BRH Devanagari Extra" w:hAnsi="BRH Devanagari Extra" w:cs="BRH Devanagari Extra"/>
-                <w:color w:val="000000"/>
-                <w:sz w:val="32"/>
-                <w:szCs w:val="40"/>
-              </w:rPr>
-            </w:pPr>
             <w:r>
               <w:rPr>
                 <w:rFonts w:cs="BRH Devanagari Extra"/>
@@ -8620,8 +8848,19 @@
                 <w:sz w:val="32"/>
                 <w:szCs w:val="40"/>
               </w:rPr>
-              <w:t>)-  qÉæ</w:t>
-            </w:r>
+              <w:t>)</w:t>
+            </w:r>
+            <w:proofErr w:type="gramStart"/>
+            <w:r>
+              <w:rPr>
+                <w:rFonts w:ascii="BRH Devanagari Extra" w:hAnsi="BRH Devanagari Extra" w:cs="BRH Devanagari Extra"/>
+                <w:color w:val="000000"/>
+                <w:sz w:val="32"/>
+                <w:szCs w:val="40"/>
+              </w:rPr>
+              <w:t>-  qÉæ</w:t>
+            </w:r>
+            <w:proofErr w:type="gramEnd"/>
             <w:r>
               <w:rPr>
                 <w:rFonts w:ascii="BRH Malayalam Extra" w:hAnsi="BRH Malayalam Extra" w:cs="BRH Devanagari Extra"/>
@@ -8937,7 +9176,27 @@
                 <w:sz w:val="32"/>
                 <w:szCs w:val="40"/>
               </w:rPr>
-              <w:t>)-  iÉåwÉÉÿqÉç | qÉæ</w:t>
+              <w:t>)</w:t>
+            </w:r>
+            <w:proofErr w:type="gramStart"/>
+            <w:r>
+              <w:rPr>
+                <w:rFonts w:ascii="BRH Devanagari Extra" w:hAnsi="BRH Devanagari Extra" w:cs="BRH Devanagari Extra"/>
+                <w:color w:val="000000"/>
+                <w:sz w:val="32"/>
+                <w:szCs w:val="40"/>
+              </w:rPr>
+              <w:t>-  iÉåwÉÉÿqÉç</w:t>
+            </w:r>
+            <w:proofErr w:type="gramEnd"/>
+            <w:r>
+              <w:rPr>
+                <w:rFonts w:ascii="BRH Devanagari Extra" w:hAnsi="BRH Devanagari Extra" w:cs="BRH Devanagari Extra"/>
+                <w:color w:val="000000"/>
+                <w:sz w:val="32"/>
+                <w:szCs w:val="40"/>
+              </w:rPr>
+              <w:t xml:space="preserve"> | qÉæ</w:t>
             </w:r>
             <w:r>
               <w:rPr>
@@ -9282,8 +9541,19 @@
                 <w:sz w:val="32"/>
                 <w:szCs w:val="40"/>
               </w:rPr>
-              <w:t>)-  qÉæ</w:t>
-            </w:r>
+              <w:t>)</w:t>
+            </w:r>
+            <w:proofErr w:type="gramStart"/>
+            <w:r>
+              <w:rPr>
+                <w:rFonts w:ascii="BRH Devanagari Extra" w:hAnsi="BRH Devanagari Extra" w:cs="BRH Devanagari Extra"/>
+                <w:color w:val="000000"/>
+                <w:sz w:val="32"/>
+                <w:szCs w:val="40"/>
+              </w:rPr>
+              <w:t>-  qÉæ</w:t>
+            </w:r>
+            <w:proofErr w:type="gramEnd"/>
             <w:r>
               <w:rPr>
                 <w:rFonts w:ascii="BRH Malayalam Extra" w:hAnsi="BRH Malayalam Extra" w:cs="BRH Devanagari Extra"/>
@@ -9614,21 +9884,6 @@
                 <w:szCs w:val="40"/>
               </w:rPr>
             </w:pPr>
-          </w:p>
-          <w:p>
-            <w:pPr>
-              <w:widowControl w:val="0"/>
-              <w:autoSpaceDE w:val="0"/>
-              <w:autoSpaceDN w:val="0"/>
-              <w:adjustRightInd w:val="0"/>
-              <w:spacing w:before="0" w:line="240" w:lineRule="auto"/>
-              <w:rPr>
-                <w:rFonts w:ascii="BRH Devanagari Extra" w:hAnsi="BRH Devanagari Extra" w:cs="BRH Devanagari Extra"/>
-                <w:color w:val="000000"/>
-                <w:sz w:val="32"/>
-                <w:szCs w:val="40"/>
-              </w:rPr>
-            </w:pPr>
             <w:r>
               <w:rPr>
                 <w:rFonts w:cs="BRH Devanagari Extra"/>
@@ -9738,8 +9993,19 @@
                 <w:sz w:val="32"/>
                 <w:szCs w:val="40"/>
               </w:rPr>
-              <w:t>)-  qÉæ</w:t>
-            </w:r>
+              <w:t>)</w:t>
+            </w:r>
+            <w:proofErr w:type="gramStart"/>
+            <w:r>
+              <w:rPr>
+                <w:rFonts w:ascii="BRH Devanagari Extra" w:hAnsi="BRH Devanagari Extra" w:cs="BRH Devanagari Extra"/>
+                <w:color w:val="000000"/>
+                <w:sz w:val="32"/>
+                <w:szCs w:val="40"/>
+              </w:rPr>
+              <w:t>-  qÉæ</w:t>
+            </w:r>
+            <w:proofErr w:type="gramEnd"/>
             <w:r>
               <w:rPr>
                 <w:rFonts w:ascii="BRH Malayalam Extra" w:hAnsi="BRH Malayalam Extra" w:cs="BRH Devanagari Extra"/>
@@ -10077,8 +10343,19 @@
                 <w:sz w:val="32"/>
                 <w:szCs w:val="40"/>
               </w:rPr>
-              <w:t>)-  MÑü</w:t>
-            </w:r>
+              <w:t>)</w:t>
+            </w:r>
+            <w:proofErr w:type="gramStart"/>
+            <w:r>
+              <w:rPr>
+                <w:rFonts w:ascii="BRH Devanagari Extra" w:hAnsi="BRH Devanagari Extra" w:cs="BRH Devanagari Extra"/>
+                <w:color w:val="000000"/>
+                <w:sz w:val="32"/>
+                <w:szCs w:val="40"/>
+              </w:rPr>
+              <w:t>-  MÑü</w:t>
+            </w:r>
+            <w:proofErr w:type="gramEnd"/>
             <w:r>
               <w:rPr>
                 <w:rFonts w:ascii="BRH Malayalam Extra" w:hAnsi="BRH Malayalam Extra" w:cs="BRH Devanagari Extra"/>
@@ -10437,7 +10714,27 @@
                 <w:sz w:val="32"/>
                 <w:szCs w:val="40"/>
               </w:rPr>
-              <w:t>)-  GwÉåUçþ.GwÉåÈ | uÉæ |</w:t>
+              <w:t>)</w:t>
+            </w:r>
+            <w:proofErr w:type="gramStart"/>
+            <w:r>
+              <w:rPr>
+                <w:rFonts w:ascii="BRH Devanagari Extra" w:hAnsi="BRH Devanagari Extra" w:cs="BRH Devanagari Extra"/>
+                <w:color w:val="000000"/>
+                <w:sz w:val="32"/>
+                <w:szCs w:val="40"/>
+              </w:rPr>
+              <w:t>-  GwÉåUçþ.GwÉåÈ</w:t>
+            </w:r>
+            <w:proofErr w:type="gramEnd"/>
+            <w:r>
+              <w:rPr>
+                <w:rFonts w:ascii="BRH Devanagari Extra" w:hAnsi="BRH Devanagari Extra" w:cs="BRH Devanagari Extra"/>
+                <w:color w:val="000000"/>
+                <w:sz w:val="32"/>
+                <w:szCs w:val="40"/>
+              </w:rPr>
+              <w:t xml:space="preserve"> | uÉæ |</w:t>
             </w:r>
           </w:p>
           <w:p>
@@ -11347,7 +11644,6 @@
                 <w:szCs w:val="40"/>
                 <w:lang w:val="it-IT"/>
               </w:rPr>
-              <w:lastRenderedPageBreak/>
               <w:t>32</w:t>
             </w:r>
             <w:r>
@@ -11996,20 +12292,51 @@
               <w:adjustRightInd w:val="0"/>
               <w:spacing w:before="0" w:line="240" w:lineRule="auto"/>
               <w:rPr>
-                <w:rFonts w:ascii="BRH Devanagari Extra" w:hAnsi="BRH Devanagari Extra" w:cs="BRH Devanagari Extra"/>
-                <w:color w:val="000000"/>
-                <w:sz w:val="32"/>
+                <w:rFonts w:cs="BRH Devanagari Extra"/>
+                <w:color w:val="000000"/>
                 <w:szCs w:val="40"/>
                 <w:lang w:val="it-IT"/>
               </w:rPr>
             </w:pPr>
-            <w:r>
-              <w:rPr>
-                <w:rFonts w:cs="BRH Devanagari Extra"/>
-                <w:color w:val="000000"/>
-                <w:szCs w:val="40"/>
-                <w:lang w:val="it-IT"/>
-              </w:rPr>
+          </w:p>
+          <w:p>
+            <w:pPr>
+              <w:widowControl w:val="0"/>
+              <w:autoSpaceDE w:val="0"/>
+              <w:autoSpaceDN w:val="0"/>
+              <w:adjustRightInd w:val="0"/>
+              <w:spacing w:before="0" w:line="240" w:lineRule="auto"/>
+              <w:rPr>
+                <w:rFonts w:cs="BRH Devanagari Extra"/>
+                <w:color w:val="000000"/>
+                <w:szCs w:val="40"/>
+                <w:lang w:val="it-IT"/>
+              </w:rPr>
+            </w:pPr>
+          </w:p>
+          <w:p>
+            <w:pPr>
+              <w:widowControl w:val="0"/>
+              <w:autoSpaceDE w:val="0"/>
+              <w:autoSpaceDN w:val="0"/>
+              <w:adjustRightInd w:val="0"/>
+              <w:spacing w:before="0" w:line="240" w:lineRule="auto"/>
+              <w:rPr>
+                <w:rFonts w:ascii="BRH Devanagari Extra" w:hAnsi="BRH Devanagari Extra" w:cs="BRH Devanagari Extra"/>
+                <w:color w:val="000000"/>
+                <w:sz w:val="32"/>
+                <w:szCs w:val="40"/>
+                <w:lang w:val="it-IT"/>
+              </w:rPr>
+            </w:pPr>
+            <w:r>
+              <w:rPr>
+                <w:rFonts w:cs="BRH Devanagari Extra"/>
+                <w:color w:val="000000"/>
+                <w:szCs w:val="40"/>
+                <w:lang w:val="it-IT"/>
+              </w:rPr>
+              <w:lastRenderedPageBreak/>
               <w:t>26</w:t>
             </w:r>
             <w:r>
@@ -13471,20 +13798,51 @@
               <w:adjustRightInd w:val="0"/>
               <w:spacing w:before="0" w:line="240" w:lineRule="auto"/>
               <w:rPr>
-                <w:rFonts w:ascii="BRH Devanagari Extra" w:hAnsi="BRH Devanagari Extra" w:cs="BRH Devanagari Extra"/>
-                <w:color w:val="000000"/>
-                <w:sz w:val="32"/>
+                <w:rFonts w:cs="BRH Devanagari Extra"/>
+                <w:color w:val="000000"/>
                 <w:szCs w:val="40"/>
                 <w:lang w:val="it-IT"/>
               </w:rPr>
             </w:pPr>
-            <w:r>
-              <w:rPr>
-                <w:rFonts w:cs="BRH Devanagari Extra"/>
-                <w:color w:val="000000"/>
-                <w:szCs w:val="40"/>
-                <w:lang w:val="it-IT"/>
-              </w:rPr>
+          </w:p>
+          <w:p>
+            <w:pPr>
+              <w:widowControl w:val="0"/>
+              <w:autoSpaceDE w:val="0"/>
+              <w:autoSpaceDN w:val="0"/>
+              <w:adjustRightInd w:val="0"/>
+              <w:spacing w:before="0" w:line="240" w:lineRule="auto"/>
+              <w:rPr>
+                <w:rFonts w:cs="BRH Devanagari Extra"/>
+                <w:color w:val="000000"/>
+                <w:szCs w:val="40"/>
+                <w:lang w:val="it-IT"/>
+              </w:rPr>
+            </w:pPr>
+          </w:p>
+          <w:p>
+            <w:pPr>
+              <w:widowControl w:val="0"/>
+              <w:autoSpaceDE w:val="0"/>
+              <w:autoSpaceDN w:val="0"/>
+              <w:adjustRightInd w:val="0"/>
+              <w:spacing w:before="0" w:line="240" w:lineRule="auto"/>
+              <w:rPr>
+                <w:rFonts w:ascii="BRH Devanagari Extra" w:hAnsi="BRH Devanagari Extra" w:cs="BRH Devanagari Extra"/>
+                <w:color w:val="000000"/>
+                <w:sz w:val="32"/>
+                <w:szCs w:val="40"/>
+                <w:lang w:val="it-IT"/>
+              </w:rPr>
+            </w:pPr>
+            <w:r>
+              <w:rPr>
+                <w:rFonts w:cs="BRH Devanagari Extra"/>
+                <w:color w:val="000000"/>
+                <w:szCs w:val="40"/>
+                <w:lang w:val="it-IT"/>
+              </w:rPr>
+              <w:lastRenderedPageBreak/>
               <w:t>26</w:t>
             </w:r>
             <w:r>
@@ -14794,6 +15152,7 @@
                 <w:szCs w:val="40"/>
                 <w:lang w:val="it-IT"/>
               </w:rPr>
+              <w:lastRenderedPageBreak/>
               <w:t>42</w:t>
             </w:r>
             <w:r>
@@ -16362,7 +16721,6 @@
                 <w:szCs w:val="40"/>
                 <w:lang w:val="it-IT"/>
               </w:rPr>
-              <w:lastRenderedPageBreak/>
               <w:t>mÉËUþ aÉ×</w:t>
             </w:r>
             <w:r>
@@ -16502,13 +16860,30 @@
                 <w:lang w:val="it-IT"/>
               </w:rPr>
             </w:pPr>
-            <w:r>
-              <w:rPr>
-                <w:rFonts w:cs="BRH Devanagari Extra"/>
-                <w:color w:val="000000"/>
-                <w:szCs w:val="40"/>
-                <w:lang w:val="it-IT"/>
-              </w:rPr>
+          </w:p>
+          <w:p>
+            <w:pPr>
+              <w:widowControl w:val="0"/>
+              <w:autoSpaceDE w:val="0"/>
+              <w:autoSpaceDN w:val="0"/>
+              <w:adjustRightInd w:val="0"/>
+              <w:spacing w:before="0" w:line="240" w:lineRule="auto"/>
+              <w:rPr>
+                <w:rFonts w:ascii="BRH Devanagari Extra" w:hAnsi="BRH Devanagari Extra" w:cs="BRH Devanagari Extra"/>
+                <w:color w:val="000000"/>
+                <w:sz w:val="32"/>
+                <w:szCs w:val="40"/>
+                <w:lang w:val="it-IT"/>
+              </w:rPr>
+            </w:pPr>
+            <w:r>
+              <w:rPr>
+                <w:rFonts w:cs="BRH Devanagari Extra"/>
+                <w:color w:val="000000"/>
+                <w:szCs w:val="40"/>
+                <w:lang w:val="it-IT"/>
+              </w:rPr>
+              <w:lastRenderedPageBreak/>
               <w:t>48</w:t>
             </w:r>
             <w:r>
@@ -17063,7 +17438,6 @@
                 <w:szCs w:val="40"/>
                 <w:lang w:val="it-IT"/>
               </w:rPr>
-              <w:lastRenderedPageBreak/>
               <w:t>mÉËUþ aÉ</w:t>
             </w:r>
             <w:r>
@@ -17185,13 +17559,30 @@
                 <w:lang w:val="it-IT"/>
               </w:rPr>
             </w:pPr>
-            <w:r>
-              <w:rPr>
-                <w:rFonts w:cs="BRH Devanagari Extra"/>
-                <w:color w:val="000000"/>
-                <w:szCs w:val="40"/>
-                <w:lang w:val="it-IT"/>
-              </w:rPr>
+          </w:p>
+          <w:p>
+            <w:pPr>
+              <w:widowControl w:val="0"/>
+              <w:autoSpaceDE w:val="0"/>
+              <w:autoSpaceDN w:val="0"/>
+              <w:adjustRightInd w:val="0"/>
+              <w:spacing w:before="0" w:line="240" w:lineRule="auto"/>
+              <w:rPr>
+                <w:rFonts w:ascii="BRH Devanagari Extra" w:hAnsi="BRH Devanagari Extra" w:cs="BRH Devanagari Extra"/>
+                <w:color w:val="000000"/>
+                <w:sz w:val="32"/>
+                <w:szCs w:val="40"/>
+                <w:lang w:val="it-IT"/>
+              </w:rPr>
+            </w:pPr>
+            <w:r>
+              <w:rPr>
+                <w:rFonts w:cs="BRH Devanagari Extra"/>
+                <w:color w:val="000000"/>
+                <w:szCs w:val="40"/>
+                <w:lang w:val="it-IT"/>
+              </w:rPr>
+              <w:lastRenderedPageBreak/>
               <w:t>48</w:t>
             </w:r>
             <w:r>
@@ -20111,7 +20502,6 @@
                 <w:szCs w:val="40"/>
                 <w:lang w:val="it-IT"/>
               </w:rPr>
-              <w:lastRenderedPageBreak/>
               <w:t>A</w:t>
             </w:r>
             <w:r>
@@ -20360,7 +20750,6 @@
                 <w:szCs w:val="40"/>
                 <w:lang w:val="it-IT"/>
               </w:rPr>
-              <w:lastRenderedPageBreak/>
               <w:t>26</w:t>
             </w:r>
             <w:r>
@@ -20957,7 +21346,6 @@
                 <w:szCs w:val="40"/>
                 <w:lang w:val="it-IT"/>
               </w:rPr>
-              <w:lastRenderedPageBreak/>
               <w:t>A</w:t>
             </w:r>
             <w:r>
@@ -24024,6 +24412,7 @@
           <w:szCs w:val="32"/>
           <w:u w:val="single"/>
         </w:rPr>
+        <w:lastRenderedPageBreak/>
         <w:t xml:space="preserve">TS </w:t>
       </w:r>
       <w:r>
@@ -24409,7 +24798,7 @@
 </file>
 
 <file path=word/endnotes.xml><?xml version="1.0" encoding="utf-8"?>
-<w:endnotes xmlns:wpc="http://schemas.microsoft.com/office/word/2010/wordprocessingCanvas" xmlns:cx="http://schemas.microsoft.com/office/drawing/2014/chartex" xmlns:cx1="http://schemas.microsoft.com/office/drawing/2015/9/8/chartex" xmlns:cx2="http://schemas.microsoft.com/office/drawing/2015/10/21/chartex" xmlns:cx3="http://schemas.microsoft.com/office/drawing/2016/5/9/chartex" xmlns:cx4="http://schemas.microsoft.com/office/drawing/2016/5/10/chartex" xmlns:cx5="http://schemas.microsoft.com/office/drawing/2016/5/11/chartex" xmlns:cx6="http://schemas.microsoft.com/office/drawing/2016/5/12/chartex" xmlns:cx7="http://schemas.microsoft.com/office/drawing/2016/5/13/chartex" xmlns:cx8="http://schemas.microsoft.com/office/drawing/2016/5/14/chartex" xmlns:mc="http://schemas.openxmlformats.org/markup-compatibility/2006" xmlns:aink="http://schemas.microsoft.com/office/drawing/2016/ink" xmlns:am3d="http://schemas.microsoft.com/office/drawing/2017/model3d" xmlns:o="urn:schemas-microsoft-com:office:office" xmlns:oel="http://schemas.microsoft.com/office/2019/extlst" xmlns:r="http://schemas.openxmlformats.org/officeDocument/2006/relationships" xmlns:m="http://schemas.openxmlformats.org/officeDocument/2006/math" xmlns:v="urn:schemas-microsoft-com:vml" xmlns:wp14="http://schemas.microsoft.com/office/word/2010/wordprocessingDrawing" xmlns:wp="http://schemas.openxmlformats.org/drawingml/2006/wordprocessingDrawing" xmlns:w10="urn:schemas-microsoft-com:office:word" xmlns:w="http://schemas.openxmlformats.org/wordprocessingml/2006/main" xmlns:w14="http://schemas.microsoft.com/office/word/2010/wordml" xmlns:w15="http://schemas.microsoft.com/office/word/2012/wordml" xmlns:w16cex="http://schemas.microsoft.com/office/word/2018/wordml/cex" xmlns:w16cid="http://schemas.microsoft.com/office/word/2016/wordml/cid" xmlns:w16="http://schemas.microsoft.com/office/word/2018/wordml" xmlns:w16du="http://schemas.microsoft.com/office/word/2023/wordml/word16du" xmlns:w16sdtdh="http://schemas.microsoft.com/office/word/2020/wordml/sdtdatahash" xmlns:w16sdtfl="http://schemas.microsoft.com/office/word/2024/wordml/sdtformatlock" xmlns:w16se="http://schemas.microsoft.com/office/word/2015/wordml/symex" xmlns:wpg="http://schemas.microsoft.com/office/word/2010/wordprocessingGroup" xmlns:wpi="http://schemas.microsoft.com/office/word/2010/wordprocessingInk" xmlns:wne="http://schemas.microsoft.com/office/word/2006/wordml" xmlns:wps="http://schemas.microsoft.com/office/word/2010/wordprocessingShape" mc:Ignorable="w14 w15 w16se w16cid w16 w16cex w16sdtdh w16sdtfl w16du wp14">
+<w:endnotes xmlns:wpc="http://schemas.microsoft.com/office/word/2010/wordprocessingCanvas" xmlns:cx="http://schemas.microsoft.com/office/drawing/2014/chartex" xmlns:cx1="http://schemas.microsoft.com/office/drawing/2015/9/8/chartex" xmlns:cx2="http://schemas.microsoft.com/office/drawing/2015/10/21/chartex" xmlns:cx3="http://schemas.microsoft.com/office/drawing/2016/5/9/chartex" xmlns:cx4="http://schemas.microsoft.com/office/drawing/2016/5/10/chartex" xmlns:cx5="http://schemas.microsoft.com/office/drawing/2016/5/11/chartex" xmlns:cx6="http://schemas.microsoft.com/office/drawing/2016/5/12/chartex" xmlns:cx7="http://schemas.microsoft.com/office/drawing/2016/5/13/chartex" xmlns:cx8="http://schemas.microsoft.com/office/drawing/2016/5/14/chartex" xmlns:mc="http://schemas.openxmlformats.org/markup-compatibility/2006" xmlns:aink="http://schemas.microsoft.com/office/drawing/2016/ink" xmlns:am3d="http://schemas.microsoft.com/office/drawing/2017/model3d" xmlns:o="urn:schemas-microsoft-com:office:office" xmlns:oel="http://schemas.microsoft.com/office/2019/extlst" xmlns:r="http://schemas.openxmlformats.org/officeDocument/2006/relationships" xmlns:m="http://schemas.openxmlformats.org/officeDocument/2006/math" xmlns:v="urn:schemas-microsoft-com:vml" xmlns:wp14="http://schemas.microsoft.com/office/word/2010/wordprocessingDrawing" xmlns:wp="http://schemas.openxmlformats.org/drawingml/2006/wordprocessingDrawing" xmlns:w10="urn:schemas-microsoft-com:office:word" xmlns:w="http://schemas.openxmlformats.org/wordprocessingml/2006/main" xmlns:w14="http://schemas.microsoft.com/office/word/2010/wordml" xmlns:w15="http://schemas.microsoft.com/office/word/2012/wordml" xmlns:w16cei="http://schemas.microsoft.com/office/word/2026/wordml/cei" xmlns:w16cex="http://schemas.microsoft.com/office/word/2018/wordml/cex" xmlns:w16cid="http://schemas.microsoft.com/office/word/2016/wordml/cid" xmlns:w16="http://schemas.microsoft.com/office/word/2018/wordml" xmlns:w16du="http://schemas.microsoft.com/office/word/2023/wordml/word16du" xmlns:w16sdtdh="http://schemas.microsoft.com/office/word/2020/wordml/sdtdatahash" xmlns:w16sdtfl="http://schemas.microsoft.com/office/word/2024/wordml/sdtformatlock" xmlns:w16se="http://schemas.microsoft.com/office/word/2015/wordml/symex" xmlns:wpg="http://schemas.microsoft.com/office/word/2010/wordprocessingGroup" xmlns:wpi="http://schemas.microsoft.com/office/word/2010/wordprocessingInk" xmlns:wne="http://schemas.microsoft.com/office/word/2006/wordml" xmlns:wps="http://schemas.microsoft.com/office/word/2010/wordprocessingShape" mc:Ignorable="w14 w15 w16se w16cid w16 w16cex w16sdtdh w16sdtfl w16du wp14">
   <w:endnote w:type="separator" w:id="-1">
     <w:p>
       <w:pPr>
@@ -24434,7 +24823,7 @@
 </file>
 
 <file path=word/footer1.xml><?xml version="1.0" encoding="utf-8"?>
-<w:ftr xmlns:wpc="http://schemas.microsoft.com/office/word/2010/wordprocessingCanvas" xmlns:cx="http://schemas.microsoft.com/office/drawing/2014/chartex" xmlns:cx1="http://schemas.microsoft.com/office/drawing/2015/9/8/chartex" xmlns:cx2="http://schemas.microsoft.com/office/drawing/2015/10/21/chartex" xmlns:cx3="http://schemas.microsoft.com/office/drawing/2016/5/9/chartex" xmlns:cx4="http://schemas.microsoft.com/office/drawing/2016/5/10/chartex" xmlns:cx5="http://schemas.microsoft.com/office/drawing/2016/5/11/chartex" xmlns:cx6="http://schemas.microsoft.com/office/drawing/2016/5/12/chartex" xmlns:cx7="http://schemas.microsoft.com/office/drawing/2016/5/13/chartex" xmlns:cx8="http://schemas.microsoft.com/office/drawing/2016/5/14/chartex" xmlns:mc="http://schemas.openxmlformats.org/markup-compatibility/2006" xmlns:aink="http://schemas.microsoft.com/office/drawing/2016/ink" xmlns:am3d="http://schemas.microsoft.com/office/drawing/2017/model3d" xmlns:o="urn:schemas-microsoft-com:office:office" xmlns:oel="http://schemas.microsoft.com/office/2019/extlst" xmlns:r="http://schemas.openxmlformats.org/officeDocument/2006/relationships" xmlns:m="http://schemas.openxmlformats.org/officeDocument/2006/math" xmlns:v="urn:schemas-microsoft-com:vml" xmlns:wp14="http://schemas.microsoft.com/office/word/2010/wordprocessingDrawing" xmlns:wp="http://schemas.openxmlformats.org/drawingml/2006/wordprocessingDrawing" xmlns:w10="urn:schemas-microsoft-com:office:word" xmlns:w="http://schemas.openxmlformats.org/wordprocessingml/2006/main" xmlns:w14="http://schemas.microsoft.com/office/word/2010/wordml" xmlns:w15="http://schemas.microsoft.com/office/word/2012/wordml" xmlns:w16cex="http://schemas.microsoft.com/office/word/2018/wordml/cex" xmlns:w16cid="http://schemas.microsoft.com/office/word/2016/wordml/cid" xmlns:w16="http://schemas.microsoft.com/office/word/2018/wordml" xmlns:w16du="http://schemas.microsoft.com/office/word/2023/wordml/word16du" xmlns:w16sdtdh="http://schemas.microsoft.com/office/word/2020/wordml/sdtdatahash" xmlns:w16sdtfl="http://schemas.microsoft.com/office/word/2024/wordml/sdtformatlock" xmlns:w16se="http://schemas.microsoft.com/office/word/2015/wordml/symex" xmlns:wpg="http://schemas.microsoft.com/office/word/2010/wordprocessingGroup" xmlns:wpi="http://schemas.microsoft.com/office/word/2010/wordprocessingInk" xmlns:wne="http://schemas.microsoft.com/office/word/2006/wordml" xmlns:wps="http://schemas.microsoft.com/office/word/2010/wordprocessingShape" mc:Ignorable="w14 w15 w16se w16cid w16 w16cex w16sdtdh w16sdtfl w16du wp14">
+<w:ftr xmlns:wpc="http://schemas.microsoft.com/office/word/2010/wordprocessingCanvas" xmlns:cx="http://schemas.microsoft.com/office/drawing/2014/chartex" xmlns:cx1="http://schemas.microsoft.com/office/drawing/2015/9/8/chartex" xmlns:cx2="http://schemas.microsoft.com/office/drawing/2015/10/21/chartex" xmlns:cx3="http://schemas.microsoft.com/office/drawing/2016/5/9/chartex" xmlns:cx4="http://schemas.microsoft.com/office/drawing/2016/5/10/chartex" xmlns:cx5="http://schemas.microsoft.com/office/drawing/2016/5/11/chartex" xmlns:cx6="http://schemas.microsoft.com/office/drawing/2016/5/12/chartex" xmlns:cx7="http://schemas.microsoft.com/office/drawing/2016/5/13/chartex" xmlns:cx8="http://schemas.microsoft.com/office/drawing/2016/5/14/chartex" xmlns:mc="http://schemas.openxmlformats.org/markup-compatibility/2006" xmlns:aink="http://schemas.microsoft.com/office/drawing/2016/ink" xmlns:am3d="http://schemas.microsoft.com/office/drawing/2017/model3d" xmlns:o="urn:schemas-microsoft-com:office:office" xmlns:oel="http://schemas.microsoft.com/office/2019/extlst" xmlns:r="http://schemas.openxmlformats.org/officeDocument/2006/relationships" xmlns:m="http://schemas.openxmlformats.org/officeDocument/2006/math" xmlns:v="urn:schemas-microsoft-com:vml" xmlns:wp14="http://schemas.microsoft.com/office/word/2010/wordprocessingDrawing" xmlns:wp="http://schemas.openxmlformats.org/drawingml/2006/wordprocessingDrawing" xmlns:w10="urn:schemas-microsoft-com:office:word" xmlns:w="http://schemas.openxmlformats.org/wordprocessingml/2006/main" xmlns:w14="http://schemas.microsoft.com/office/word/2010/wordml" xmlns:w15="http://schemas.microsoft.com/office/word/2012/wordml" xmlns:w16cei="http://schemas.microsoft.com/office/word/2026/wordml/cei" xmlns:w16cex="http://schemas.microsoft.com/office/word/2018/wordml/cex" xmlns:w16cid="http://schemas.microsoft.com/office/word/2016/wordml/cid" xmlns:w16="http://schemas.microsoft.com/office/word/2018/wordml" xmlns:w16du="http://schemas.microsoft.com/office/word/2023/wordml/word16du" xmlns:w16sdtdh="http://schemas.microsoft.com/office/word/2020/wordml/sdtdatahash" xmlns:w16sdtfl="http://schemas.microsoft.com/office/word/2024/wordml/sdtformatlock" xmlns:w16se="http://schemas.microsoft.com/office/word/2015/wordml/symex" xmlns:wpg="http://schemas.microsoft.com/office/word/2010/wordprocessingGroup" xmlns:wpi="http://schemas.microsoft.com/office/word/2010/wordprocessingInk" xmlns:wne="http://schemas.microsoft.com/office/word/2006/wordml" xmlns:wps="http://schemas.microsoft.com/office/word/2010/wordprocessingShape" mc:Ignorable="w14 w15 w16se w16cid w16 w16cex w16sdtdh w16sdtfl w16du wp14">
   <w:p>
     <w:pPr>
       <w:pBdr>
@@ -24616,7 +25005,7 @@
 </file>
 
 <file path=word/footer2.xml><?xml version="1.0" encoding="utf-8"?>
-<w:ftr xmlns:wpc="http://schemas.microsoft.com/office/word/2010/wordprocessingCanvas" xmlns:cx="http://schemas.microsoft.com/office/drawing/2014/chartex" xmlns:cx1="http://schemas.microsoft.com/office/drawing/2015/9/8/chartex" xmlns:cx2="http://schemas.microsoft.com/office/drawing/2015/10/21/chartex" xmlns:cx3="http://schemas.microsoft.com/office/drawing/2016/5/9/chartex" xmlns:cx4="http://schemas.microsoft.com/office/drawing/2016/5/10/chartex" xmlns:cx5="http://schemas.microsoft.com/office/drawing/2016/5/11/chartex" xmlns:cx6="http://schemas.microsoft.com/office/drawing/2016/5/12/chartex" xmlns:cx7="http://schemas.microsoft.com/office/drawing/2016/5/13/chartex" xmlns:cx8="http://schemas.microsoft.com/office/drawing/2016/5/14/chartex" xmlns:mc="http://schemas.openxmlformats.org/markup-compatibility/2006" xmlns:aink="http://schemas.microsoft.com/office/drawing/2016/ink" xmlns:am3d="http://schemas.microsoft.com/office/drawing/2017/model3d" xmlns:o="urn:schemas-microsoft-com:office:office" xmlns:oel="http://schemas.microsoft.com/office/2019/extlst" xmlns:r="http://schemas.openxmlformats.org/officeDocument/2006/relationships" xmlns:m="http://schemas.openxmlformats.org/officeDocument/2006/math" xmlns:v="urn:schemas-microsoft-com:vml" xmlns:wp14="http://schemas.microsoft.com/office/word/2010/wordprocessingDrawing" xmlns:wp="http://schemas.openxmlformats.org/drawingml/2006/wordprocessingDrawing" xmlns:w10="urn:schemas-microsoft-com:office:word" xmlns:w="http://schemas.openxmlformats.org/wordprocessingml/2006/main" xmlns:w14="http://schemas.microsoft.com/office/word/2010/wordml" xmlns:w15="http://schemas.microsoft.com/office/word/2012/wordml" xmlns:w16cex="http://schemas.microsoft.com/office/word/2018/wordml/cex" xmlns:w16cid="http://schemas.microsoft.com/office/word/2016/wordml/cid" xmlns:w16="http://schemas.microsoft.com/office/word/2018/wordml" xmlns:w16du="http://schemas.microsoft.com/office/word/2023/wordml/word16du" xmlns:w16sdtdh="http://schemas.microsoft.com/office/word/2020/wordml/sdtdatahash" xmlns:w16sdtfl="http://schemas.microsoft.com/office/word/2024/wordml/sdtformatlock" xmlns:w16se="http://schemas.microsoft.com/office/word/2015/wordml/symex" xmlns:wpg="http://schemas.microsoft.com/office/word/2010/wordprocessingGroup" xmlns:wpi="http://schemas.microsoft.com/office/word/2010/wordprocessingInk" xmlns:wne="http://schemas.microsoft.com/office/word/2006/wordml" xmlns:wps="http://schemas.microsoft.com/office/word/2010/wordprocessingShape" mc:Ignorable="w14 w15 w16se w16cid w16 w16cex w16sdtdh w16sdtfl w16du wp14">
+<w:ftr xmlns:wpc="http://schemas.microsoft.com/office/word/2010/wordprocessingCanvas" xmlns:cx="http://schemas.microsoft.com/office/drawing/2014/chartex" xmlns:cx1="http://schemas.microsoft.com/office/drawing/2015/9/8/chartex" xmlns:cx2="http://schemas.microsoft.com/office/drawing/2015/10/21/chartex" xmlns:cx3="http://schemas.microsoft.com/office/drawing/2016/5/9/chartex" xmlns:cx4="http://schemas.microsoft.com/office/drawing/2016/5/10/chartex" xmlns:cx5="http://schemas.microsoft.com/office/drawing/2016/5/11/chartex" xmlns:cx6="http://schemas.microsoft.com/office/drawing/2016/5/12/chartex" xmlns:cx7="http://schemas.microsoft.com/office/drawing/2016/5/13/chartex" xmlns:cx8="http://schemas.microsoft.com/office/drawing/2016/5/14/chartex" xmlns:mc="http://schemas.openxmlformats.org/markup-compatibility/2006" xmlns:aink="http://schemas.microsoft.com/office/drawing/2016/ink" xmlns:am3d="http://schemas.microsoft.com/office/drawing/2017/model3d" xmlns:o="urn:schemas-microsoft-com:office:office" xmlns:oel="http://schemas.microsoft.com/office/2019/extlst" xmlns:r="http://schemas.openxmlformats.org/officeDocument/2006/relationships" xmlns:m="http://schemas.openxmlformats.org/officeDocument/2006/math" xmlns:v="urn:schemas-microsoft-com:vml" xmlns:wp14="http://schemas.microsoft.com/office/word/2010/wordprocessingDrawing" xmlns:wp="http://schemas.openxmlformats.org/drawingml/2006/wordprocessingDrawing" xmlns:w10="urn:schemas-microsoft-com:office:word" xmlns:w="http://schemas.openxmlformats.org/wordprocessingml/2006/main" xmlns:w14="http://schemas.microsoft.com/office/word/2010/wordml" xmlns:w15="http://schemas.microsoft.com/office/word/2012/wordml" xmlns:w16cei="http://schemas.microsoft.com/office/word/2026/wordml/cei" xmlns:w16cex="http://schemas.microsoft.com/office/word/2018/wordml/cex" xmlns:w16cid="http://schemas.microsoft.com/office/word/2016/wordml/cid" xmlns:w16="http://schemas.microsoft.com/office/word/2018/wordml" xmlns:w16du="http://schemas.microsoft.com/office/word/2023/wordml/word16du" xmlns:w16sdtdh="http://schemas.microsoft.com/office/word/2020/wordml/sdtdatahash" xmlns:w16sdtfl="http://schemas.microsoft.com/office/word/2024/wordml/sdtformatlock" xmlns:w16se="http://schemas.microsoft.com/office/word/2015/wordml/symex" xmlns:wpg="http://schemas.microsoft.com/office/word/2010/wordprocessingGroup" xmlns:wpi="http://schemas.microsoft.com/office/word/2010/wordprocessingInk" xmlns:wne="http://schemas.microsoft.com/office/word/2006/wordml" xmlns:wps="http://schemas.microsoft.com/office/word/2010/wordprocessingShape" mc:Ignorable="w14 w15 w16se w16cid w16 w16cex w16sdtdh w16sdtfl w16du wp14">
   <w:p>
     <w:pPr>
       <w:pBdr>
@@ -24822,7 +25211,7 @@
 </file>
 
 <file path=word/footnotes.xml><?xml version="1.0" encoding="utf-8"?>
-<w:footnotes xmlns:wpc="http://schemas.microsoft.com/office/word/2010/wordprocessingCanvas" xmlns:cx="http://schemas.microsoft.com/office/drawing/2014/chartex" xmlns:cx1="http://schemas.microsoft.com/office/drawing/2015/9/8/chartex" xmlns:cx2="http://schemas.microsoft.com/office/drawing/2015/10/21/chartex" xmlns:cx3="http://schemas.microsoft.com/office/drawing/2016/5/9/chartex" xmlns:cx4="http://schemas.microsoft.com/office/drawing/2016/5/10/chartex" xmlns:cx5="http://schemas.microsoft.com/office/drawing/2016/5/11/chartex" xmlns:cx6="http://schemas.microsoft.com/office/drawing/2016/5/12/chartex" xmlns:cx7="http://schemas.microsoft.com/office/drawing/2016/5/13/chartex" xmlns:cx8="http://schemas.microsoft.com/office/drawing/2016/5/14/chartex" xmlns:mc="http://schemas.openxmlformats.org/markup-compatibility/2006" xmlns:aink="http://schemas.microsoft.com/office/drawing/2016/ink" xmlns:am3d="http://schemas.microsoft.com/office/drawing/2017/model3d" xmlns:o="urn:schemas-microsoft-com:office:office" xmlns:oel="http://schemas.microsoft.com/office/2019/extlst" xmlns:r="http://schemas.openxmlformats.org/officeDocument/2006/relationships" xmlns:m="http://schemas.openxmlformats.org/officeDocument/2006/math" xmlns:v="urn:schemas-microsoft-com:vml" xmlns:wp14="http://schemas.microsoft.com/office/word/2010/wordprocessingDrawing" xmlns:wp="http://schemas.openxmlformats.org/drawingml/2006/wordprocessingDrawing" xmlns:w10="urn:schemas-microsoft-com:office:word" xmlns:w="http://schemas.openxmlformats.org/wordprocessingml/2006/main" xmlns:w14="http://schemas.microsoft.com/office/word/2010/wordml" xmlns:w15="http://schemas.microsoft.com/office/word/2012/wordml" xmlns:w16cex="http://schemas.microsoft.com/office/word/2018/wordml/cex" xmlns:w16cid="http://schemas.microsoft.com/office/word/2016/wordml/cid" xmlns:w16="http://schemas.microsoft.com/office/word/2018/wordml" xmlns:w16du="http://schemas.microsoft.com/office/word/2023/wordml/word16du" xmlns:w16sdtdh="http://schemas.microsoft.com/office/word/2020/wordml/sdtdatahash" xmlns:w16sdtfl="http://schemas.microsoft.com/office/word/2024/wordml/sdtformatlock" xmlns:w16se="http://schemas.microsoft.com/office/word/2015/wordml/symex" xmlns:wpg="http://schemas.microsoft.com/office/word/2010/wordprocessingGroup" xmlns:wpi="http://schemas.microsoft.com/office/word/2010/wordprocessingInk" xmlns:wne="http://schemas.microsoft.com/office/word/2006/wordml" xmlns:wps="http://schemas.microsoft.com/office/word/2010/wordprocessingShape" mc:Ignorable="w14 w15 w16se w16cid w16 w16cex w16sdtdh w16sdtfl w16du wp14">
+<w:footnotes xmlns:wpc="http://schemas.microsoft.com/office/word/2010/wordprocessingCanvas" xmlns:cx="http://schemas.microsoft.com/office/drawing/2014/chartex" xmlns:cx1="http://schemas.microsoft.com/office/drawing/2015/9/8/chartex" xmlns:cx2="http://schemas.microsoft.com/office/drawing/2015/10/21/chartex" xmlns:cx3="http://schemas.microsoft.com/office/drawing/2016/5/9/chartex" xmlns:cx4="http://schemas.microsoft.com/office/drawing/2016/5/10/chartex" xmlns:cx5="http://schemas.microsoft.com/office/drawing/2016/5/11/chartex" xmlns:cx6="http://schemas.microsoft.com/office/drawing/2016/5/12/chartex" xmlns:cx7="http://schemas.microsoft.com/office/drawing/2016/5/13/chartex" xmlns:cx8="http://schemas.microsoft.com/office/drawing/2016/5/14/chartex" xmlns:mc="http://schemas.openxmlformats.org/markup-compatibility/2006" xmlns:aink="http://schemas.microsoft.com/office/drawing/2016/ink" xmlns:am3d="http://schemas.microsoft.com/office/drawing/2017/model3d" xmlns:o="urn:schemas-microsoft-com:office:office" xmlns:oel="http://schemas.microsoft.com/office/2019/extlst" xmlns:r="http://schemas.openxmlformats.org/officeDocument/2006/relationships" xmlns:m="http://schemas.openxmlformats.org/officeDocument/2006/math" xmlns:v="urn:schemas-microsoft-com:vml" xmlns:wp14="http://schemas.microsoft.com/office/word/2010/wordprocessingDrawing" xmlns:wp="http://schemas.openxmlformats.org/drawingml/2006/wordprocessingDrawing" xmlns:w10="urn:schemas-microsoft-com:office:word" xmlns:w="http://schemas.openxmlformats.org/wordprocessingml/2006/main" xmlns:w14="http://schemas.microsoft.com/office/word/2010/wordml" xmlns:w15="http://schemas.microsoft.com/office/word/2012/wordml" xmlns:w16cei="http://schemas.microsoft.com/office/word/2026/wordml/cei" xmlns:w16cex="http://schemas.microsoft.com/office/word/2018/wordml/cex" xmlns:w16cid="http://schemas.microsoft.com/office/word/2016/wordml/cid" xmlns:w16="http://schemas.microsoft.com/office/word/2018/wordml" xmlns:w16du="http://schemas.microsoft.com/office/word/2023/wordml/word16du" xmlns:w16sdtdh="http://schemas.microsoft.com/office/word/2020/wordml/sdtdatahash" xmlns:w16sdtfl="http://schemas.microsoft.com/office/word/2024/wordml/sdtformatlock" xmlns:w16se="http://schemas.microsoft.com/office/word/2015/wordml/symex" xmlns:wpg="http://schemas.microsoft.com/office/word/2010/wordprocessingGroup" xmlns:wpi="http://schemas.microsoft.com/office/word/2010/wordprocessingInk" xmlns:wne="http://schemas.microsoft.com/office/word/2006/wordml" xmlns:wps="http://schemas.microsoft.com/office/word/2010/wordprocessingShape" mc:Ignorable="w14 w15 w16se w16cid w16 w16cex w16sdtdh w16sdtfl w16du wp14">
   <w:footnote w:type="separator" w:id="-1">
     <w:p>
       <w:pPr>
@@ -24847,7 +25236,7 @@
 </file>
 
 <file path=word/header1.xml><?xml version="1.0" encoding="utf-8"?>
-<w:hdr xmlns:wpc="http://schemas.microsoft.com/office/word/2010/wordprocessingCanvas" xmlns:cx="http://schemas.microsoft.com/office/drawing/2014/chartex" xmlns:cx1="http://schemas.microsoft.com/office/drawing/2015/9/8/chartex" xmlns:cx2="http://schemas.microsoft.com/office/drawing/2015/10/21/chartex" xmlns:cx3="http://schemas.microsoft.com/office/drawing/2016/5/9/chartex" xmlns:cx4="http://schemas.microsoft.com/office/drawing/2016/5/10/chartex" xmlns:cx5="http://schemas.microsoft.com/office/drawing/2016/5/11/chartex" xmlns:cx6="http://schemas.microsoft.com/office/drawing/2016/5/12/chartex" xmlns:cx7="http://schemas.microsoft.com/office/drawing/2016/5/13/chartex" xmlns:cx8="http://schemas.microsoft.com/office/drawing/2016/5/14/chartex" xmlns:mc="http://schemas.openxmlformats.org/markup-compatibility/2006" xmlns:aink="http://schemas.microsoft.com/office/drawing/2016/ink" xmlns:am3d="http://schemas.microsoft.com/office/drawing/2017/model3d" xmlns:o="urn:schemas-microsoft-com:office:office" xmlns:oel="http://schemas.microsoft.com/office/2019/extlst" xmlns:r="http://schemas.openxmlformats.org/officeDocument/2006/relationships" xmlns:m="http://schemas.openxmlformats.org/officeDocument/2006/math" xmlns:v="urn:schemas-microsoft-com:vml" xmlns:wp14="http://schemas.microsoft.com/office/word/2010/wordprocessingDrawing" xmlns:wp="http://schemas.openxmlformats.org/drawingml/2006/wordprocessingDrawing" xmlns:w10="urn:schemas-microsoft-com:office:word" xmlns:w="http://schemas.openxmlformats.org/wordprocessingml/2006/main" xmlns:w14="http://schemas.microsoft.com/office/word/2010/wordml" xmlns:w15="http://schemas.microsoft.com/office/word/2012/wordml" xmlns:w16cex="http://schemas.microsoft.com/office/word/2018/wordml/cex" xmlns:w16cid="http://schemas.microsoft.com/office/word/2016/wordml/cid" xmlns:w16="http://schemas.microsoft.com/office/word/2018/wordml" xmlns:w16du="http://schemas.microsoft.com/office/word/2023/wordml/word16du" xmlns:w16sdtdh="http://schemas.microsoft.com/office/word/2020/wordml/sdtdatahash" xmlns:w16sdtfl="http://schemas.microsoft.com/office/word/2024/wordml/sdtformatlock" xmlns:w16se="http://schemas.microsoft.com/office/word/2015/wordml/symex" xmlns:wpg="http://schemas.microsoft.com/office/word/2010/wordprocessingGroup" xmlns:wpi="http://schemas.microsoft.com/office/word/2010/wordprocessingInk" xmlns:wne="http://schemas.microsoft.com/office/word/2006/wordml" xmlns:wps="http://schemas.microsoft.com/office/word/2010/wordprocessingShape" mc:Ignorable="w14 w15 w16se w16cid w16 w16cex w16sdtdh w16sdtfl w16du wp14">
+<w:hdr xmlns:wpc="http://schemas.microsoft.com/office/word/2010/wordprocessingCanvas" xmlns:cx="http://schemas.microsoft.com/office/drawing/2014/chartex" xmlns:cx1="http://schemas.microsoft.com/office/drawing/2015/9/8/chartex" xmlns:cx2="http://schemas.microsoft.com/office/drawing/2015/10/21/chartex" xmlns:cx3="http://schemas.microsoft.com/office/drawing/2016/5/9/chartex" xmlns:cx4="http://schemas.microsoft.com/office/drawing/2016/5/10/chartex" xmlns:cx5="http://schemas.microsoft.com/office/drawing/2016/5/11/chartex" xmlns:cx6="http://schemas.microsoft.com/office/drawing/2016/5/12/chartex" xmlns:cx7="http://schemas.microsoft.com/office/drawing/2016/5/13/chartex" xmlns:cx8="http://schemas.microsoft.com/office/drawing/2016/5/14/chartex" xmlns:mc="http://schemas.openxmlformats.org/markup-compatibility/2006" xmlns:aink="http://schemas.microsoft.com/office/drawing/2016/ink" xmlns:am3d="http://schemas.microsoft.com/office/drawing/2017/model3d" xmlns:o="urn:schemas-microsoft-com:office:office" xmlns:oel="http://schemas.microsoft.com/office/2019/extlst" xmlns:r="http://schemas.openxmlformats.org/officeDocument/2006/relationships" xmlns:m="http://schemas.openxmlformats.org/officeDocument/2006/math" xmlns:v="urn:schemas-microsoft-com:vml" xmlns:wp14="http://schemas.microsoft.com/office/word/2010/wordprocessingDrawing" xmlns:wp="http://schemas.openxmlformats.org/drawingml/2006/wordprocessingDrawing" xmlns:w10="urn:schemas-microsoft-com:office:word" xmlns:w="http://schemas.openxmlformats.org/wordprocessingml/2006/main" xmlns:w14="http://schemas.microsoft.com/office/word/2010/wordml" xmlns:w15="http://schemas.microsoft.com/office/word/2012/wordml" xmlns:w16cei="http://schemas.microsoft.com/office/word/2026/wordml/cei" xmlns:w16cex="http://schemas.microsoft.com/office/word/2018/wordml/cex" xmlns:w16cid="http://schemas.microsoft.com/office/word/2016/wordml/cid" xmlns:w16="http://schemas.microsoft.com/office/word/2018/wordml" xmlns:w16du="http://schemas.microsoft.com/office/word/2023/wordml/word16du" xmlns:w16sdtdh="http://schemas.microsoft.com/office/word/2020/wordml/sdtdatahash" xmlns:w16sdtfl="http://schemas.microsoft.com/office/word/2024/wordml/sdtformatlock" xmlns:w16se="http://schemas.microsoft.com/office/word/2015/wordml/symex" xmlns:wpg="http://schemas.microsoft.com/office/word/2010/wordprocessingGroup" xmlns:wpi="http://schemas.microsoft.com/office/word/2010/wordprocessingInk" xmlns:wne="http://schemas.microsoft.com/office/word/2006/wordml" xmlns:wps="http://schemas.microsoft.com/office/word/2010/wordprocessingShape" mc:Ignorable="w14 w15 w16se w16cid w16 w16cex w16sdtdh w16sdtfl w16du wp14">
   <w:p>
     <w:pPr>
       <w:pStyle w:val="Header"/>
@@ -24868,7 +25257,7 @@
 </file>
 
 <file path=word/header2.xml><?xml version="1.0" encoding="utf-8"?>
-<w:hdr xmlns:wpc="http://schemas.microsoft.com/office/word/2010/wordprocessingCanvas" xmlns:cx="http://schemas.microsoft.com/office/drawing/2014/chartex" xmlns:cx1="http://schemas.microsoft.com/office/drawing/2015/9/8/chartex" xmlns:cx2="http://schemas.microsoft.com/office/drawing/2015/10/21/chartex" xmlns:cx3="http://schemas.microsoft.com/office/drawing/2016/5/9/chartex" xmlns:cx4="http://schemas.microsoft.com/office/drawing/2016/5/10/chartex" xmlns:cx5="http://schemas.microsoft.com/office/drawing/2016/5/11/chartex" xmlns:cx6="http://schemas.microsoft.com/office/drawing/2016/5/12/chartex" xmlns:cx7="http://schemas.microsoft.com/office/drawing/2016/5/13/chartex" xmlns:cx8="http://schemas.microsoft.com/office/drawing/2016/5/14/chartex" xmlns:mc="http://schemas.openxmlformats.org/markup-compatibility/2006" xmlns:aink="http://schemas.microsoft.com/office/drawing/2016/ink" xmlns:am3d="http://schemas.microsoft.com/office/drawing/2017/model3d" xmlns:o="urn:schemas-microsoft-com:office:office" xmlns:oel="http://schemas.microsoft.com/office/2019/extlst" xmlns:r="http://schemas.openxmlformats.org/officeDocument/2006/relationships" xmlns:m="http://schemas.openxmlformats.org/officeDocument/2006/math" xmlns:v="urn:schemas-microsoft-com:vml" xmlns:wp14="http://schemas.microsoft.com/office/word/2010/wordprocessingDrawing" xmlns:wp="http://schemas.openxmlformats.org/drawingml/2006/wordprocessingDrawing" xmlns:w10="urn:schemas-microsoft-com:office:word" xmlns:w="http://schemas.openxmlformats.org/wordprocessingml/2006/main" xmlns:w14="http://schemas.microsoft.com/office/word/2010/wordml" xmlns:w15="http://schemas.microsoft.com/office/word/2012/wordml" xmlns:w16cex="http://schemas.microsoft.com/office/word/2018/wordml/cex" xmlns:w16cid="http://schemas.microsoft.com/office/word/2016/wordml/cid" xmlns:w16="http://schemas.microsoft.com/office/word/2018/wordml" xmlns:w16du="http://schemas.microsoft.com/office/word/2023/wordml/word16du" xmlns:w16sdtdh="http://schemas.microsoft.com/office/word/2020/wordml/sdtdatahash" xmlns:w16sdtfl="http://schemas.microsoft.com/office/word/2024/wordml/sdtformatlock" xmlns:w16se="http://schemas.microsoft.com/office/word/2015/wordml/symex" xmlns:wpg="http://schemas.microsoft.com/office/word/2010/wordprocessingGroup" xmlns:wpi="http://schemas.microsoft.com/office/word/2010/wordprocessingInk" xmlns:wne="http://schemas.microsoft.com/office/word/2006/wordml" xmlns:wps="http://schemas.microsoft.com/office/word/2010/wordprocessingShape" mc:Ignorable="w14 w15 w16se w16cid w16 w16cex w16sdtdh w16sdtfl w16du wp14">
+<w:hdr xmlns:wpc="http://schemas.microsoft.com/office/word/2010/wordprocessingCanvas" xmlns:cx="http://schemas.microsoft.com/office/drawing/2014/chartex" xmlns:cx1="http://schemas.microsoft.com/office/drawing/2015/9/8/chartex" xmlns:cx2="http://schemas.microsoft.com/office/drawing/2015/10/21/chartex" xmlns:cx3="http://schemas.microsoft.com/office/drawing/2016/5/9/chartex" xmlns:cx4="http://schemas.microsoft.com/office/drawing/2016/5/10/chartex" xmlns:cx5="http://schemas.microsoft.com/office/drawing/2016/5/11/chartex" xmlns:cx6="http://schemas.microsoft.com/office/drawing/2016/5/12/chartex" xmlns:cx7="http://schemas.microsoft.com/office/drawing/2016/5/13/chartex" xmlns:cx8="http://schemas.microsoft.com/office/drawing/2016/5/14/chartex" xmlns:mc="http://schemas.openxmlformats.org/markup-compatibility/2006" xmlns:aink="http://schemas.microsoft.com/office/drawing/2016/ink" xmlns:am3d="http://schemas.microsoft.com/office/drawing/2017/model3d" xmlns:o="urn:schemas-microsoft-com:office:office" xmlns:oel="http://schemas.microsoft.com/office/2019/extlst" xmlns:r="http://schemas.openxmlformats.org/officeDocument/2006/relationships" xmlns:m="http://schemas.openxmlformats.org/officeDocument/2006/math" xmlns:v="urn:schemas-microsoft-com:vml" xmlns:wp14="http://schemas.microsoft.com/office/word/2010/wordprocessingDrawing" xmlns:wp="http://schemas.openxmlformats.org/drawingml/2006/wordprocessingDrawing" xmlns:w10="urn:schemas-microsoft-com:office:word" xmlns:w="http://schemas.openxmlformats.org/wordprocessingml/2006/main" xmlns:w14="http://schemas.microsoft.com/office/word/2010/wordml" xmlns:w15="http://schemas.microsoft.com/office/word/2012/wordml" xmlns:w16cei="http://schemas.microsoft.com/office/word/2026/wordml/cei" xmlns:w16cex="http://schemas.microsoft.com/office/word/2018/wordml/cex" xmlns:w16cid="http://schemas.microsoft.com/office/word/2016/wordml/cid" xmlns:w16="http://schemas.microsoft.com/office/word/2018/wordml" xmlns:w16du="http://schemas.microsoft.com/office/word/2023/wordml/word16du" xmlns:w16sdtdh="http://schemas.microsoft.com/office/word/2020/wordml/sdtdatahash" xmlns:w16sdtfl="http://schemas.microsoft.com/office/word/2024/wordml/sdtformatlock" xmlns:w16se="http://schemas.microsoft.com/office/word/2015/wordml/symex" xmlns:wpg="http://schemas.microsoft.com/office/word/2010/wordprocessingGroup" xmlns:wpi="http://schemas.microsoft.com/office/word/2010/wordprocessingInk" xmlns:wne="http://schemas.microsoft.com/office/word/2006/wordml" xmlns:wps="http://schemas.microsoft.com/office/word/2010/wordprocessingShape" mc:Ignorable="w14 w15 w16se w16cid w16 w16cex w16sdtdh w16sdtfl w16du wp14">
   <w:p>
     <w:pPr>
       <w:pStyle w:val="Header"/>
